--- a/Class 5 GLM and Gompertz (Solution).docx
+++ b/Class 5 GLM and Gompertz (Solution).docx
@@ -7,31 +7,7 @@
         <w:pStyle w:val="Title"/>
       </w:pPr>
       <w:r>
-        <w:t xml:space="preserve">Class</w:t>
-      </w:r>
-      <w:r>
-        <w:t xml:space="preserve"> </w:t>
-      </w:r>
-      <w:r>
-        <w:t xml:space="preserve">5</w:t>
-      </w:r>
-      <w:r>
-        <w:t xml:space="preserve"> </w:t>
-      </w:r>
-      <w:r>
-        <w:t xml:space="preserve">GLMs</w:t>
-      </w:r>
-      <w:r>
-        <w:t xml:space="preserve"> </w:t>
-      </w:r>
-      <w:r>
-        <w:t xml:space="preserve">and</w:t>
-      </w:r>
-      <w:r>
-        <w:t xml:space="preserve"> </w:t>
-      </w:r>
-      <w:r>
-        <w:t xml:space="preserve">Graduation</w:t>
+        <w:t xml:space="preserve">Class 5 GLMs and Graduation</w:t>
       </w:r>
     </w:p>
     <w:p>
@@ -39,13 +15,7 @@
         <w:pStyle w:val="Author"/>
       </w:pPr>
       <w:r>
-        <w:t xml:space="preserve">Yubo</w:t>
-      </w:r>
-      <w:r>
-        <w:t xml:space="preserve"> </w:t>
-      </w:r>
-      <w:r>
-        <w:t xml:space="preserve">Rasmussen</w:t>
+        <w:t xml:space="preserve">Yubo Rasmussen and Alistair Wallis</w:t>
       </w:r>
     </w:p>
     <w:bookmarkStart w:id="20" w:name="introduction"/>
@@ -70,7 +40,7 @@
         <w:pStyle w:val="BodyText"/>
       </w:pPr>
       <w:r>
-        <w:t xml:space="preserve">Load the data from my github repo</w:t>
+        <w:t xml:space="preserve">Let us first load the data, ensuring that the files CMI_Deaths.csv and CMI_Exposures.csv are inside your working directory. You can use the R script CMI_read.r on Canvas which will read in the datasets and tidy them up.</w:t>
       </w:r>
     </w:p>
     <w:p>
@@ -79,114 +49,27 @@
       </w:pPr>
       <w:r>
         <w:rPr>
-          <w:rStyle w:val="NormalTok"/>
-        </w:rPr>
-        <w:t xml:space="preserve">EngWales.url </w:t>
-      </w:r>
-      <w:r>
-        <w:rPr>
-          <w:rStyle w:val="OtherTok"/>
-        </w:rPr>
-        <w:t xml:space="preserve">&lt;-</w:t>
-      </w:r>
-      <w:r>
-        <w:rPr>
-          <w:rStyle w:val="NormalTok"/>
-        </w:rPr>
-        <w:t xml:space="preserve"> </w:t>
+          <w:rStyle w:val="FunctionTok"/>
+        </w:rPr>
+        <w:t xml:space="preserve">source</w:t>
+      </w:r>
+      <w:r>
+        <w:rPr>
+          <w:rStyle w:val="NormalTok"/>
+        </w:rPr>
+        <w:t xml:space="preserve">(</w:t>
       </w:r>
       <w:r>
         <w:rPr>
           <w:rStyle w:val="StringTok"/>
         </w:rPr>
-        <w:t xml:space="preserve">"https://raw.githubusercontent.com/yubae-bit/F79SU/main/CMI%20and%20HMD%20data%20sets/EngWales.Rdata"</w:t>
-      </w:r>
-      <w:r>
-        <w:br/>
-      </w:r>
-      <w:r>
-        <w:rPr>
-          <w:rStyle w:val="NormalTok"/>
-        </w:rPr>
-        <w:t xml:space="preserve">CMI.url </w:t>
-      </w:r>
-      <w:r>
-        <w:rPr>
-          <w:rStyle w:val="OtherTok"/>
-        </w:rPr>
-        <w:t xml:space="preserve">&lt;-</w:t>
-      </w:r>
-      <w:r>
-        <w:rPr>
-          <w:rStyle w:val="NormalTok"/>
-        </w:rPr>
-        <w:t xml:space="preserve"> </w:t>
-      </w:r>
-      <w:r>
-        <w:rPr>
-          <w:rStyle w:val="StringTok"/>
-        </w:rPr>
-        <w:t xml:space="preserve">"https://raw.githubusercontent.com/yubae-bit/F79SU/main/CMI%20and%20HMD%20data%20sets/CMI.Rdata"</w:t>
-      </w:r>
-      <w:r>
-        <w:br/>
-      </w:r>
-      <w:r>
-        <w:br/>
-      </w:r>
-      <w:r>
-        <w:br/>
-      </w:r>
-      <w:r>
-        <w:rPr>
-          <w:rStyle w:val="FunctionTok"/>
-        </w:rPr>
-        <w:t xml:space="preserve">load</w:t>
-      </w:r>
-      <w:r>
-        <w:rPr>
-          <w:rStyle w:val="NormalTok"/>
-        </w:rPr>
-        <w:t xml:space="preserve">(</w:t>
-      </w:r>
-      <w:r>
-        <w:rPr>
-          <w:rStyle w:val="FunctionTok"/>
-        </w:rPr>
-        <w:t xml:space="preserve">url</w:t>
-      </w:r>
-      <w:r>
-        <w:rPr>
-          <w:rStyle w:val="NormalTok"/>
-        </w:rPr>
-        <w:t xml:space="preserve">(EngWales.url))</w:t>
-      </w:r>
-      <w:r>
-        <w:br/>
-      </w:r>
-      <w:r>
-        <w:rPr>
-          <w:rStyle w:val="FunctionTok"/>
-        </w:rPr>
-        <w:t xml:space="preserve">load</w:t>
-      </w:r>
-      <w:r>
-        <w:rPr>
-          <w:rStyle w:val="NormalTok"/>
-        </w:rPr>
-        <w:t xml:space="preserve">(</w:t>
-      </w:r>
-      <w:r>
-        <w:rPr>
-          <w:rStyle w:val="FunctionTok"/>
-        </w:rPr>
-        <w:t xml:space="preserve">url</w:t>
-      </w:r>
-      <w:r>
-        <w:rPr>
-          <w:rStyle w:val="NormalTok"/>
-        </w:rPr>
-        <w:t xml:space="preserve">(CMI.url))</w:t>
+        <w:t xml:space="preserve">"CMI_read.r"</w:t>
+      </w:r>
+      <w:r>
+        <w:rPr>
+          <w:rStyle w:val="NormalTok"/>
+        </w:rPr>
+        <w:t xml:space="preserve">)</w:t>
       </w:r>
     </w:p>
     <w:bookmarkEnd w:id="20"/>
@@ -204,7 +87,7 @@
         <w:pStyle w:val="FirstParagraph"/>
       </w:pPr>
       <w:r>
-        <w:t xml:space="preserve">We begin by fitting a Normal model, i.e. a linear regression model. Can you recall what it looks like mathematically?</w:t>
+        <w:t xml:space="preserve">We begin by fitting a normal model, i.e. a linear regression model, to the logarithm of observed forces of mortality, after first assuming our observations of deaths for each age come from a Poisson model of mortality. Can you recall what this looks like mathematically?</w:t>
       </w:r>
     </w:p>
     <w:bookmarkStart w:id="24" w:name="select-data-for-year-2000-ages-40-80"/>
@@ -227,13 +110,7 @@
         <w:t xml:space="preserve"> </w:t>
       </w:r>
       <w:r>
-        <w:t xml:space="preserve">“</w:t>
-      </w:r>
-      <w:r>
-        <w:t xml:space="preserve">Obs</w:t>
-      </w:r>
-      <w:r>
-        <w:t xml:space="preserve">”</w:t>
+        <w:t xml:space="preserve">“Obs”</w:t>
       </w:r>
       <w:r>
         <w:t xml:space="preserve"> </w:t>
@@ -245,13 +122,7 @@
         <w:t xml:space="preserve"> </w:t>
       </w:r>
       <w:r>
-        <w:t xml:space="preserve">“</w:t>
-      </w:r>
-      <w:r>
-        <w:t xml:space="preserve">Age</w:t>
-      </w:r>
-      <w:r>
-        <w:t xml:space="preserve">”</w:t>
+        <w:t xml:space="preserve">“Age”</w:t>
       </w:r>
       <w:r>
         <w:t xml:space="preserve"> </w:t>
@@ -263,13 +134,7 @@
         <w:t xml:space="preserve"> </w:t>
       </w:r>
       <w:r>
-        <w:t xml:space="preserve">“</w:t>
-      </w:r>
-      <w:r>
-        <w:t xml:space="preserve">Obs</w:t>
-      </w:r>
-      <w:r>
-        <w:t xml:space="preserve">”</w:t>
+        <w:t xml:space="preserve">“Obs”</w:t>
       </w:r>
       <w:r>
         <w:t xml:space="preserve">.</w:t>
@@ -277,26 +142,6 @@
     </w:p>
     <w:p>
       <w:pPr>
-        <w:pStyle w:val="BodyText"/>
-      </w:pPr>
-      <w:r>
-        <w:t xml:space="preserve">Q: The Gompertz law of mortality states that mortality rates increase exponentially with ago. Why do we use</w:t>
-      </w:r>
-      <w:r>
-        <w:t xml:space="preserve"> </w:t>
-      </w:r>
-      <w:r>
-        <w:rPr>
-          <w:rStyle w:val="VerbatimChar"/>
-        </w:rPr>
-        <w:t xml:space="preserve">Obs &lt;- log(DTH/EXP)</w:t>
-      </w:r>
-      <w:r>
-        <w:t xml:space="preserve">?</w:t>
-      </w:r>
-    </w:p>
-    <w:p>
-      <w:pPr>
         <w:pStyle w:val="SourceCode"/>
       </w:pPr>
       <w:r>
@@ -399,7 +244,7 @@
         <w:rPr>
           <w:rStyle w:val="NormalTok"/>
         </w:rPr>
-        <w:t xml:space="preserve">]</w:t>
+        <w:t xml:space="preserve">] </w:t>
       </w:r>
       <w:r>
         <w:br/>
@@ -504,7 +349,7 @@
         <w:rPr>
           <w:rStyle w:val="NormalTok"/>
         </w:rPr>
-        <w:t xml:space="preserve">]</w:t>
+        <w:t xml:space="preserve">] </w:t>
       </w:r>
       <w:r>
         <w:br/>
@@ -546,6 +391,12 @@
         <w:t xml:space="preserve">80</w:t>
       </w:r>
       <w:r>
+        <w:rPr>
+          <w:rStyle w:val="NormalTok"/>
+        </w:rPr>
+        <w:t xml:space="preserve"> </w:t>
+      </w:r>
+      <w:r>
         <w:br/>
       </w:r>
       <w:r>
@@ -588,7 +439,7 @@
         <w:rPr>
           <w:rStyle w:val="NormalTok"/>
         </w:rPr>
-        <w:t xml:space="preserve">EXP)</w:t>
+        <w:t xml:space="preserve">EXP) </w:t>
       </w:r>
       <w:r>
         <w:br/>
@@ -651,16 +502,7 @@
         <w:rPr>
           <w:rStyle w:val="NormalTok"/>
         </w:rPr>
-        <w:t xml:space="preserve">,</w:t>
-      </w:r>
-      <w:r>
-        <w:br/>
-      </w:r>
-      <w:r>
-        <w:rPr>
-          <w:rStyle w:val="NormalTok"/>
-        </w:rPr>
-        <w:t xml:space="preserve">     </w:t>
+        <w:t xml:space="preserve">, </w:t>
       </w:r>
       <w:r>
         <w:rPr>
@@ -684,7 +526,7 @@
         <w:rPr>
           <w:rStyle w:val="NormalTok"/>
         </w:rPr>
-        <w:t xml:space="preserve">)</w:t>
+        <w:t xml:space="preserve">) </w:t>
       </w:r>
     </w:p>
     <w:p>
@@ -701,7 +543,7 @@
               <a:graphicData uri="http://schemas.openxmlformats.org/drawingml/2006/picture">
                 <pic:pic>
                   <pic:nvPicPr>
-                    <pic:cNvPr descr="Class-5-GLM-and-Gompertz--Solution-_files/figure-docx/unnamed-chunk-2-1.png" id="23" name="Picture"/>
+                    <pic:cNvPr descr="Class-5-GLM-and-Gompertz_files/figure-docx/unnamed-chunk-2-1.png" id="23" name="Picture"/>
                     <pic:cNvPicPr>
                       <a:picLocks noChangeArrowheads="1" noChangeAspect="1"/>
                     </pic:cNvPicPr>
@@ -734,6 +576,26 @@
         </w:drawing>
       </w:r>
     </w:p>
+    <w:p>
+      <w:pPr>
+        <w:pStyle w:val="BodyText"/>
+      </w:pPr>
+      <w:r>
+        <w:t xml:space="preserve">Q: The Gompertz law of mortality states that mortality rates increase exponentially with age. Why do we use</w:t>
+      </w:r>
+      <w:r>
+        <w:t xml:space="preserve"> </w:t>
+      </w:r>
+      <w:r>
+        <w:rPr>
+          <w:rStyle w:val="VerbatimChar"/>
+        </w:rPr>
+        <w:t xml:space="preserve">Obs &lt;- log(DTH/EXP)</w:t>
+      </w:r>
+      <w:r>
+        <w:t xml:space="preserve">?</w:t>
+      </w:r>
+    </w:p>
     <w:bookmarkEnd w:id="24"/>
     <w:bookmarkStart w:id="28" w:name="fit-simple-normal-model"/>
     <w:p>
@@ -749,31 +611,7 @@
         <w:pStyle w:val="FirstParagraph"/>
       </w:pPr>
       <w:r>
-        <w:t xml:space="preserve">Let us proceed to fit a simple normal model. Using</w:t>
-      </w:r>
-      <w:r>
-        <w:t xml:space="preserve"> </w:t>
-      </w:r>
-      <w:r>
-        <w:rPr>
-          <w:rStyle w:val="VerbatimChar"/>
-        </w:rPr>
-        <w:t xml:space="preserve">lm</w:t>
-      </w:r>
-      <w:r>
-        <w:t xml:space="preserve">, proceed to fit</w:t>
-      </w:r>
-      <w:r>
-        <w:t xml:space="preserve"> </w:t>
-      </w:r>
-      <w:r>
-        <w:rPr>
-          <w:rStyle w:val="VerbatimChar"/>
-        </w:rPr>
-        <w:t xml:space="preserve">Obs ~ AGE</w:t>
-      </w:r>
-      <w:r>
-        <w:t xml:space="preserve">. Add the line of best fit from your regression model to the plot above. What are the coefficients of the fited model?</w:t>
+        <w:t xml:space="preserve">Let us proceed to fit a simple normal model:</w:t>
       </w:r>
     </w:p>
     <w:p>
@@ -877,27 +715,31 @@
         <w:pStyle w:val="FirstParagraph"/>
       </w:pPr>
       <w:r>
-        <w:t xml:space="preserve">How would you interpret this model and what is</w:t>
-      </w:r>
-      <w:r>
-        <w:t xml:space="preserve"> </w:t>
-      </w:r>
-      <m:oMath>
-        <m:sSub>
-          <m:e>
-            <m:r>
-              <m:t>ε</m:t>
-            </m:r>
-          </m:e>
-          <m:sub>
-            <m:r>
-              <m:t>i</m:t>
-            </m:r>
-          </m:sub>
-        </m:sSub>
-      </m:oMath>
-      <w:r>
-        <w:t xml:space="preserve">?</w:t>
+        <w:t xml:space="preserve">Using</w:t>
+      </w:r>
+      <w:r>
+        <w:t xml:space="preserve"> </w:t>
+      </w:r>
+      <w:r>
+        <w:rPr>
+          <w:rStyle w:val="VerbatimChar"/>
+        </w:rPr>
+        <w:t xml:space="preserve">lm</w:t>
+      </w:r>
+      <w:r>
+        <w:t xml:space="preserve">, proceed to fit</w:t>
+      </w:r>
+      <w:r>
+        <w:t xml:space="preserve"> </w:t>
+      </w:r>
+      <w:r>
+        <w:rPr>
+          <w:rStyle w:val="VerbatimChar"/>
+        </w:rPr>
+        <w:t xml:space="preserve">Obs ~ AGE</w:t>
+      </w:r>
+      <w:r>
+        <w:t xml:space="preserve">. Add the line of best fit from your regression model to the plot above.</w:t>
       </w:r>
     </w:p>
     <w:p>
@@ -944,7 +786,16 @@
         <w:rPr>
           <w:rStyle w:val="NormalTok"/>
         </w:rPr>
-        <w:t xml:space="preserve"> AGE)</w:t>
+        <w:t xml:space="preserve"> AGE) </w:t>
+      </w:r>
+      <w:r>
+        <w:br/>
+      </w:r>
+      <w:r>
+        <w:rPr>
+          <w:rStyle w:val="CommentTok"/>
+        </w:rPr>
+        <w:t xml:space="preserve"># Alternatively as a GLM: Gomp.fit &lt;- glm(Obs ~ AGE, family = gaussian)</w:t>
       </w:r>
       <w:r>
         <w:br/>
@@ -959,7 +810,7 @@
         <w:rPr>
           <w:rStyle w:val="NormalTok"/>
         </w:rPr>
-        <w:t xml:space="preserve">(Gomp.fit)</w:t>
+        <w:t xml:space="preserve">(Gomp.fit) </w:t>
       </w:r>
     </w:p>
     <w:p>
@@ -1053,7 +904,7 @@
         <w:rPr>
           <w:rStyle w:val="NormalTok"/>
         </w:rPr>
-        <w:t xml:space="preserve">,</w:t>
+        <w:t xml:space="preserve">, </w:t>
       </w:r>
       <w:r>
         <w:br/>
@@ -1086,7 +937,7 @@
         <w:rPr>
           <w:rStyle w:val="NormalTok"/>
         </w:rPr>
-        <w:t xml:space="preserve">)</w:t>
+        <w:t xml:space="preserve">) </w:t>
       </w:r>
       <w:r>
         <w:br/>
@@ -1132,154 +983,6 @@
           <w:rStyle w:val="DecValTok"/>
         </w:rPr>
         <w:t xml:space="preserve">2</w:t>
-      </w:r>
-      <w:r>
-        <w:rPr>
-          <w:rStyle w:val="NormalTok"/>
-        </w:rPr>
-        <w:t xml:space="preserve">)</w:t>
-      </w:r>
-      <w:r>
-        <w:br/>
-      </w:r>
-      <w:r>
-        <w:rPr>
-          <w:rStyle w:val="NormalTok"/>
-        </w:rPr>
-        <w:t xml:space="preserve">Gomp.fit</w:t>
-      </w:r>
-      <w:r>
-        <w:rPr>
-          <w:rStyle w:val="SpecialCharTok"/>
-        </w:rPr>
-        <w:t xml:space="preserve">$</w:t>
-      </w:r>
-      <w:r>
-        <w:rPr>
-          <w:rStyle w:val="NormalTok"/>
-        </w:rPr>
-        <w:t xml:space="preserve">coef</w:t>
-      </w:r>
-    </w:p>
-    <w:p>
-      <w:pPr>
-        <w:pStyle w:val="SourceCode"/>
-      </w:pPr>
-      <w:r>
-        <w:rPr>
-          <w:rStyle w:val="VerbatimChar"/>
-        </w:rPr>
-        <w:t xml:space="preserve">(Intercept)         AGE </w:t>
-      </w:r>
-      <w:r>
-        <w:br/>
-      </w:r>
-      <w:r>
-        <w:rPr>
-          <w:rStyle w:val="VerbatimChar"/>
-        </w:rPr>
-        <w:t xml:space="preserve">-11.6285913   0.1086161 </w:t>
-      </w:r>
-    </w:p>
-    <w:p>
-      <w:pPr>
-        <w:pStyle w:val="SourceCode"/>
-      </w:pPr>
-      <w:r>
-        <w:rPr>
-          <w:rStyle w:val="FunctionTok"/>
-        </w:rPr>
-        <w:t xml:space="preserve">text</w:t>
-      </w:r>
-      <w:r>
-        <w:rPr>
-          <w:rStyle w:val="NormalTok"/>
-        </w:rPr>
-        <w:t xml:space="preserve">(</w:t>
-      </w:r>
-      <w:r>
-        <w:rPr>
-          <w:rStyle w:val="DecValTok"/>
-        </w:rPr>
-        <w:t xml:space="preserve">42</w:t>
-      </w:r>
-      <w:r>
-        <w:rPr>
-          <w:rStyle w:val="NormalTok"/>
-        </w:rPr>
-        <w:t xml:space="preserve">, </w:t>
-      </w:r>
-      <w:r>
-        <w:rPr>
-          <w:rStyle w:val="SpecialCharTok"/>
-        </w:rPr>
-        <w:t xml:space="preserve">-</w:t>
-      </w:r>
-      <w:r>
-        <w:rPr>
-          <w:rStyle w:val="DecValTok"/>
-        </w:rPr>
-        <w:t xml:space="preserve">3</w:t>
-      </w:r>
-      <w:r>
-        <w:rPr>
-          <w:rStyle w:val="NormalTok"/>
-        </w:rPr>
-        <w:t xml:space="preserve">, </w:t>
-      </w:r>
-      <w:r>
-        <w:rPr>
-          <w:rStyle w:val="StringTok"/>
-        </w:rPr>
-        <w:t xml:space="preserve">"log(m) = -11.63 + 0.109 * Age"</w:t>
-      </w:r>
-      <w:r>
-        <w:rPr>
-          <w:rStyle w:val="NormalTok"/>
-        </w:rPr>
-        <w:t xml:space="preserve">, </w:t>
-      </w:r>
-      <w:r>
-        <w:rPr>
-          <w:rStyle w:val="AttributeTok"/>
-        </w:rPr>
-        <w:t xml:space="preserve">adj =</w:t>
-      </w:r>
-      <w:r>
-        <w:rPr>
-          <w:rStyle w:val="NormalTok"/>
-        </w:rPr>
-        <w:t xml:space="preserve"> </w:t>
-      </w:r>
-      <w:r>
-        <w:rPr>
-          <w:rStyle w:val="DecValTok"/>
-        </w:rPr>
-        <w:t xml:space="preserve">0</w:t>
-      </w:r>
-      <w:r>
-        <w:rPr>
-          <w:rStyle w:val="NormalTok"/>
-        </w:rPr>
-        <w:t xml:space="preserve">, </w:t>
-      </w:r>
-      <w:r>
-        <w:rPr>
-          <w:rStyle w:val="AttributeTok"/>
-        </w:rPr>
-        <w:t xml:space="preserve">cex =</w:t>
-      </w:r>
-      <w:r>
-        <w:rPr>
-          <w:rStyle w:val="NormalTok"/>
-        </w:rPr>
-        <w:t xml:space="preserve"> </w:t>
-      </w:r>
-      <w:r>
-        <w:rPr>
-          <w:rStyle w:val="FloatTok"/>
-        </w:rPr>
-        <w:t xml:space="preserve">1.4</w:t>
       </w:r>
       <w:r>
         <w:rPr>
@@ -1302,7 +1005,7 @@
               <a:graphicData uri="http://schemas.openxmlformats.org/drawingml/2006/picture">
                 <pic:pic>
                   <pic:nvPicPr>
-                    <pic:cNvPr descr="Class-5-GLM-and-Gompertz--Solution-_files/figure-docx/unnamed-chunk-3-1.png" id="27" name="Picture"/>
+                    <pic:cNvPr descr="Class-5-GLM-and-Gompertz_files/figure-docx/unnamed-chunk-4-1.png" id="27" name="Picture"/>
                     <pic:cNvPicPr>
                       <a:picLocks noChangeArrowheads="1" noChangeAspect="1"/>
                     </pic:cNvPicPr>
@@ -1335,6 +1038,85 @@
         </w:drawing>
       </w:r>
     </w:p>
+    <w:p>
+      <w:pPr>
+        <w:pStyle w:val="BodyText"/>
+      </w:pPr>
+      <w:r>
+        <w:t xml:space="preserve">What are the coefficients of the fitted model?</w:t>
+      </w:r>
+    </w:p>
+    <w:p>
+      <w:pPr>
+        <w:pStyle w:val="SourceCode"/>
+      </w:pPr>
+      <w:r>
+        <w:rPr>
+          <w:rStyle w:val="NormalTok"/>
+        </w:rPr>
+        <w:t xml:space="preserve">Gomp.fit</w:t>
+      </w:r>
+      <w:r>
+        <w:rPr>
+          <w:rStyle w:val="SpecialCharTok"/>
+        </w:rPr>
+        <w:t xml:space="preserve">$</w:t>
+      </w:r>
+      <w:r>
+        <w:rPr>
+          <w:rStyle w:val="NormalTok"/>
+        </w:rPr>
+        <w:t xml:space="preserve">coefficients</w:t>
+      </w:r>
+    </w:p>
+    <w:p>
+      <w:pPr>
+        <w:pStyle w:val="SourceCode"/>
+      </w:pPr>
+      <w:r>
+        <w:rPr>
+          <w:rStyle w:val="VerbatimChar"/>
+        </w:rPr>
+        <w:t xml:space="preserve">(Intercept)         AGE </w:t>
+      </w:r>
+      <w:r>
+        <w:br/>
+      </w:r>
+      <w:r>
+        <w:rPr>
+          <w:rStyle w:val="VerbatimChar"/>
+        </w:rPr>
+        <w:t xml:space="preserve">-11.6285913   0.1086161 </w:t>
+      </w:r>
+    </w:p>
+    <w:p>
+      <w:pPr>
+        <w:pStyle w:val="FirstParagraph"/>
+      </w:pPr>
+      <w:r>
+        <w:t xml:space="preserve">How would you interpret this model and what is</w:t>
+      </w:r>
+      <w:r>
+        <w:t xml:space="preserve"> </w:t>
+      </w:r>
+      <m:oMath>
+        <m:sSub>
+          <m:e>
+            <m:r>
+              <m:t>ε</m:t>
+            </m:r>
+          </m:e>
+          <m:sub>
+            <m:r>
+              <m:t>i</m:t>
+            </m:r>
+          </m:sub>
+        </m:sSub>
+      </m:oMath>
+      <w:r>
+        <w:t xml:space="preserve">?</w:t>
+      </w:r>
+    </w:p>
     <w:bookmarkEnd w:id="28"/>
     <w:bookmarkStart w:id="32" w:name="fit-weighted-normal-model"/>
     <w:p>
@@ -1358,7 +1140,7 @@
         <w:pStyle w:val="BodyText"/>
       </w:pPr>
       <w:r>
-        <w:t xml:space="preserve">Now you will proceed to fit a weighted normal model, and plot it as before. Are there any difference in the results between the two models?</w:t>
+        <w:t xml:space="preserve">Now you will proceed to fit a weighted normal model, and plot it as before. Are there any differences in the results between the two models?</w:t>
       </w:r>
     </w:p>
     <w:p>
@@ -1417,10 +1199,16 @@
         <w:rPr>
           <w:rStyle w:val="NormalTok"/>
         </w:rPr>
-        <w:t xml:space="preserve"> DTH)</w:t>
-      </w:r>
-      <w:r>
-        <w:br/>
+        <w:t xml:space="preserve"> DTH) </w:t>
+      </w:r>
+      <w:r>
+        <w:br/>
+      </w:r>
+      <w:r>
+        <w:rPr>
+          <w:rStyle w:val="NormalTok"/>
+        </w:rPr>
+        <w:t xml:space="preserve"> </w:t>
       </w:r>
       <w:r>
         <w:br/>
@@ -1483,7 +1271,7 @@
         <w:rPr>
           <w:rStyle w:val="NormalTok"/>
         </w:rPr>
-        <w:t xml:space="preserve">,</w:t>
+        <w:t xml:space="preserve">, </w:t>
       </w:r>
       <w:r>
         <w:br/>
@@ -1516,7 +1304,7 @@
         <w:rPr>
           <w:rStyle w:val="NormalTok"/>
         </w:rPr>
-        <w:t xml:space="preserve">)</w:t>
+        <w:t xml:space="preserve">) </w:t>
       </w:r>
       <w:r>
         <w:br/>
@@ -1591,7 +1379,7 @@
         <w:rPr>
           <w:rStyle w:val="NormalTok"/>
         </w:rPr>
-        <w:t xml:space="preserve">)</w:t>
+        <w:t xml:space="preserve">) </w:t>
       </w:r>
       <w:r>
         <w:br/>
@@ -1696,7 +1484,7 @@
         <w:rPr>
           <w:rStyle w:val="NormalTok"/>
         </w:rPr>
-        <w:t xml:space="preserve">)</w:t>
+        <w:t xml:space="preserve">) </w:t>
       </w:r>
     </w:p>
     <w:p>
@@ -1713,7 +1501,7 @@
               <a:graphicData uri="http://schemas.openxmlformats.org/drawingml/2006/picture">
                 <pic:pic>
                   <pic:nvPicPr>
-                    <pic:cNvPr descr="Class-5-GLM-and-Gompertz--Solution-_files/figure-docx/unnamed-chunk-4-1.png" id="31" name="Picture"/>
+                    <pic:cNvPr descr="Class-5-GLM-and-Gompertz_files/figure-docx/unnamed-chunk-6-1.png" id="31" name="Picture"/>
                     <pic:cNvPicPr>
                       <a:picLocks noChangeArrowheads="1" noChangeAspect="1"/>
                     </pic:cNvPicPr>
@@ -1796,10 +1584,10 @@
           <w:b/>
           <w:bCs/>
         </w:rPr>
-        <w:t xml:space="preserve">Compute the standardized residuals</w:t>
-      </w:r>
-      <w:r>
-        <w:t xml:space="preserve">: Defined as</w:t>
+        <w:t xml:space="preserve">Compute the standardised residuals</w:t>
+      </w:r>
+      <w:r>
+        <w:t xml:space="preserve">: These are defined as</w:t>
       </w:r>
       <w:r>
         <w:t xml:space="preserve"> </w:t>
@@ -1888,7 +1676,23 @@
         <w:t xml:space="preserve"> </w:t>
       </w:r>
       <w:r>
-        <w:t xml:space="preserve">is the residual standard deviation.</w:t>
+        <w:t xml:space="preserve">is the residual standard deviation. [Think about how this would be adjusted for the</w:t>
+      </w:r>
+      <w:r>
+        <w:t xml:space="preserve"> </w:t>
+      </w:r>
+      <w:r>
+        <w:rPr>
+          <w:b/>
+          <w:bCs/>
+        </w:rPr>
+        <w:t xml:space="preserve">weighted</w:t>
+      </w:r>
+      <w:r>
+        <w:t xml:space="preserve"> </w:t>
+      </w:r>
+      <w:r>
+        <w:t xml:space="preserve">linear model]</w:t>
       </w:r>
     </w:p>
     <w:p>
@@ -1907,7 +1711,15 @@
         <w:t xml:space="preserve">Plot residuals</w:t>
       </w:r>
       <w:r>
-        <w:t xml:space="preserve">: Helps identify potential outliers and check if residuals are randomly distributed (which supports model validity).</w:t>
+        <w:t xml:space="preserve">: This helps identify potential outliers and checks if residuals are randomly distributed (which supports model validity).</w:t>
+      </w:r>
+    </w:p>
+    <w:p>
+      <w:pPr>
+        <w:pStyle w:val="FirstParagraph"/>
+      </w:pPr>
+      <w:r>
+        <w:t xml:space="preserve">First, let us consider the model without weights:</w:t>
       </w:r>
     </w:p>
     <w:p>
@@ -2008,7 +1820,16 @@
         <w:rPr>
           <w:rStyle w:val="NormalTok"/>
         </w:rPr>
-        <w:t xml:space="preserve">df.res)</w:t>
+        <w:t xml:space="preserve">df.res) </w:t>
+      </w:r>
+      <w:r>
+        <w:br/>
+      </w:r>
+      <w:r>
+        <w:rPr>
+          <w:rStyle w:val="CommentTok"/>
+        </w:rPr>
+        <w:t xml:space="preserve"># Alternatively: Sigma &lt;- summary(Gomp.fit)$sigma</w:t>
       </w:r>
       <w:r>
         <w:br/>
@@ -2065,7 +1886,43 @@
         <w:rPr>
           <w:rStyle w:val="NormalTok"/>
         </w:rPr>
-        <w:t xml:space="preserve">Sigma</w:t>
+        <w:t xml:space="preserve">Sigma </w:t>
+      </w:r>
+      <w:r>
+        <w:br/>
+      </w:r>
+      <w:r>
+        <w:rPr>
+          <w:rStyle w:val="CommentTok"/>
+        </w:rPr>
+        <w:t xml:space="preserve"># Alternatively: </w:t>
+      </w:r>
+      <w:r>
+        <w:br/>
+      </w:r>
+      <w:r>
+        <w:rPr>
+          <w:rStyle w:val="CommentTok"/>
+        </w:rPr>
+        <w:t xml:space="preserve"># Z.vals &lt;- Gomp.fit$res/Sigma</w:t>
+      </w:r>
+      <w:r>
+        <w:br/>
+      </w:r>
+      <w:r>
+        <w:rPr>
+          <w:rStyle w:val="CommentTok"/>
+        </w:rPr>
+        <w:t xml:space="preserve"># Z.vals &lt;- resid(Gomp.fit, type = "pear")/Sigma</w:t>
+      </w:r>
+      <w:r>
+        <w:br/>
+      </w:r>
+      <w:r>
+        <w:rPr>
+          <w:rStyle w:val="CommentTok"/>
+        </w:rPr>
+        <w:t xml:space="preserve"># Z.vals &lt;- resid(Gomp.fit, type = "deviance")/Sigma</w:t>
       </w:r>
       <w:r>
         <w:br/>
@@ -2104,7 +1961,7 @@
         <w:rPr>
           <w:rStyle w:val="NormalTok"/>
         </w:rPr>
-        <w:t xml:space="preserve">,</w:t>
+        <w:t xml:space="preserve">, </w:t>
       </w:r>
       <w:r>
         <w:br/>
@@ -2137,7 +1994,7 @@
         <w:rPr>
           <w:rStyle w:val="NormalTok"/>
         </w:rPr>
-        <w:t xml:space="preserve">)</w:t>
+        <w:t xml:space="preserve">) </w:t>
       </w:r>
       <w:r>
         <w:br/>
@@ -2224,7 +2081,7 @@
         <w:rPr>
           <w:rStyle w:val="NormalTok"/>
         </w:rPr>
-        <w:t xml:space="preserve">)</w:t>
+        <w:t xml:space="preserve">) </w:t>
       </w:r>
     </w:p>
     <w:p>
@@ -2241,7 +2098,7 @@
               <a:graphicData uri="http://schemas.openxmlformats.org/drawingml/2006/picture">
                 <pic:pic>
                   <pic:nvPicPr>
-                    <pic:cNvPr descr="Class-5-GLM-and-Gompertz--Solution-_files/figure-docx/unnamed-chunk-5-1.png" id="35" name="Picture"/>
+                    <pic:cNvPr descr="Class-5-GLM-and-Gompertz_files/figure-docx/unnamed-chunk-7-1.png" id="35" name="Picture"/>
                     <pic:cNvPicPr>
                       <a:picLocks noChangeArrowheads="1" noChangeAspect="1"/>
                     </pic:cNvPicPr>
@@ -2288,35 +2145,631 @@
     </w:p>
     <w:p>
       <w:pPr>
+        <w:pStyle w:val="Compact"/>
         <w:numPr>
           <w:ilvl w:val="0"/>
           <w:numId w:val="1002"/>
         </w:numPr>
       </w:pPr>
       <w:r>
-        <w:t xml:space="preserve">If the residuals are randomly scattered around zero, the model’s assumptions are likely valid, it doesn’t look like the normal assumption is valid here.</w:t>
-      </w:r>
-    </w:p>
-    <w:p>
-      <w:pPr>
+        <w:t xml:space="preserve">If the residuals are randomly scattered around zero, the model’s assumptions are likely valid, it doesn’t look like the normal assumption is valid here. </w:t>
+      </w:r>
+    </w:p>
+    <w:p>
+      <w:pPr>
+        <w:pStyle w:val="Compact"/>
         <w:numPr>
           <w:ilvl w:val="0"/>
           <w:numId w:val="1002"/>
         </w:numPr>
       </w:pPr>
       <w:r>
-        <w:t xml:space="preserve">Systematic patterns in the residual plot suggest potential model misspecifications, it seems like there is a quadratic pattern.</w:t>
-      </w:r>
-    </w:p>
-    <w:p>
-      <w:pPr>
+        <w:t xml:space="preserve">Systematic patterns in the residual plot suggest potential model misspecifications, it seems like there is a quadratic pattern. </w:t>
+      </w:r>
+    </w:p>
+    <w:p>
+      <w:pPr>
+        <w:pStyle w:val="Compact"/>
         <w:numPr>
           <w:ilvl w:val="0"/>
           <w:numId w:val="1002"/>
         </w:numPr>
       </w:pPr>
       <w:r>
-        <w:t xml:space="preserve">Large residuals may indicate outliers or data issues, which is not an issue here.</w:t>
+        <w:t xml:space="preserve">Large residuals may indicate outliers or data issues, which is not an issue here. </w:t>
+      </w:r>
+    </w:p>
+    <w:p>
+      <w:pPr>
+        <w:pStyle w:val="FirstParagraph"/>
+      </w:pPr>
+      <w:r>
+        <w:rPr>
+          <w:b/>
+          <w:bCs/>
+        </w:rPr>
+        <w:t xml:space="preserve">More advanced topics:</w:t>
+      </w:r>
+    </w:p>
+    <w:p>
+      <w:pPr>
+        <w:pStyle w:val="BodyText"/>
+      </w:pPr>
+      <w:r>
+        <w:t xml:space="preserve">For those also studying F79MB Statistical Models B, try to calculate the following:</w:t>
+      </w:r>
+    </w:p>
+    <w:p>
+      <w:pPr>
+        <w:pStyle w:val="BodyText"/>
+      </w:pPr>
+      <w:r>
+        <w:rPr>
+          <w:b/>
+          <w:bCs/>
+        </w:rPr>
+        <w:t xml:space="preserve">Residual deviance:</w:t>
+      </w:r>
+    </w:p>
+    <w:p>
+      <w:pPr>
+        <w:pStyle w:val="SourceCode"/>
+      </w:pPr>
+      <w:r>
+        <w:rPr>
+          <w:rStyle w:val="FunctionTok"/>
+        </w:rPr>
+        <w:t xml:space="preserve">sum</w:t>
+      </w:r>
+      <w:r>
+        <w:rPr>
+          <w:rStyle w:val="NormalTok"/>
+        </w:rPr>
+        <w:t xml:space="preserve">((Obs </w:t>
+      </w:r>
+      <w:r>
+        <w:rPr>
+          <w:rStyle w:val="SpecialCharTok"/>
+        </w:rPr>
+        <w:t xml:space="preserve">-</w:t>
+      </w:r>
+      <w:r>
+        <w:rPr>
+          <w:rStyle w:val="NormalTok"/>
+        </w:rPr>
+        <w:t xml:space="preserve"> Gomp.fit</w:t>
+      </w:r>
+      <w:r>
+        <w:rPr>
+          <w:rStyle w:val="SpecialCharTok"/>
+        </w:rPr>
+        <w:t xml:space="preserve">$</w:t>
+      </w:r>
+      <w:r>
+        <w:rPr>
+          <w:rStyle w:val="NormalTok"/>
+        </w:rPr>
+        <w:t xml:space="preserve">fit)</w:t>
+      </w:r>
+      <w:r>
+        <w:rPr>
+          <w:rStyle w:val="SpecialCharTok"/>
+        </w:rPr>
+        <w:t xml:space="preserve">^</w:t>
+      </w:r>
+      <w:r>
+        <w:rPr>
+          <w:rStyle w:val="DecValTok"/>
+        </w:rPr>
+        <w:t xml:space="preserve">2</w:t>
+      </w:r>
+      <w:r>
+        <w:rPr>
+          <w:rStyle w:val="NormalTok"/>
+        </w:rPr>
+        <w:t xml:space="preserve">)</w:t>
+      </w:r>
+    </w:p>
+    <w:p>
+      <w:pPr>
+        <w:pStyle w:val="SourceCode"/>
+      </w:pPr>
+      <w:r>
+        <w:rPr>
+          <w:rStyle w:val="VerbatimChar"/>
+        </w:rPr>
+        <w:t xml:space="preserve">[1] 0.6523911</w:t>
+      </w:r>
+    </w:p>
+    <w:p>
+      <w:pPr>
+        <w:pStyle w:val="SourceCode"/>
+      </w:pPr>
+      <w:r>
+        <w:rPr>
+          <w:rStyle w:val="CommentTok"/>
+        </w:rPr>
+        <w:t xml:space="preserve"># Alternatively:</w:t>
+      </w:r>
+      <w:r>
+        <w:br/>
+      </w:r>
+      <w:r>
+        <w:rPr>
+          <w:rStyle w:val="CommentTok"/>
+        </w:rPr>
+        <w:t xml:space="preserve"># Gomp.fit_GLM &lt;- glm(Obs ~ AGE, family = gaussian)</w:t>
+      </w:r>
+      <w:r>
+        <w:br/>
+      </w:r>
+      <w:r>
+        <w:rPr>
+          <w:rStyle w:val="CommentTok"/>
+        </w:rPr>
+        <w:t xml:space="preserve"># R = resid(Gomp.fit_GLM, type = "deviance")</w:t>
+      </w:r>
+      <w:r>
+        <w:br/>
+      </w:r>
+      <w:r>
+        <w:rPr>
+          <w:rStyle w:val="CommentTok"/>
+        </w:rPr>
+        <w:t xml:space="preserve"># sum(R^2)</w:t>
+      </w:r>
+      <w:r>
+        <w:br/>
+      </w:r>
+      <w:r>
+        <w:rPr>
+          <w:rStyle w:val="CommentTok"/>
+        </w:rPr>
+        <w:t xml:space="preserve"># or simply:</w:t>
+      </w:r>
+      <w:r>
+        <w:br/>
+      </w:r>
+      <w:r>
+        <w:rPr>
+          <w:rStyle w:val="CommentTok"/>
+        </w:rPr>
+        <w:t xml:space="preserve"># Gomp.fit_GLM$deviance</w:t>
+      </w:r>
+    </w:p>
+    <w:p>
+      <w:pPr>
+        <w:pStyle w:val="FirstParagraph"/>
+      </w:pPr>
+      <w:r>
+        <w:rPr>
+          <w:b/>
+          <w:bCs/>
+        </w:rPr>
+        <w:t xml:space="preserve">Null deviance:</w:t>
+      </w:r>
+    </w:p>
+    <w:p>
+      <w:pPr>
+        <w:pStyle w:val="SourceCode"/>
+      </w:pPr>
+      <w:r>
+        <w:rPr>
+          <w:rStyle w:val="NormalTok"/>
+        </w:rPr>
+        <w:t xml:space="preserve">ave_y </w:t>
+      </w:r>
+      <w:r>
+        <w:rPr>
+          <w:rStyle w:val="OtherTok"/>
+        </w:rPr>
+        <w:t xml:space="preserve">=</w:t>
+      </w:r>
+      <w:r>
+        <w:rPr>
+          <w:rStyle w:val="NormalTok"/>
+        </w:rPr>
+        <w:t xml:space="preserve"> </w:t>
+      </w:r>
+      <w:r>
+        <w:rPr>
+          <w:rStyle w:val="FunctionTok"/>
+        </w:rPr>
+        <w:t xml:space="preserve">mean</w:t>
+      </w:r>
+      <w:r>
+        <w:rPr>
+          <w:rStyle w:val="NormalTok"/>
+        </w:rPr>
+        <w:t xml:space="preserve">(Obs)</w:t>
+      </w:r>
+      <w:r>
+        <w:br/>
+      </w:r>
+      <w:r>
+        <w:rPr>
+          <w:rStyle w:val="NormalTok"/>
+        </w:rPr>
+        <w:t xml:space="preserve">sum_of_squares </w:t>
+      </w:r>
+      <w:r>
+        <w:rPr>
+          <w:rStyle w:val="OtherTok"/>
+        </w:rPr>
+        <w:t xml:space="preserve">=</w:t>
+      </w:r>
+      <w:r>
+        <w:rPr>
+          <w:rStyle w:val="NormalTok"/>
+        </w:rPr>
+        <w:t xml:space="preserve"> </w:t>
+      </w:r>
+      <w:r>
+        <w:rPr>
+          <w:rStyle w:val="FunctionTok"/>
+        </w:rPr>
+        <w:t xml:space="preserve">sum</w:t>
+      </w:r>
+      <w:r>
+        <w:rPr>
+          <w:rStyle w:val="NormalTok"/>
+        </w:rPr>
+        <w:t xml:space="preserve">((Obs </w:t>
+      </w:r>
+      <w:r>
+        <w:rPr>
+          <w:rStyle w:val="SpecialCharTok"/>
+        </w:rPr>
+        <w:t xml:space="preserve">-</w:t>
+      </w:r>
+      <w:r>
+        <w:rPr>
+          <w:rStyle w:val="NormalTok"/>
+        </w:rPr>
+        <w:t xml:space="preserve"> ave_y)</w:t>
+      </w:r>
+      <w:r>
+        <w:rPr>
+          <w:rStyle w:val="SpecialCharTok"/>
+        </w:rPr>
+        <w:t xml:space="preserve">^</w:t>
+      </w:r>
+      <w:r>
+        <w:rPr>
+          <w:rStyle w:val="DecValTok"/>
+        </w:rPr>
+        <w:t xml:space="preserve">2</w:t>
+      </w:r>
+      <w:r>
+        <w:rPr>
+          <w:rStyle w:val="NormalTok"/>
+        </w:rPr>
+        <w:t xml:space="preserve">)</w:t>
+      </w:r>
+      <w:r>
+        <w:br/>
+      </w:r>
+      <w:r>
+        <w:rPr>
+          <w:rStyle w:val="NormalTok"/>
+        </w:rPr>
+        <w:t xml:space="preserve">sum_of_squares</w:t>
+      </w:r>
+    </w:p>
+    <w:p>
+      <w:pPr>
+        <w:pStyle w:val="SourceCode"/>
+      </w:pPr>
+      <w:r>
+        <w:rPr>
+          <w:rStyle w:val="VerbatimChar"/>
+        </w:rPr>
+        <w:t xml:space="preserve">[1] 68.36974</w:t>
+      </w:r>
+    </w:p>
+    <w:p>
+      <w:pPr>
+        <w:pStyle w:val="SourceCode"/>
+      </w:pPr>
+      <w:r>
+        <w:rPr>
+          <w:rStyle w:val="CommentTok"/>
+        </w:rPr>
+        <w:t xml:space="preserve"># check: summary(Gomp.fit_GLM)$null</w:t>
+      </w:r>
+    </w:p>
+    <w:p>
+      <w:pPr>
+        <w:pStyle w:val="FirstParagraph"/>
+      </w:pPr>
+      <w:r>
+        <w:rPr>
+          <w:b/>
+          <w:bCs/>
+        </w:rPr>
+        <w:t xml:space="preserve">AIC:</w:t>
+      </w:r>
+    </w:p>
+    <w:p>
+      <w:pPr>
+        <w:pStyle w:val="SourceCode"/>
+      </w:pPr>
+      <w:r>
+        <w:rPr>
+          <w:rStyle w:val="NormalTok"/>
+        </w:rPr>
+        <w:t xml:space="preserve">n </w:t>
+      </w:r>
+      <w:r>
+        <w:rPr>
+          <w:rStyle w:val="OtherTok"/>
+        </w:rPr>
+        <w:t xml:space="preserve">=</w:t>
+      </w:r>
+      <w:r>
+        <w:rPr>
+          <w:rStyle w:val="NormalTok"/>
+        </w:rPr>
+        <w:t xml:space="preserve"> </w:t>
+      </w:r>
+      <w:r>
+        <w:rPr>
+          <w:rStyle w:val="FunctionTok"/>
+        </w:rPr>
+        <w:t xml:space="preserve">length</w:t>
+      </w:r>
+      <w:r>
+        <w:rPr>
+          <w:rStyle w:val="NormalTok"/>
+        </w:rPr>
+        <w:t xml:space="preserve">(Obs)</w:t>
+      </w:r>
+      <w:r>
+        <w:br/>
+      </w:r>
+      <w:r>
+        <w:rPr>
+          <w:rStyle w:val="NormalTok"/>
+        </w:rPr>
+        <w:t xml:space="preserve">AIC_LM </w:t>
+      </w:r>
+      <w:r>
+        <w:rPr>
+          <w:rStyle w:val="OtherTok"/>
+        </w:rPr>
+        <w:t xml:space="preserve">=</w:t>
+      </w:r>
+      <w:r>
+        <w:rPr>
+          <w:rStyle w:val="NormalTok"/>
+        </w:rPr>
+        <w:t xml:space="preserve"> </w:t>
+      </w:r>
+      <w:r>
+        <w:rPr>
+          <w:rStyle w:val="FunctionTok"/>
+        </w:rPr>
+        <w:t xml:space="preserve">sum</w:t>
+      </w:r>
+      <w:r>
+        <w:rPr>
+          <w:rStyle w:val="NormalTok"/>
+        </w:rPr>
+        <w:t xml:space="preserve">((Obs </w:t>
+      </w:r>
+      <w:r>
+        <w:rPr>
+          <w:rStyle w:val="SpecialCharTok"/>
+        </w:rPr>
+        <w:t xml:space="preserve">-</w:t>
+      </w:r>
+      <w:r>
+        <w:rPr>
+          <w:rStyle w:val="NormalTok"/>
+        </w:rPr>
+        <w:t xml:space="preserve"> Gomp.fit</w:t>
+      </w:r>
+      <w:r>
+        <w:rPr>
+          <w:rStyle w:val="SpecialCharTok"/>
+        </w:rPr>
+        <w:t xml:space="preserve">$</w:t>
+      </w:r>
+      <w:r>
+        <w:rPr>
+          <w:rStyle w:val="NormalTok"/>
+        </w:rPr>
+        <w:t xml:space="preserve">fit)</w:t>
+      </w:r>
+      <w:r>
+        <w:rPr>
+          <w:rStyle w:val="SpecialCharTok"/>
+        </w:rPr>
+        <w:t xml:space="preserve">^</w:t>
+      </w:r>
+      <w:r>
+        <w:rPr>
+          <w:rStyle w:val="DecValTok"/>
+        </w:rPr>
+        <w:t xml:space="preserve">2</w:t>
+      </w:r>
+      <w:r>
+        <w:rPr>
+          <w:rStyle w:val="NormalTok"/>
+        </w:rPr>
+        <w:t xml:space="preserve">)</w:t>
+      </w:r>
+      <w:r>
+        <w:rPr>
+          <w:rStyle w:val="SpecialCharTok"/>
+        </w:rPr>
+        <w:t xml:space="preserve">/</w:t>
+      </w:r>
+      <w:r>
+        <w:rPr>
+          <w:rStyle w:val="NormalTok"/>
+        </w:rPr>
+        <w:t xml:space="preserve">Sigma</w:t>
+      </w:r>
+      <w:r>
+        <w:rPr>
+          <w:rStyle w:val="SpecialCharTok"/>
+        </w:rPr>
+        <w:t xml:space="preserve">^</w:t>
+      </w:r>
+      <w:r>
+        <w:rPr>
+          <w:rStyle w:val="DecValTok"/>
+        </w:rPr>
+        <w:t xml:space="preserve">2</w:t>
+      </w:r>
+      <w:r>
+        <w:rPr>
+          <w:rStyle w:val="NormalTok"/>
+        </w:rPr>
+        <w:t xml:space="preserve"> </w:t>
+      </w:r>
+      <w:r>
+        <w:rPr>
+          <w:rStyle w:val="SpecialCharTok"/>
+        </w:rPr>
+        <w:t xml:space="preserve">+</w:t>
+      </w:r>
+      <w:r>
+        <w:rPr>
+          <w:rStyle w:val="NormalTok"/>
+        </w:rPr>
+        <w:t xml:space="preserve"> </w:t>
+      </w:r>
+      <w:r>
+        <w:rPr>
+          <w:rStyle w:val="DecValTok"/>
+        </w:rPr>
+        <w:t xml:space="preserve">2</w:t>
+      </w:r>
+      <w:r>
+        <w:rPr>
+          <w:rStyle w:val="SpecialCharTok"/>
+        </w:rPr>
+        <w:t xml:space="preserve">*</w:t>
+      </w:r>
+      <w:r>
+        <w:rPr>
+          <w:rStyle w:val="NormalTok"/>
+        </w:rPr>
+        <w:t xml:space="preserve">n</w:t>
+      </w:r>
+      <w:r>
+        <w:rPr>
+          <w:rStyle w:val="SpecialCharTok"/>
+        </w:rPr>
+        <w:t xml:space="preserve">*</w:t>
+      </w:r>
+      <w:r>
+        <w:rPr>
+          <w:rStyle w:val="FunctionTok"/>
+        </w:rPr>
+        <w:t xml:space="preserve">log</w:t>
+      </w:r>
+      <w:r>
+        <w:rPr>
+          <w:rStyle w:val="NormalTok"/>
+        </w:rPr>
+        <w:t xml:space="preserve">(Sigma</w:t>
+      </w:r>
+      <w:r>
+        <w:rPr>
+          <w:rStyle w:val="SpecialCharTok"/>
+        </w:rPr>
+        <w:t xml:space="preserve">*</w:t>
+      </w:r>
+      <w:r>
+        <w:rPr>
+          <w:rStyle w:val="FunctionTok"/>
+        </w:rPr>
+        <w:t xml:space="preserve">sqrt</w:t>
+      </w:r>
+      <w:r>
+        <w:rPr>
+          <w:rStyle w:val="NormalTok"/>
+        </w:rPr>
+        <w:t xml:space="preserve">(</w:t>
+      </w:r>
+      <w:r>
+        <w:rPr>
+          <w:rStyle w:val="DecValTok"/>
+        </w:rPr>
+        <w:t xml:space="preserve">2</w:t>
+      </w:r>
+      <w:r>
+        <w:rPr>
+          <w:rStyle w:val="SpecialCharTok"/>
+        </w:rPr>
+        <w:t xml:space="preserve">*</w:t>
+      </w:r>
+      <w:r>
+        <w:rPr>
+          <w:rStyle w:val="NormalTok"/>
+        </w:rPr>
+        <w:t xml:space="preserve">pi)) </w:t>
+      </w:r>
+      <w:r>
+        <w:rPr>
+          <w:rStyle w:val="SpecialCharTok"/>
+        </w:rPr>
+        <w:t xml:space="preserve">+</w:t>
+      </w:r>
+      <w:r>
+        <w:rPr>
+          <w:rStyle w:val="NormalTok"/>
+        </w:rPr>
+        <w:t xml:space="preserve"> </w:t>
+      </w:r>
+      <w:r>
+        <w:rPr>
+          <w:rStyle w:val="DecValTok"/>
+        </w:rPr>
+        <w:t xml:space="preserve">6</w:t>
+      </w:r>
+      <w:r>
+        <w:br/>
+      </w:r>
+      <w:r>
+        <w:rPr>
+          <w:rStyle w:val="NormalTok"/>
+        </w:rPr>
+        <w:t xml:space="preserve">AIC_LM</w:t>
+      </w:r>
+    </w:p>
+    <w:p>
+      <w:pPr>
+        <w:pStyle w:val="SourceCode"/>
+      </w:pPr>
+      <w:r>
+        <w:rPr>
+          <w:rStyle w:val="VerbatimChar"/>
+        </w:rPr>
+        <w:t xml:space="preserve">[1] -47.36462</w:t>
+      </w:r>
+    </w:p>
+    <w:p>
+      <w:pPr>
+        <w:pStyle w:val="SourceCode"/>
+      </w:pPr>
+      <w:r>
+        <w:rPr>
+          <w:rStyle w:val="CommentTok"/>
+        </w:rPr>
+        <w:t xml:space="preserve"># Alternatively: summary(Gomp.fit_GLM)$aic</w:t>
+      </w:r>
+      <w:r>
+        <w:br/>
+      </w:r>
+      <w:r>
+        <w:rPr>
+          <w:rStyle w:val="CommentTok"/>
+        </w:rPr>
+        <w:t xml:space="preserve"># Note slight discrepancy</w:t>
       </w:r>
     </w:p>
     <w:bookmarkEnd w:id="36"/>
@@ -2345,7 +2798,7 @@
           <w:b/>
           <w:bCs/>
         </w:rPr>
-        <w:t xml:space="preserve">Poisson Generalized Linear Model (GLM)</w:t>
+        <w:t xml:space="preserve">Poisson Generalised Linear Model (GLM)</w:t>
       </w:r>
       <w:r>
         <w:t xml:space="preserve"> </w:t>
@@ -2732,7 +3185,7 @@
         <w:rPr>
           <w:rStyle w:val="NormalTok"/>
         </w:rPr>
-        <w:t xml:space="preserve"> poisson)</w:t>
+        <w:t xml:space="preserve"> poisson) </w:t>
       </w:r>
       <w:r>
         <w:br/>
@@ -2747,7 +3200,7 @@
         <w:rPr>
           <w:rStyle w:val="NormalTok"/>
         </w:rPr>
-        <w:t xml:space="preserve">(Gomp.glm)</w:t>
+        <w:t xml:space="preserve">(Gomp.glm) </w:t>
       </w:r>
     </w:p>
     <w:p>
@@ -2771,36 +3224,6 @@
           <w:rStyle w:val="VerbatimChar"/>
         </w:rPr>
         <w:t xml:space="preserve">glm(formula = DTH ~ offset(log(EXP)) + AGE, family = poisson)</w:t>
-      </w:r>
-      <w:r>
-        <w:br/>
-      </w:r>
-      <w:r>
-        <w:br/>
-      </w:r>
-      <w:r>
-        <w:rPr>
-          <w:rStyle w:val="VerbatimChar"/>
-        </w:rPr>
-        <w:t xml:space="preserve">Deviance Residuals: </w:t>
-      </w:r>
-      <w:r>
-        <w:br/>
-      </w:r>
-      <w:r>
-        <w:rPr>
-          <w:rStyle w:val="VerbatimChar"/>
-        </w:rPr>
-        <w:t xml:space="preserve">    Min       1Q   Median       3Q      Max  </w:t>
-      </w:r>
-      <w:r>
-        <w:br/>
-      </w:r>
-      <w:r>
-        <w:rPr>
-          <w:rStyle w:val="VerbatimChar"/>
-        </w:rPr>
-        <w:t xml:space="preserve">-3.2944  -0.5540   0.0899   1.0603   4.0042  </w:t>
       </w:r>
       <w:r>
         <w:br/>
@@ -3120,13 +3543,13 @@
       </w:r>
     </w:p>
     <w:bookmarkEnd w:id="39"/>
-    <w:bookmarkStart w:id="47" w:name="plot-the-results-for-visualization"/>
+    <w:bookmarkStart w:id="47" w:name="plot-the-results-for-visualisation"/>
     <w:p>
       <w:pPr>
         <w:pStyle w:val="Heading3"/>
       </w:pPr>
       <w:r>
-        <w:t xml:space="preserve">Plot the results for visualization</w:t>
+        <w:t xml:space="preserve">Plot the results for visualisation</w:t>
       </w:r>
     </w:p>
     <w:p>
@@ -3134,7 +3557,7 @@
         <w:pStyle w:val="FirstParagraph"/>
       </w:pPr>
       <w:r>
-        <w:t xml:space="preserve">Visualize the</w:t>
+        <w:t xml:space="preserve">Visualise the</w:t>
       </w:r>
       <w:r>
         <w:t xml:space="preserve"> </w:t>
@@ -3228,7 +3651,7 @@
         <w:rPr>
           <w:rStyle w:val="NormalTok"/>
         </w:rPr>
-        <w:t xml:space="preserve">,</w:t>
+        <w:t xml:space="preserve">, </w:t>
       </w:r>
       <w:r>
         <w:br/>
@@ -3261,10 +3684,16 @@
         <w:rPr>
           <w:rStyle w:val="NormalTok"/>
         </w:rPr>
-        <w:t xml:space="preserve">)</w:t>
-      </w:r>
-      <w:r>
-        <w:br/>
+        <w:t xml:space="preserve">) </w:t>
+      </w:r>
+      <w:r>
+        <w:br/>
+      </w:r>
+      <w:r>
+        <w:rPr>
+          <w:rStyle w:val="NormalTok"/>
+        </w:rPr>
+        <w:t xml:space="preserve"> </w:t>
       </w:r>
       <w:r>
         <w:br/>
@@ -3273,7 +3702,7 @@
         <w:rPr>
           <w:rStyle w:val="CommentTok"/>
         </w:rPr>
-        <w:t xml:space="preserve"># Add the fitted Poisson regression line</w:t>
+        <w:t xml:space="preserve"># Add the fitted Poisson regression line </w:t>
       </w:r>
       <w:r>
         <w:br/>
@@ -3408,7 +3837,7 @@
         <w:rPr>
           <w:rStyle w:val="NormalTok"/>
         </w:rPr>
-        <w:t xml:space="preserve">)</w:t>
+        <w:t xml:space="preserve">) </w:t>
       </w:r>
       <w:r>
         <w:br/>
@@ -3507,10 +3936,16 @@
         <w:rPr>
           <w:rStyle w:val="NormalTok"/>
         </w:rPr>
-        <w:t xml:space="preserve">)</w:t>
-      </w:r>
-      <w:r>
-        <w:br/>
+        <w:t xml:space="preserve">) </w:t>
+      </w:r>
+      <w:r>
+        <w:br/>
+      </w:r>
+      <w:r>
+        <w:rPr>
+          <w:rStyle w:val="NormalTok"/>
+        </w:rPr>
+        <w:t xml:space="preserve"> </w:t>
       </w:r>
       <w:r>
         <w:br/>
@@ -3519,7 +3954,7 @@
         <w:rPr>
           <w:rStyle w:val="CommentTok"/>
         </w:rPr>
-        <w:t xml:space="preserve"># Add a legend for clarity</w:t>
+        <w:t xml:space="preserve"># Add a legend for clarity </w:t>
       </w:r>
       <w:r>
         <w:br/>
@@ -3582,7 +4017,7 @@
         <w:rPr>
           <w:rStyle w:val="NormalTok"/>
         </w:rPr>
-        <w:t xml:space="preserve">, </w:t>
+        <w:t xml:space="preserve">,  </w:t>
       </w:r>
       <w:r>
         <w:br/>
@@ -3603,7 +4038,7 @@
         <w:rPr>
           <w:rStyle w:val="NormalTok"/>
         </w:rPr>
-        <w:t xml:space="preserve">), </w:t>
+        <w:t xml:space="preserve">),  </w:t>
       </w:r>
       <w:r>
         <w:br/>
@@ -3749,7 +4184,7 @@
               <a:graphicData uri="http://schemas.openxmlformats.org/drawingml/2006/picture">
                 <pic:pic>
                   <pic:nvPicPr>
-                    <pic:cNvPr descr="Class-5-GLM-and-Gompertz--Solution-_files/figure-docx/unnamed-chunk-7-1.png" id="42" name="Picture"/>
+                    <pic:cNvPr descr="Class-5-GLM-and-Gompertz_files/figure-docx/unnamed-chunk-12-1.png" id="42" name="Picture"/>
                     <pic:cNvPicPr>
                       <a:picLocks noChangeArrowheads="1" noChangeAspect="1"/>
                     </pic:cNvPicPr>
@@ -3782,13 +4217,13 @@
         </w:drawing>
       </w:r>
     </w:p>
-    <w:bookmarkStart w:id="46" w:name="X9b9be274da0d6a3f153226735f8d61dc4cc7788"/>
+    <w:bookmarkStart w:id="46" w:name="X308bd5f9e396a886a8c1f643d2ce060f3a67bcc"/>
     <w:p>
       <w:pPr>
         <w:pStyle w:val="Heading4"/>
       </w:pPr>
       <w:r>
-        <w:t xml:space="preserve">Alternative Visualization: Comparing Poisson and Normal Model</w:t>
+        <w:t xml:space="preserve">Alternative Visualisation: Comparing Poisson and Normal Model</w:t>
       </w:r>
     </w:p>
     <w:p>
@@ -3890,99 +4325,453 @@
         <w:rPr>
           <w:rStyle w:val="NormalTok"/>
         </w:rPr>
+        <w:t xml:space="preserve">, </w:t>
+      </w:r>
+      <w:r>
+        <w:br/>
+      </w:r>
+      <w:r>
+        <w:rPr>
+          <w:rStyle w:val="NormalTok"/>
+        </w:rPr>
+        <w:t xml:space="preserve">     </w:t>
+      </w:r>
+      <w:r>
+        <w:rPr>
+          <w:rStyle w:val="AttributeTok"/>
+        </w:rPr>
+        <w:t xml:space="preserve">main =</w:t>
+      </w:r>
+      <w:r>
+        <w:rPr>
+          <w:rStyle w:val="NormalTok"/>
+        </w:rPr>
+        <w:t xml:space="preserve"> </w:t>
+      </w:r>
+      <w:r>
+        <w:rPr>
+          <w:rStyle w:val="StringTok"/>
+        </w:rPr>
+        <w:t xml:space="preserve">"Comparison: Normal vs Poisson Model"</w:t>
+      </w:r>
+      <w:r>
+        <w:rPr>
+          <w:rStyle w:val="NormalTok"/>
+        </w:rPr>
+        <w:t xml:space="preserve">) </w:t>
+      </w:r>
+      <w:r>
+        <w:br/>
+      </w:r>
+      <w:r>
+        <w:rPr>
+          <w:rStyle w:val="NormalTok"/>
+        </w:rPr>
+        <w:t xml:space="preserve"> </w:t>
+      </w:r>
+      <w:r>
+        <w:br/>
+      </w:r>
+      <w:r>
+        <w:rPr>
+          <w:rStyle w:val="FunctionTok"/>
+        </w:rPr>
+        <w:t xml:space="preserve">lines</w:t>
+      </w:r>
+      <w:r>
+        <w:rPr>
+          <w:rStyle w:val="NormalTok"/>
+        </w:rPr>
+        <w:t xml:space="preserve">(AGE, Gomp.fit</w:t>
+      </w:r>
+      <w:r>
+        <w:rPr>
+          <w:rStyle w:val="SpecialCharTok"/>
+        </w:rPr>
+        <w:t xml:space="preserve">$</w:t>
+      </w:r>
+      <w:r>
+        <w:rPr>
+          <w:rStyle w:val="NormalTok"/>
+        </w:rPr>
+        <w:t xml:space="preserve">fit, </w:t>
+      </w:r>
+      <w:r>
+        <w:rPr>
+          <w:rStyle w:val="AttributeTok"/>
+        </w:rPr>
+        <w:t xml:space="preserve">col =</w:t>
+      </w:r>
+      <w:r>
+        <w:rPr>
+          <w:rStyle w:val="NormalTok"/>
+        </w:rPr>
+        <w:t xml:space="preserve"> </w:t>
+      </w:r>
+      <w:r>
+        <w:rPr>
+          <w:rStyle w:val="StringTok"/>
+        </w:rPr>
+        <w:t xml:space="preserve">"red"</w:t>
+      </w:r>
+      <w:r>
+        <w:rPr>
+          <w:rStyle w:val="NormalTok"/>
+        </w:rPr>
+        <w:t xml:space="preserve">, </w:t>
+      </w:r>
+      <w:r>
+        <w:rPr>
+          <w:rStyle w:val="AttributeTok"/>
+        </w:rPr>
+        <w:t xml:space="preserve">lwd =</w:t>
+      </w:r>
+      <w:r>
+        <w:rPr>
+          <w:rStyle w:val="NormalTok"/>
+        </w:rPr>
+        <w:t xml:space="preserve"> </w:t>
+      </w:r>
+      <w:r>
+        <w:rPr>
+          <w:rStyle w:val="DecValTok"/>
+        </w:rPr>
+        <w:t xml:space="preserve">2</w:t>
+      </w:r>
+      <w:r>
+        <w:rPr>
+          <w:rStyle w:val="NormalTok"/>
+        </w:rPr>
+        <w:t xml:space="preserve">, </w:t>
+      </w:r>
+      <w:r>
+        <w:rPr>
+          <w:rStyle w:val="AttributeTok"/>
+        </w:rPr>
+        <w:t xml:space="preserve">lty =</w:t>
+      </w:r>
+      <w:r>
+        <w:rPr>
+          <w:rStyle w:val="NormalTok"/>
+        </w:rPr>
+        <w:t xml:space="preserve"> </w:t>
+      </w:r>
+      <w:r>
+        <w:rPr>
+          <w:rStyle w:val="DecValTok"/>
+        </w:rPr>
+        <w:t xml:space="preserve">2</w:t>
+      </w:r>
+      <w:r>
+        <w:rPr>
+          <w:rStyle w:val="NormalTok"/>
+        </w:rPr>
+        <w:t xml:space="preserve">)  </w:t>
+      </w:r>
+      <w:r>
+        <w:rPr>
+          <w:rStyle w:val="CommentTok"/>
+        </w:rPr>
+        <w:t xml:space="preserve"># Normal Model </w:t>
+      </w:r>
+      <w:r>
+        <w:br/>
+      </w:r>
+      <w:r>
+        <w:rPr>
+          <w:rStyle w:val="FunctionTok"/>
+        </w:rPr>
+        <w:t xml:space="preserve">lines</w:t>
+      </w:r>
+      <w:r>
+        <w:rPr>
+          <w:rStyle w:val="NormalTok"/>
+        </w:rPr>
+        <w:t xml:space="preserve">(AGE, </w:t>
+      </w:r>
+      <w:r>
+        <w:rPr>
+          <w:rStyle w:val="FunctionTok"/>
+        </w:rPr>
+        <w:t xml:space="preserve">log</w:t>
+      </w:r>
+      <w:r>
+        <w:rPr>
+          <w:rStyle w:val="NormalTok"/>
+        </w:rPr>
+        <w:t xml:space="preserve">(Gomp.glm</w:t>
+      </w:r>
+      <w:r>
+        <w:rPr>
+          <w:rStyle w:val="SpecialCharTok"/>
+        </w:rPr>
+        <w:t xml:space="preserve">$</w:t>
+      </w:r>
+      <w:r>
+        <w:rPr>
+          <w:rStyle w:val="NormalTok"/>
+        </w:rPr>
+        <w:t xml:space="preserve">fit</w:t>
+      </w:r>
+      <w:r>
+        <w:rPr>
+          <w:rStyle w:val="SpecialCharTok"/>
+        </w:rPr>
+        <w:t xml:space="preserve">/</w:t>
+      </w:r>
+      <w:r>
+        <w:rPr>
+          <w:rStyle w:val="NormalTok"/>
+        </w:rPr>
+        <w:t xml:space="preserve">EXP), </w:t>
+      </w:r>
+      <w:r>
+        <w:rPr>
+          <w:rStyle w:val="AttributeTok"/>
+        </w:rPr>
+        <w:t xml:space="preserve">col =</w:t>
+      </w:r>
+      <w:r>
+        <w:rPr>
+          <w:rStyle w:val="NormalTok"/>
+        </w:rPr>
+        <w:t xml:space="preserve"> </w:t>
+      </w:r>
+      <w:r>
+        <w:rPr>
+          <w:rStyle w:val="StringTok"/>
+        </w:rPr>
+        <w:t xml:space="preserve">"blue"</w:t>
+      </w:r>
+      <w:r>
+        <w:rPr>
+          <w:rStyle w:val="NormalTok"/>
+        </w:rPr>
+        <w:t xml:space="preserve">, </w:t>
+      </w:r>
+      <w:r>
+        <w:rPr>
+          <w:rStyle w:val="AttributeTok"/>
+        </w:rPr>
+        <w:t xml:space="preserve">lwd =</w:t>
+      </w:r>
+      <w:r>
+        <w:rPr>
+          <w:rStyle w:val="NormalTok"/>
+        </w:rPr>
+        <w:t xml:space="preserve"> </w:t>
+      </w:r>
+      <w:r>
+        <w:rPr>
+          <w:rStyle w:val="DecValTok"/>
+        </w:rPr>
+        <w:t xml:space="preserve">2</w:t>
+      </w:r>
+      <w:r>
+        <w:rPr>
+          <w:rStyle w:val="NormalTok"/>
+        </w:rPr>
+        <w:t xml:space="preserve">)  </w:t>
+      </w:r>
+      <w:r>
+        <w:rPr>
+          <w:rStyle w:val="CommentTok"/>
+        </w:rPr>
+        <w:t xml:space="preserve"># Poisson Model </w:t>
+      </w:r>
+      <w:r>
+        <w:br/>
+      </w:r>
+      <w:r>
+        <w:rPr>
+          <w:rStyle w:val="NormalTok"/>
+        </w:rPr>
+        <w:t xml:space="preserve"> </w:t>
+      </w:r>
+      <w:r>
+        <w:br/>
+      </w:r>
+      <w:r>
+        <w:rPr>
+          <w:rStyle w:val="FunctionTok"/>
+        </w:rPr>
+        <w:t xml:space="preserve">legend</w:t>
+      </w:r>
+      <w:r>
+        <w:rPr>
+          <w:rStyle w:val="NormalTok"/>
+        </w:rPr>
+        <w:t xml:space="preserve">(</w:t>
+      </w:r>
+      <w:r>
+        <w:rPr>
+          <w:rStyle w:val="StringTok"/>
+        </w:rPr>
+        <w:t xml:space="preserve">"topleft"</w:t>
+      </w:r>
+      <w:r>
+        <w:rPr>
+          <w:rStyle w:val="NormalTok"/>
+        </w:rPr>
+        <w:t xml:space="preserve">, </w:t>
+      </w:r>
+      <w:r>
+        <w:rPr>
+          <w:rStyle w:val="AttributeTok"/>
+        </w:rPr>
+        <w:t xml:space="preserve">legend =</w:t>
+      </w:r>
+      <w:r>
+        <w:rPr>
+          <w:rStyle w:val="NormalTok"/>
+        </w:rPr>
+        <w:t xml:space="preserve"> </w:t>
+      </w:r>
+      <w:r>
+        <w:rPr>
+          <w:rStyle w:val="FunctionTok"/>
+        </w:rPr>
+        <w:t xml:space="preserve">c</w:t>
+      </w:r>
+      <w:r>
+        <w:rPr>
+          <w:rStyle w:val="NormalTok"/>
+        </w:rPr>
+        <w:t xml:space="preserve">(</w:t>
+      </w:r>
+      <w:r>
+        <w:rPr>
+          <w:rStyle w:val="StringTok"/>
+        </w:rPr>
+        <w:t xml:space="preserve">"Normal Model"</w:t>
+      </w:r>
+      <w:r>
+        <w:rPr>
+          <w:rStyle w:val="NormalTok"/>
+        </w:rPr>
+        <w:t xml:space="preserve">, </w:t>
+      </w:r>
+      <w:r>
+        <w:rPr>
+          <w:rStyle w:val="StringTok"/>
+        </w:rPr>
+        <w:t xml:space="preserve">"Poisson Model"</w:t>
+      </w:r>
+      <w:r>
+        <w:rPr>
+          <w:rStyle w:val="NormalTok"/>
+        </w:rPr>
+        <w:t xml:space="preserve">), </w:t>
+      </w:r>
+      <w:r>
+        <w:br/>
+      </w:r>
+      <w:r>
+        <w:rPr>
+          <w:rStyle w:val="NormalTok"/>
+        </w:rPr>
+        <w:t xml:space="preserve">       </w:t>
+      </w:r>
+      <w:r>
+        <w:rPr>
+          <w:rStyle w:val="AttributeTok"/>
+        </w:rPr>
+        <w:t xml:space="preserve">col =</w:t>
+      </w:r>
+      <w:r>
+        <w:rPr>
+          <w:rStyle w:val="NormalTok"/>
+        </w:rPr>
+        <w:t xml:space="preserve"> </w:t>
+      </w:r>
+      <w:r>
+        <w:rPr>
+          <w:rStyle w:val="FunctionTok"/>
+        </w:rPr>
+        <w:t xml:space="preserve">c</w:t>
+      </w:r>
+      <w:r>
+        <w:rPr>
+          <w:rStyle w:val="NormalTok"/>
+        </w:rPr>
+        <w:t xml:space="preserve">(</w:t>
+      </w:r>
+      <w:r>
+        <w:rPr>
+          <w:rStyle w:val="StringTok"/>
+        </w:rPr>
+        <w:t xml:space="preserve">"red"</w:t>
+      </w:r>
+      <w:r>
+        <w:rPr>
+          <w:rStyle w:val="NormalTok"/>
+        </w:rPr>
+        <w:t xml:space="preserve">, </w:t>
+      </w:r>
+      <w:r>
+        <w:rPr>
+          <w:rStyle w:val="StringTok"/>
+        </w:rPr>
+        <w:t xml:space="preserve">"blue"</w:t>
+      </w:r>
+      <w:r>
+        <w:rPr>
+          <w:rStyle w:val="NormalTok"/>
+        </w:rPr>
+        <w:t xml:space="preserve">), </w:t>
+      </w:r>
+      <w:r>
+        <w:rPr>
+          <w:rStyle w:val="AttributeTok"/>
+        </w:rPr>
+        <w:t xml:space="preserve">lty =</w:t>
+      </w:r>
+      <w:r>
+        <w:rPr>
+          <w:rStyle w:val="NormalTok"/>
+        </w:rPr>
+        <w:t xml:space="preserve"> </w:t>
+      </w:r>
+      <w:r>
+        <w:rPr>
+          <w:rStyle w:val="FunctionTok"/>
+        </w:rPr>
+        <w:t xml:space="preserve">c</w:t>
+      </w:r>
+      <w:r>
+        <w:rPr>
+          <w:rStyle w:val="NormalTok"/>
+        </w:rPr>
+        <w:t xml:space="preserve">(</w:t>
+      </w:r>
+      <w:r>
+        <w:rPr>
+          <w:rStyle w:val="DecValTok"/>
+        </w:rPr>
+        <w:t xml:space="preserve">2</w:t>
+      </w:r>
+      <w:r>
+        <w:rPr>
+          <w:rStyle w:val="NormalTok"/>
+        </w:rPr>
         <w:t xml:space="preserve">,</w:t>
       </w:r>
       <w:r>
-        <w:br/>
-      </w:r>
-      <w:r>
-        <w:rPr>
-          <w:rStyle w:val="NormalTok"/>
-        </w:rPr>
-        <w:t xml:space="preserve">     </w:t>
+        <w:rPr>
+          <w:rStyle w:val="DecValTok"/>
+        </w:rPr>
+        <w:t xml:space="preserve">1</w:t>
+      </w:r>
+      <w:r>
+        <w:rPr>
+          <w:rStyle w:val="NormalTok"/>
+        </w:rPr>
+        <w:t xml:space="preserve">), </w:t>
       </w:r>
       <w:r>
         <w:rPr>
           <w:rStyle w:val="AttributeTok"/>
         </w:rPr>
-        <w:t xml:space="preserve">main =</w:t>
-      </w:r>
-      <w:r>
-        <w:rPr>
-          <w:rStyle w:val="NormalTok"/>
-        </w:rPr>
-        <w:t xml:space="preserve"> </w:t>
-      </w:r>
-      <w:r>
-        <w:rPr>
-          <w:rStyle w:val="StringTok"/>
-        </w:rPr>
-        <w:t xml:space="preserve">"Comparison: Normal vs Poisson Model"</w:t>
-      </w:r>
-      <w:r>
-        <w:rPr>
-          <w:rStyle w:val="NormalTok"/>
-        </w:rPr>
-        <w:t xml:space="preserve">)</w:t>
-      </w:r>
-      <w:r>
-        <w:br/>
-      </w:r>
-      <w:r>
-        <w:br/>
-      </w:r>
-      <w:r>
-        <w:rPr>
-          <w:rStyle w:val="FunctionTok"/>
-        </w:rPr>
-        <w:t xml:space="preserve">lines</w:t>
-      </w:r>
-      <w:r>
-        <w:rPr>
-          <w:rStyle w:val="NormalTok"/>
-        </w:rPr>
-        <w:t xml:space="preserve">(AGE, Gomp.fit</w:t>
-      </w:r>
-      <w:r>
-        <w:rPr>
-          <w:rStyle w:val="SpecialCharTok"/>
-        </w:rPr>
-        <w:t xml:space="preserve">$</w:t>
-      </w:r>
-      <w:r>
-        <w:rPr>
-          <w:rStyle w:val="NormalTok"/>
-        </w:rPr>
-        <w:t xml:space="preserve">fit, </w:t>
-      </w:r>
-      <w:r>
-        <w:rPr>
-          <w:rStyle w:val="AttributeTok"/>
-        </w:rPr>
-        <w:t xml:space="preserve">col =</w:t>
-      </w:r>
-      <w:r>
-        <w:rPr>
-          <w:rStyle w:val="NormalTok"/>
-        </w:rPr>
-        <w:t xml:space="preserve"> </w:t>
-      </w:r>
-      <w:r>
-        <w:rPr>
-          <w:rStyle w:val="StringTok"/>
-        </w:rPr>
-        <w:t xml:space="preserve">"red"</w:t>
-      </w:r>
-      <w:r>
-        <w:rPr>
-          <w:rStyle w:val="NormalTok"/>
-        </w:rPr>
-        <w:t xml:space="preserve">, </w:t>
-      </w:r>
-      <w:r>
-        <w:rPr>
-          <w:rStyle w:val="AttributeTok"/>
-        </w:rPr>
         <w:t xml:space="preserve">lwd =</w:t>
       </w:r>
       <w:r>
@@ -4001,349 +4790,7 @@
         <w:rPr>
           <w:rStyle w:val="NormalTok"/>
         </w:rPr>
-        <w:t xml:space="preserve">, </w:t>
-      </w:r>
-      <w:r>
-        <w:rPr>
-          <w:rStyle w:val="AttributeTok"/>
-        </w:rPr>
-        <w:t xml:space="preserve">lty =</w:t>
-      </w:r>
-      <w:r>
-        <w:rPr>
-          <w:rStyle w:val="NormalTok"/>
-        </w:rPr>
-        <w:t xml:space="preserve"> </w:t>
-      </w:r>
-      <w:r>
-        <w:rPr>
-          <w:rStyle w:val="DecValTok"/>
-        </w:rPr>
-        <w:t xml:space="preserve">2</w:t>
-      </w:r>
-      <w:r>
-        <w:rPr>
-          <w:rStyle w:val="NormalTok"/>
-        </w:rPr>
         <w:t xml:space="preserve">)  </w:t>
-      </w:r>
-      <w:r>
-        <w:rPr>
-          <w:rStyle w:val="CommentTok"/>
-        </w:rPr>
-        <w:t xml:space="preserve"># Normal Model</w:t>
-      </w:r>
-      <w:r>
-        <w:br/>
-      </w:r>
-      <w:r>
-        <w:rPr>
-          <w:rStyle w:val="FunctionTok"/>
-        </w:rPr>
-        <w:t xml:space="preserve">lines</w:t>
-      </w:r>
-      <w:r>
-        <w:rPr>
-          <w:rStyle w:val="NormalTok"/>
-        </w:rPr>
-        <w:t xml:space="preserve">(AGE, </w:t>
-      </w:r>
-      <w:r>
-        <w:rPr>
-          <w:rStyle w:val="FunctionTok"/>
-        </w:rPr>
-        <w:t xml:space="preserve">log</w:t>
-      </w:r>
-      <w:r>
-        <w:rPr>
-          <w:rStyle w:val="NormalTok"/>
-        </w:rPr>
-        <w:t xml:space="preserve">(Gomp.glm</w:t>
-      </w:r>
-      <w:r>
-        <w:rPr>
-          <w:rStyle w:val="SpecialCharTok"/>
-        </w:rPr>
-        <w:t xml:space="preserve">$</w:t>
-      </w:r>
-      <w:r>
-        <w:rPr>
-          <w:rStyle w:val="NormalTok"/>
-        </w:rPr>
-        <w:t xml:space="preserve">fit</w:t>
-      </w:r>
-      <w:r>
-        <w:rPr>
-          <w:rStyle w:val="SpecialCharTok"/>
-        </w:rPr>
-        <w:t xml:space="preserve">/</w:t>
-      </w:r>
-      <w:r>
-        <w:rPr>
-          <w:rStyle w:val="NormalTok"/>
-        </w:rPr>
-        <w:t xml:space="preserve">EXP), </w:t>
-      </w:r>
-      <w:r>
-        <w:rPr>
-          <w:rStyle w:val="AttributeTok"/>
-        </w:rPr>
-        <w:t xml:space="preserve">col =</w:t>
-      </w:r>
-      <w:r>
-        <w:rPr>
-          <w:rStyle w:val="NormalTok"/>
-        </w:rPr>
-        <w:t xml:space="preserve"> </w:t>
-      </w:r>
-      <w:r>
-        <w:rPr>
-          <w:rStyle w:val="StringTok"/>
-        </w:rPr>
-        <w:t xml:space="preserve">"blue"</w:t>
-      </w:r>
-      <w:r>
-        <w:rPr>
-          <w:rStyle w:val="NormalTok"/>
-        </w:rPr>
-        <w:t xml:space="preserve">, </w:t>
-      </w:r>
-      <w:r>
-        <w:rPr>
-          <w:rStyle w:val="AttributeTok"/>
-        </w:rPr>
-        <w:t xml:space="preserve">lwd =</w:t>
-      </w:r>
-      <w:r>
-        <w:rPr>
-          <w:rStyle w:val="NormalTok"/>
-        </w:rPr>
-        <w:t xml:space="preserve"> </w:t>
-      </w:r>
-      <w:r>
-        <w:rPr>
-          <w:rStyle w:val="DecValTok"/>
-        </w:rPr>
-        <w:t xml:space="preserve">2</w:t>
-      </w:r>
-      <w:r>
-        <w:rPr>
-          <w:rStyle w:val="NormalTok"/>
-        </w:rPr>
-        <w:t xml:space="preserve">)  </w:t>
-      </w:r>
-      <w:r>
-        <w:rPr>
-          <w:rStyle w:val="CommentTok"/>
-        </w:rPr>
-        <w:t xml:space="preserve"># Poisson Model</w:t>
-      </w:r>
-      <w:r>
-        <w:br/>
-      </w:r>
-      <w:r>
-        <w:br/>
-      </w:r>
-      <w:r>
-        <w:rPr>
-          <w:rStyle w:val="FunctionTok"/>
-        </w:rPr>
-        <w:t xml:space="preserve">legend</w:t>
-      </w:r>
-      <w:r>
-        <w:rPr>
-          <w:rStyle w:val="NormalTok"/>
-        </w:rPr>
-        <w:t xml:space="preserve">(</w:t>
-      </w:r>
-      <w:r>
-        <w:rPr>
-          <w:rStyle w:val="StringTok"/>
-        </w:rPr>
-        <w:t xml:space="preserve">"topleft"</w:t>
-      </w:r>
-      <w:r>
-        <w:rPr>
-          <w:rStyle w:val="NormalTok"/>
-        </w:rPr>
-        <w:t xml:space="preserve">, </w:t>
-      </w:r>
-      <w:r>
-        <w:rPr>
-          <w:rStyle w:val="AttributeTok"/>
-        </w:rPr>
-        <w:t xml:space="preserve">legend =</w:t>
-      </w:r>
-      <w:r>
-        <w:rPr>
-          <w:rStyle w:val="NormalTok"/>
-        </w:rPr>
-        <w:t xml:space="preserve"> </w:t>
-      </w:r>
-      <w:r>
-        <w:rPr>
-          <w:rStyle w:val="FunctionTok"/>
-        </w:rPr>
-        <w:t xml:space="preserve">c</w:t>
-      </w:r>
-      <w:r>
-        <w:rPr>
-          <w:rStyle w:val="NormalTok"/>
-        </w:rPr>
-        <w:t xml:space="preserve">(</w:t>
-      </w:r>
-      <w:r>
-        <w:rPr>
-          <w:rStyle w:val="StringTok"/>
-        </w:rPr>
-        <w:t xml:space="preserve">"Normal Model"</w:t>
-      </w:r>
-      <w:r>
-        <w:rPr>
-          <w:rStyle w:val="NormalTok"/>
-        </w:rPr>
-        <w:t xml:space="preserve">, </w:t>
-      </w:r>
-      <w:r>
-        <w:rPr>
-          <w:rStyle w:val="StringTok"/>
-        </w:rPr>
-        <w:t xml:space="preserve">"Poisson Model"</w:t>
-      </w:r>
-      <w:r>
-        <w:rPr>
-          <w:rStyle w:val="NormalTok"/>
-        </w:rPr>
-        <w:t xml:space="preserve">),</w:t>
-      </w:r>
-      <w:r>
-        <w:br/>
-      </w:r>
-      <w:r>
-        <w:rPr>
-          <w:rStyle w:val="NormalTok"/>
-        </w:rPr>
-        <w:t xml:space="preserve">       </w:t>
-      </w:r>
-      <w:r>
-        <w:rPr>
-          <w:rStyle w:val="AttributeTok"/>
-        </w:rPr>
-        <w:t xml:space="preserve">col =</w:t>
-      </w:r>
-      <w:r>
-        <w:rPr>
-          <w:rStyle w:val="NormalTok"/>
-        </w:rPr>
-        <w:t xml:space="preserve"> </w:t>
-      </w:r>
-      <w:r>
-        <w:rPr>
-          <w:rStyle w:val="FunctionTok"/>
-        </w:rPr>
-        <w:t xml:space="preserve">c</w:t>
-      </w:r>
-      <w:r>
-        <w:rPr>
-          <w:rStyle w:val="NormalTok"/>
-        </w:rPr>
-        <w:t xml:space="preserve">(</w:t>
-      </w:r>
-      <w:r>
-        <w:rPr>
-          <w:rStyle w:val="StringTok"/>
-        </w:rPr>
-        <w:t xml:space="preserve">"red"</w:t>
-      </w:r>
-      <w:r>
-        <w:rPr>
-          <w:rStyle w:val="NormalTok"/>
-        </w:rPr>
-        <w:t xml:space="preserve">, </w:t>
-      </w:r>
-      <w:r>
-        <w:rPr>
-          <w:rStyle w:val="StringTok"/>
-        </w:rPr>
-        <w:t xml:space="preserve">"blue"</w:t>
-      </w:r>
-      <w:r>
-        <w:rPr>
-          <w:rStyle w:val="NormalTok"/>
-        </w:rPr>
-        <w:t xml:space="preserve">), </w:t>
-      </w:r>
-      <w:r>
-        <w:rPr>
-          <w:rStyle w:val="AttributeTok"/>
-        </w:rPr>
-        <w:t xml:space="preserve">lty =</w:t>
-      </w:r>
-      <w:r>
-        <w:rPr>
-          <w:rStyle w:val="NormalTok"/>
-        </w:rPr>
-        <w:t xml:space="preserve"> </w:t>
-      </w:r>
-      <w:r>
-        <w:rPr>
-          <w:rStyle w:val="FunctionTok"/>
-        </w:rPr>
-        <w:t xml:space="preserve">c</w:t>
-      </w:r>
-      <w:r>
-        <w:rPr>
-          <w:rStyle w:val="NormalTok"/>
-        </w:rPr>
-        <w:t xml:space="preserve">(</w:t>
-      </w:r>
-      <w:r>
-        <w:rPr>
-          <w:rStyle w:val="DecValTok"/>
-        </w:rPr>
-        <w:t xml:space="preserve">2</w:t>
-      </w:r>
-      <w:r>
-        <w:rPr>
-          <w:rStyle w:val="NormalTok"/>
-        </w:rPr>
-        <w:t xml:space="preserve">,</w:t>
-      </w:r>
-      <w:r>
-        <w:rPr>
-          <w:rStyle w:val="DecValTok"/>
-        </w:rPr>
-        <w:t xml:space="preserve">1</w:t>
-      </w:r>
-      <w:r>
-        <w:rPr>
-          <w:rStyle w:val="NormalTok"/>
-        </w:rPr>
-        <w:t xml:space="preserve">), </w:t>
-      </w:r>
-      <w:r>
-        <w:rPr>
-          <w:rStyle w:val="AttributeTok"/>
-        </w:rPr>
-        <w:t xml:space="preserve">lwd =</w:t>
-      </w:r>
-      <w:r>
-        <w:rPr>
-          <w:rStyle w:val="NormalTok"/>
-        </w:rPr>
-        <w:t xml:space="preserve"> </w:t>
-      </w:r>
-      <w:r>
-        <w:rPr>
-          <w:rStyle w:val="DecValTok"/>
-        </w:rPr>
-        <w:t xml:space="preserve">2</w:t>
-      </w:r>
-      <w:r>
-        <w:rPr>
-          <w:rStyle w:val="NormalTok"/>
-        </w:rPr>
-        <w:t xml:space="preserve">)</w:t>
       </w:r>
     </w:p>
     <w:p>
@@ -4360,7 +4807,7 @@
               <a:graphicData uri="http://schemas.openxmlformats.org/drawingml/2006/picture">
                 <pic:pic>
                   <pic:nvPicPr>
-                    <pic:cNvPr descr="Class-5-GLM-and-Gompertz--Solution-_files/figure-docx/unnamed-chunk-8-1.png" id="45" name="Picture"/>
+                    <pic:cNvPr descr="Class-5-GLM-and-Gompertz_files/figure-docx/unnamed-chunk-13-1.png" id="45" name="Picture"/>
                     <pic:cNvPicPr>
                       <a:picLocks noChangeArrowheads="1" noChangeAspect="1"/>
                     </pic:cNvPicPr>
@@ -4575,7 +5022,7 @@
         <w:rPr>
           <w:rStyle w:val="NormalTok"/>
         </w:rPr>
-        <w:t xml:space="preserve">,</w:t>
+        <w:t xml:space="preserve">, </w:t>
       </w:r>
       <w:r>
         <w:br/>
@@ -4632,7 +5079,7 @@
         <w:rPr>
           <w:rStyle w:val="NormalTok"/>
         </w:rPr>
-        <w:t xml:space="preserve">)</w:t>
+        <w:t xml:space="preserve">) </w:t>
       </w:r>
       <w:r>
         <w:br/>
@@ -4731,7 +5178,7 @@
         <w:rPr>
           <w:rStyle w:val="NormalTok"/>
         </w:rPr>
-        <w:t xml:space="preserve">)</w:t>
+        <w:t xml:space="preserve">) </w:t>
       </w:r>
       <w:r>
         <w:br/>
@@ -4818,22 +5265,70 @@
         <w:rPr>
           <w:rStyle w:val="NormalTok"/>
         </w:rPr>
+        <w:t xml:space="preserve">),  </w:t>
+      </w:r>
+      <w:r>
+        <w:br/>
+      </w:r>
+      <w:r>
+        <w:rPr>
+          <w:rStyle w:val="NormalTok"/>
+        </w:rPr>
+        <w:t xml:space="preserve">       </w:t>
+      </w:r>
+      <w:r>
+        <w:rPr>
+          <w:rStyle w:val="AttributeTok"/>
+        </w:rPr>
+        <w:t xml:space="preserve">pch =</w:t>
+      </w:r>
+      <w:r>
+        <w:rPr>
+          <w:rStyle w:val="NormalTok"/>
+        </w:rPr>
+        <w:t xml:space="preserve"> </w:t>
+      </w:r>
+      <w:r>
+        <w:rPr>
+          <w:rStyle w:val="FunctionTok"/>
+        </w:rPr>
+        <w:t xml:space="preserve">c</w:t>
+      </w:r>
+      <w:r>
+        <w:rPr>
+          <w:rStyle w:val="NormalTok"/>
+        </w:rPr>
+        <w:t xml:space="preserve">(</w:t>
+      </w:r>
+      <w:r>
+        <w:rPr>
+          <w:rStyle w:val="DecValTok"/>
+        </w:rPr>
+        <w:t xml:space="preserve">1</w:t>
+      </w:r>
+      <w:r>
+        <w:rPr>
+          <w:rStyle w:val="NormalTok"/>
+        </w:rPr>
+        <w:t xml:space="preserve">, </w:t>
+      </w:r>
+      <w:r>
+        <w:rPr>
+          <w:rStyle w:val="DecValTok"/>
+        </w:rPr>
+        <w:t xml:space="preserve">2</w:t>
+      </w:r>
+      <w:r>
+        <w:rPr>
+          <w:rStyle w:val="NormalTok"/>
+        </w:rPr>
         <w:t xml:space="preserve">), </w:t>
       </w:r>
       <w:r>
-        <w:br/>
-      </w:r>
-      <w:r>
-        <w:rPr>
-          <w:rStyle w:val="NormalTok"/>
-        </w:rPr>
-        <w:t xml:space="preserve">       </w:t>
-      </w:r>
-      <w:r>
         <w:rPr>
           <w:rStyle w:val="AttributeTok"/>
         </w:rPr>
-        <w:t xml:space="preserve">pch =</w:t>
+        <w:t xml:space="preserve">col =</w:t>
       </w:r>
       <w:r>
         <w:rPr>
@@ -4855,9 +5350,9 @@
       </w:r>
       <w:r>
         <w:rPr>
-          <w:rStyle w:val="DecValTok"/>
-        </w:rPr>
-        <w:t xml:space="preserve">1</w:t>
+          <w:rStyle w:val="StringTok"/>
+        </w:rPr>
+        <w:t xml:space="preserve">"black"</w:t>
       </w:r>
       <w:r>
         <w:rPr>
@@ -4867,63 +5362,15 @@
       </w:r>
       <w:r>
         <w:rPr>
-          <w:rStyle w:val="DecValTok"/>
-        </w:rPr>
-        <w:t xml:space="preserve">2</w:t>
-      </w:r>
-      <w:r>
-        <w:rPr>
-          <w:rStyle w:val="NormalTok"/>
-        </w:rPr>
-        <w:t xml:space="preserve">), </w:t>
-      </w:r>
-      <w:r>
-        <w:rPr>
-          <w:rStyle w:val="AttributeTok"/>
-        </w:rPr>
-        <w:t xml:space="preserve">col =</w:t>
-      </w:r>
-      <w:r>
-        <w:rPr>
-          <w:rStyle w:val="NormalTok"/>
-        </w:rPr>
-        <w:t xml:space="preserve"> </w:t>
-      </w:r>
-      <w:r>
-        <w:rPr>
-          <w:rStyle w:val="FunctionTok"/>
-        </w:rPr>
-        <w:t xml:space="preserve">c</w:t>
-      </w:r>
-      <w:r>
-        <w:rPr>
-          <w:rStyle w:val="NormalTok"/>
-        </w:rPr>
-        <w:t xml:space="preserve">(</w:t>
-      </w:r>
-      <w:r>
-        <w:rPr>
           <w:rStyle w:val="StringTok"/>
         </w:rPr>
-        <w:t xml:space="preserve">"black"</w:t>
-      </w:r>
-      <w:r>
-        <w:rPr>
-          <w:rStyle w:val="NormalTok"/>
-        </w:rPr>
-        <w:t xml:space="preserve">, </w:t>
-      </w:r>
-      <w:r>
-        <w:rPr>
-          <w:rStyle w:val="StringTok"/>
-        </w:rPr>
         <w:t xml:space="preserve">"red"</w:t>
       </w:r>
       <w:r>
         <w:rPr>
           <w:rStyle w:val="NormalTok"/>
         </w:rPr>
-        <w:t xml:space="preserve">))</w:t>
+        <w:t xml:space="preserve">)) </w:t>
       </w:r>
     </w:p>
     <w:p>
@@ -4940,7 +5387,7 @@
               <a:graphicData uri="http://schemas.openxmlformats.org/drawingml/2006/picture">
                 <pic:pic>
                   <pic:nvPicPr>
-                    <pic:cNvPr descr="Class-5-GLM-and-Gompertz--Solution-_files/figure-docx/unnamed-chunk-9-1.png" id="50" name="Picture"/>
+                    <pic:cNvPr descr="Class-5-GLM-and-Gompertz_files/figure-docx/unnamed-chunk-14-1.png" id="50" name="Picture"/>
                     <pic:cNvPicPr>
                       <a:picLocks noChangeArrowheads="1" noChangeAspect="1"/>
                     </pic:cNvPicPr>
@@ -4973,6 +5420,472 @@
         </w:drawing>
       </w:r>
     </w:p>
+    <w:p>
+      <w:pPr>
+        <w:pStyle w:val="BodyText"/>
+      </w:pPr>
+      <w:r>
+        <w:rPr>
+          <w:b/>
+          <w:bCs/>
+        </w:rPr>
+        <w:t xml:space="preserve">More advanced</w:t>
+      </w:r>
+    </w:p>
+    <w:p>
+      <w:pPr>
+        <w:pStyle w:val="BodyText"/>
+      </w:pPr>
+      <w:r>
+        <w:t xml:space="preserve">Try to calculate the Pearson and deviance residuals yourself</w:t>
+      </w:r>
+    </w:p>
+    <w:p>
+      <w:pPr>
+        <w:pStyle w:val="SourceCode"/>
+      </w:pPr>
+      <w:r>
+        <w:rPr>
+          <w:rStyle w:val="CommentTok"/>
+        </w:rPr>
+        <w:t xml:space="preserve"># Pearson</w:t>
+      </w:r>
+      <w:r>
+        <w:br/>
+      </w:r>
+      <w:r>
+        <w:rPr>
+          <w:rStyle w:val="NormalTok"/>
+        </w:rPr>
+        <w:t xml:space="preserve">(DTH </w:t>
+      </w:r>
+      <w:r>
+        <w:rPr>
+          <w:rStyle w:val="SpecialCharTok"/>
+        </w:rPr>
+        <w:t xml:space="preserve">-</w:t>
+      </w:r>
+      <w:r>
+        <w:rPr>
+          <w:rStyle w:val="NormalTok"/>
+        </w:rPr>
+        <w:t xml:space="preserve"> Gomp.glm</w:t>
+      </w:r>
+      <w:r>
+        <w:rPr>
+          <w:rStyle w:val="SpecialCharTok"/>
+        </w:rPr>
+        <w:t xml:space="preserve">$</w:t>
+      </w:r>
+      <w:r>
+        <w:rPr>
+          <w:rStyle w:val="NormalTok"/>
+        </w:rPr>
+        <w:t xml:space="preserve">fit)</w:t>
+      </w:r>
+      <w:r>
+        <w:rPr>
+          <w:rStyle w:val="SpecialCharTok"/>
+        </w:rPr>
+        <w:t xml:space="preserve">/</w:t>
+      </w:r>
+      <w:r>
+        <w:rPr>
+          <w:rStyle w:val="FunctionTok"/>
+        </w:rPr>
+        <w:t xml:space="preserve">sqrt</w:t>
+      </w:r>
+      <w:r>
+        <w:rPr>
+          <w:rStyle w:val="NormalTok"/>
+        </w:rPr>
+        <w:t xml:space="preserve">(Gomp.glm</w:t>
+      </w:r>
+      <w:r>
+        <w:rPr>
+          <w:rStyle w:val="SpecialCharTok"/>
+        </w:rPr>
+        <w:t xml:space="preserve">$</w:t>
+      </w:r>
+      <w:r>
+        <w:rPr>
+          <w:rStyle w:val="NormalTok"/>
+        </w:rPr>
+        <w:t xml:space="preserve">fit)</w:t>
+      </w:r>
+    </w:p>
+    <w:p>
+      <w:pPr>
+        <w:pStyle w:val="SourceCode"/>
+      </w:pPr>
+      <w:r>
+        <w:rPr>
+          <w:rStyle w:val="VerbatimChar"/>
+        </w:rPr>
+        <w:t xml:space="preserve">         40          41          42          43          44          45 </w:t>
+      </w:r>
+      <w:r>
+        <w:br/>
+      </w:r>
+      <w:r>
+        <w:rPr>
+          <w:rStyle w:val="VerbatimChar"/>
+        </w:rPr>
+        <w:t xml:space="preserve">-0.25911243  2.24734078  2.72930222 -0.13077710  2.15227686  1.38600486 </w:t>
+      </w:r>
+      <w:r>
+        <w:br/>
+      </w:r>
+      <w:r>
+        <w:rPr>
+          <w:rStyle w:val="VerbatimChar"/>
+        </w:rPr>
+        <w:t xml:space="preserve">         46          47          48          49          50          51 </w:t>
+      </w:r>
+      <w:r>
+        <w:br/>
+      </w:r>
+      <w:r>
+        <w:rPr>
+          <w:rStyle w:val="VerbatimChar"/>
+        </w:rPr>
+        <w:t xml:space="preserve"> 2.38322939  0.09008763 -0.69600909  1.09584853 -2.39917512 -1.38040507 </w:t>
+      </w:r>
+      <w:r>
+        <w:br/>
+      </w:r>
+      <w:r>
+        <w:rPr>
+          <w:rStyle w:val="VerbatimChar"/>
+        </w:rPr>
+        <w:t xml:space="preserve">         52          53          54          55          56          57 </w:t>
+      </w:r>
+      <w:r>
+        <w:br/>
+      </w:r>
+      <w:r>
+        <w:rPr>
+          <w:rStyle w:val="VerbatimChar"/>
+        </w:rPr>
+        <w:t xml:space="preserve">-0.15999045  0.82853296 -3.18120467 -0.55074158  1.17732434  0.29968100 </w:t>
+      </w:r>
+      <w:r>
+        <w:br/>
+      </w:r>
+      <w:r>
+        <w:rPr>
+          <w:rStyle w:val="VerbatimChar"/>
+        </w:rPr>
+        <w:t xml:space="preserve">         58          59          60          61          62          63 </w:t>
+      </w:r>
+      <w:r>
+        <w:br/>
+      </w:r>
+      <w:r>
+        <w:rPr>
+          <w:rStyle w:val="VerbatimChar"/>
+        </w:rPr>
+        <w:t xml:space="preserve"> 0.55237381 -0.27068286  1.07099358  1.15250786 -0.21030651  0.04063406 </w:t>
+      </w:r>
+      <w:r>
+        <w:br/>
+      </w:r>
+      <w:r>
+        <w:rPr>
+          <w:rStyle w:val="VerbatimChar"/>
+        </w:rPr>
+        <w:t xml:space="preserve">         64          65          66          67          68          69 </w:t>
+      </w:r>
+      <w:r>
+        <w:br/>
+      </w:r>
+      <w:r>
+        <w:rPr>
+          <w:rStyle w:val="VerbatimChar"/>
+        </w:rPr>
+        <w:t xml:space="preserve">-2.00769088 -3.08698810 -0.48546585  0.37162585 -0.01570188 -0.58788038 </w:t>
+      </w:r>
+      <w:r>
+        <w:br/>
+      </w:r>
+      <w:r>
+        <w:rPr>
+          <w:rStyle w:val="VerbatimChar"/>
+        </w:rPr>
+        <w:t xml:space="preserve">         70          71          72          73          74          75 </w:t>
+      </w:r>
+      <w:r>
+        <w:br/>
+      </w:r>
+      <w:r>
+        <w:rPr>
+          <w:rStyle w:val="VerbatimChar"/>
+        </w:rPr>
+        <w:t xml:space="preserve">-1.18217398  0.29563174  0.46924671  1.16315696  0.81165625 -1.80795274 </w:t>
+      </w:r>
+      <w:r>
+        <w:br/>
+      </w:r>
+      <w:r>
+        <w:rPr>
+          <w:rStyle w:val="VerbatimChar"/>
+        </w:rPr>
+        <w:t xml:space="preserve">         76          77          78          79          80 </w:t>
+      </w:r>
+      <w:r>
+        <w:br/>
+      </w:r>
+      <w:r>
+        <w:rPr>
+          <w:rStyle w:val="VerbatimChar"/>
+        </w:rPr>
+        <w:t xml:space="preserve">-0.38997347  0.56375968 -1.15366745  0.25835315  4.16590085 </w:t>
+      </w:r>
+    </w:p>
+    <w:p>
+      <w:pPr>
+        <w:pStyle w:val="SourceCode"/>
+      </w:pPr>
+      <w:r>
+        <w:rPr>
+          <w:rStyle w:val="CommentTok"/>
+        </w:rPr>
+        <w:t xml:space="preserve"># deviance residuals</w:t>
+      </w:r>
+      <w:r>
+        <w:br/>
+      </w:r>
+      <w:r>
+        <w:rPr>
+          <w:rStyle w:val="DecValTok"/>
+        </w:rPr>
+        <w:t xml:space="preserve">2</w:t>
+      </w:r>
+      <w:r>
+        <w:rPr>
+          <w:rStyle w:val="SpecialCharTok"/>
+        </w:rPr>
+        <w:t xml:space="preserve">*</w:t>
+      </w:r>
+      <w:r>
+        <w:rPr>
+          <w:rStyle w:val="NormalTok"/>
+        </w:rPr>
+        <w:t xml:space="preserve">(DTH</w:t>
+      </w:r>
+      <w:r>
+        <w:rPr>
+          <w:rStyle w:val="SpecialCharTok"/>
+        </w:rPr>
+        <w:t xml:space="preserve">*</w:t>
+      </w:r>
+      <w:r>
+        <w:rPr>
+          <w:rStyle w:val="NormalTok"/>
+        </w:rPr>
+        <w:t xml:space="preserve">(</w:t>
+      </w:r>
+      <w:r>
+        <w:rPr>
+          <w:rStyle w:val="FunctionTok"/>
+        </w:rPr>
+        <w:t xml:space="preserve">log</w:t>
+      </w:r>
+      <w:r>
+        <w:rPr>
+          <w:rStyle w:val="NormalTok"/>
+        </w:rPr>
+        <w:t xml:space="preserve">(DTH)</w:t>
+      </w:r>
+      <w:r>
+        <w:rPr>
+          <w:rStyle w:val="SpecialCharTok"/>
+        </w:rPr>
+        <w:t xml:space="preserve">-</w:t>
+      </w:r>
+      <w:r>
+        <w:rPr>
+          <w:rStyle w:val="NormalTok"/>
+        </w:rPr>
+        <w:t xml:space="preserve">Gomp.glm</w:t>
+      </w:r>
+      <w:r>
+        <w:rPr>
+          <w:rStyle w:val="SpecialCharTok"/>
+        </w:rPr>
+        <w:t xml:space="preserve">$</w:t>
+      </w:r>
+      <w:r>
+        <w:rPr>
+          <w:rStyle w:val="NormalTok"/>
+        </w:rPr>
+        <w:t xml:space="preserve">lin)</w:t>
+      </w:r>
+      <w:r>
+        <w:rPr>
+          <w:rStyle w:val="SpecialCharTok"/>
+        </w:rPr>
+        <w:t xml:space="preserve">-</w:t>
+      </w:r>
+      <w:r>
+        <w:rPr>
+          <w:rStyle w:val="NormalTok"/>
+        </w:rPr>
+        <w:t xml:space="preserve">DTH</w:t>
+      </w:r>
+      <w:r>
+        <w:rPr>
+          <w:rStyle w:val="SpecialCharTok"/>
+        </w:rPr>
+        <w:t xml:space="preserve">+</w:t>
+      </w:r>
+      <w:r>
+        <w:rPr>
+          <w:rStyle w:val="NormalTok"/>
+        </w:rPr>
+        <w:t xml:space="preserve">Gomp.glm</w:t>
+      </w:r>
+      <w:r>
+        <w:rPr>
+          <w:rStyle w:val="SpecialCharTok"/>
+        </w:rPr>
+        <w:t xml:space="preserve">$</w:t>
+      </w:r>
+      <w:r>
+        <w:rPr>
+          <w:rStyle w:val="NormalTok"/>
+        </w:rPr>
+        <w:t xml:space="preserve">fit)</w:t>
+      </w:r>
+    </w:p>
+    <w:p>
+      <w:pPr>
+        <w:pStyle w:val="SourceCode"/>
+      </w:pPr>
+      <w:r>
+        <w:rPr>
+          <w:rStyle w:val="VerbatimChar"/>
+        </w:rPr>
+        <w:t xml:space="preserve">          40           41           42           43           44           45 </w:t>
+      </w:r>
+      <w:r>
+        <w:br/>
+      </w:r>
+      <w:r>
+        <w:rPr>
+          <w:rStyle w:val="VerbatimChar"/>
+        </w:rPr>
+        <w:t xml:space="preserve">6.827628e-02 4.485003e+00 6.527838e+00 1.721908e-02 4.219113e+00 1.813610e+00 </w:t>
+      </w:r>
+      <w:r>
+        <w:br/>
+      </w:r>
+      <w:r>
+        <w:rPr>
+          <w:rStyle w:val="VerbatimChar"/>
+        </w:rPr>
+        <w:t xml:space="preserve">          46           47           48           49           50           51 </w:t>
+      </w:r>
+      <w:r>
+        <w:br/>
+      </w:r>
+      <w:r>
+        <w:rPr>
+          <w:rStyle w:val="VerbatimChar"/>
+        </w:rPr>
+        <w:t xml:space="preserve">5.198385e+00 8.088703e-03 4.964044e-01 1.161520e+00 6.201341e+00 1.978512e+00 </w:t>
+      </w:r>
+      <w:r>
+        <w:br/>
+      </w:r>
+      <w:r>
+        <w:rPr>
+          <w:rStyle w:val="VerbatimChar"/>
+        </w:rPr>
+        <w:t xml:space="preserve">          52           53           54           55           56           57 </w:t>
+      </w:r>
+      <w:r>
+        <w:br/>
+      </w:r>
+      <w:r>
+        <w:rPr>
+          <w:rStyle w:val="VerbatimChar"/>
+        </w:rPr>
+        <w:t xml:space="preserve">2.569396e-02 6.748448e-01 1.085276e+01 3.068662e-01 1.354854e+00 8.930483e-02 </w:t>
+      </w:r>
+      <w:r>
+        <w:br/>
+      </w:r>
+      <w:r>
+        <w:rPr>
+          <w:rStyle w:val="VerbatimChar"/>
+        </w:rPr>
+        <w:t xml:space="preserve">          58           59           60           61           62           63 </w:t>
+      </w:r>
+      <w:r>
+        <w:br/>
+      </w:r>
+      <w:r>
+        <w:rPr>
+          <w:rStyle w:val="VerbatimChar"/>
+        </w:rPr>
+        <w:t xml:space="preserve">3.020103e-01 7.364590e-02 1.124284e+00 1.300730e+00 4.439551e-02 1.649970e-03 </w:t>
+      </w:r>
+      <w:r>
+        <w:br/>
+      </w:r>
+      <w:r>
+        <w:rPr>
+          <w:rStyle w:val="VerbatimChar"/>
+        </w:rPr>
+        <w:t xml:space="preserve">          64           65           66           67           68           69 </w:t>
+      </w:r>
+      <w:r>
+        <w:br/>
+      </w:r>
+      <w:r>
+        <w:rPr>
+          <w:rStyle w:val="VerbatimChar"/>
+        </w:rPr>
+        <w:t xml:space="preserve">4.175509e+00 1.017269e+01 2.383470e-01 1.369309e-01 2.466377e-04 3.502986e-01 </w:t>
+      </w:r>
+      <w:r>
+        <w:br/>
+      </w:r>
+      <w:r>
+        <w:rPr>
+          <w:rStyle w:val="VerbatimChar"/>
+        </w:rPr>
+        <w:t xml:space="preserve">          70           71           72           73           74           75 </w:t>
+      </w:r>
+      <w:r>
+        <w:br/>
+      </w:r>
+      <w:r>
+        <w:rPr>
+          <w:rStyle w:val="VerbatimChar"/>
+        </w:rPr>
+        <w:t xml:space="preserve">1.436456e+00 8.682269e-02 2.179216e-01 1.319571e+00 6.474473e-01 3.406111e+00 </w:t>
+      </w:r>
+      <w:r>
+        <w:br/>
+      </w:r>
+      <w:r>
+        <w:rPr>
+          <w:rStyle w:val="VerbatimChar"/>
+        </w:rPr>
+        <w:t xml:space="preserve">          76           77           78           79           80 </w:t>
+      </w:r>
+      <w:r>
+        <w:br/>
+      </w:r>
+      <w:r>
+        <w:rPr>
+          <w:rStyle w:val="VerbatimChar"/>
+        </w:rPr>
+        <w:t xml:space="preserve">1.533771e-01 3.140328e-01 1.365131e+00 6.639192e-02 1.603330e+01 </w:t>
+      </w:r>
+    </w:p>
     <w:bookmarkEnd w:id="51"/>
     <w:bookmarkStart w:id="55" w:name="alternative-residual-analysis-q-q-plot"/>
     <w:p>
@@ -5094,7 +6007,7 @@
         <w:rPr>
           <w:rStyle w:val="NormalTok"/>
         </w:rPr>
-        <w:t xml:space="preserve">)</w:t>
+        <w:t xml:space="preserve">) </w:t>
       </w:r>
       <w:r>
         <w:br/>
@@ -5169,7 +6082,7 @@
         <w:rPr>
           <w:rStyle w:val="NormalTok"/>
         </w:rPr>
-        <w:t xml:space="preserve">)</w:t>
+        <w:t xml:space="preserve">) </w:t>
       </w:r>
     </w:p>
     <w:p>
@@ -5186,7 +6099,7 @@
               <a:graphicData uri="http://schemas.openxmlformats.org/drawingml/2006/picture">
                 <pic:pic>
                   <pic:nvPicPr>
-                    <pic:cNvPr descr="Class-5-GLM-and-Gompertz--Solution-_files/figure-docx/unnamed-chunk-10-1.png" id="54" name="Picture"/>
+                    <pic:cNvPr descr="Class-5-GLM-and-Gompertz_files/figure-docx/unnamed-chunk-17-1.png" id="54" name="Picture"/>
                     <pic:cNvPicPr>
                       <a:picLocks noChangeArrowheads="1" noChangeAspect="1"/>
                     </pic:cNvPicPr>
@@ -5241,7 +6154,7 @@
         <w:pStyle w:val="FirstParagraph"/>
       </w:pPr>
       <w:r>
-        <w:t xml:space="preserve">If residuals indicate poor fit:</w:t>
+        <w:t xml:space="preserve">If residuals indicate poor fit: </w:t>
       </w:r>
     </w:p>
     <w:p>
@@ -5271,14 +6184,16 @@
         <w:t xml:space="preserve"> </w:t>
       </w:r>
       <m:oMath>
+        <m:r>
+          <m:t>A</m:t>
+        </m:r>
+        <m:r>
+          <m:t>G</m:t>
+        </m:r>
         <m:sSup>
           <m:e>
             <m:r>
-              <m:rPr>
-                <m:nor/>
-                <m:sty m:val="p"/>
-              </m:rPr>
-              <m:t>AGE</m:t>
+              <m:t>E</m:t>
             </m:r>
           </m:e>
           <m:sup>
@@ -5292,7 +6207,7 @@
         <w:t xml:space="preserve"> </w:t>
       </w:r>
       <w:r>
-        <w:t xml:space="preserve">term to allow for curvature.</w:t>
+        <w:t xml:space="preserve">term to allow for curvature. </w:t>
       </w:r>
     </w:p>
     <w:p>
@@ -5332,7 +6247,7 @@
         <w:t xml:space="preserve"> </w:t>
       </w:r>
       <w:r>
-        <w:t xml:space="preserve">GLM may be more appropriate.</w:t>
+        <w:t xml:space="preserve">GLM may be more appropriate. </w:t>
       </w:r>
     </w:p>
     <w:p>
@@ -5366,19 +6281,883 @@
           <w:b/>
           <w:bCs/>
         </w:rPr>
-        <w:t xml:space="preserve">generalized additive model (GAM)</w:t>
-      </w:r>
-      <w:r>
-        <w:t xml:space="preserve"> </w:t>
-      </w:r>
-      <w:r>
-        <w:t xml:space="preserve">could capture nonlinear trends.</w:t>
+        <w:t xml:space="preserve">generalised additive model (GAM)</w:t>
+      </w:r>
+      <w:r>
+        <w:t xml:space="preserve"> </w:t>
+      </w:r>
+      <w:r>
+        <w:t xml:space="preserve">could capture nonlinear trends. </w:t>
+      </w:r>
+    </w:p>
+    <w:p>
+      <w:pPr>
+        <w:pStyle w:val="BodyText"/>
+      </w:pPr>
+      <w:r>
+        <w:rPr>
+          <w:b/>
+          <w:bCs/>
+        </w:rPr>
+        <w:t xml:space="preserve">More advanced topics:</w:t>
+      </w:r>
+    </w:p>
+    <w:p>
+      <w:pPr>
+        <w:pStyle w:val="BodyText"/>
+      </w:pPr>
+      <w:r>
+        <w:t xml:space="preserve">For those also studying F79MB Statistical Models B, try to calculate the following:</w:t>
+      </w:r>
+    </w:p>
+    <w:p>
+      <w:pPr>
+        <w:pStyle w:val="BodyText"/>
+      </w:pPr>
+      <w:r>
+        <w:rPr>
+          <w:b/>
+          <w:bCs/>
+        </w:rPr>
+        <w:t xml:space="preserve">Residual deviance:</w:t>
+      </w:r>
+    </w:p>
+    <w:p>
+      <w:pPr>
+        <w:pStyle w:val="SourceCode"/>
+      </w:pPr>
+      <w:r>
+        <w:rPr>
+          <w:rStyle w:val="NormalTok"/>
+        </w:rPr>
+        <w:t xml:space="preserve">Dev_Poi </w:t>
+      </w:r>
+      <w:r>
+        <w:rPr>
+          <w:rStyle w:val="OtherTok"/>
+        </w:rPr>
+        <w:t xml:space="preserve">&lt;-</w:t>
+      </w:r>
+      <w:r>
+        <w:rPr>
+          <w:rStyle w:val="NormalTok"/>
+        </w:rPr>
+        <w:t xml:space="preserve"> </w:t>
+      </w:r>
+      <w:r>
+        <w:rPr>
+          <w:rStyle w:val="DecValTok"/>
+        </w:rPr>
+        <w:t xml:space="preserve">2</w:t>
+      </w:r>
+      <w:r>
+        <w:rPr>
+          <w:rStyle w:val="SpecialCharTok"/>
+        </w:rPr>
+        <w:t xml:space="preserve">*</w:t>
+      </w:r>
+      <w:r>
+        <w:rPr>
+          <w:rStyle w:val="NormalTok"/>
+        </w:rPr>
+        <w:t xml:space="preserve">(DTH</w:t>
+      </w:r>
+      <w:r>
+        <w:rPr>
+          <w:rStyle w:val="SpecialCharTok"/>
+        </w:rPr>
+        <w:t xml:space="preserve">*</w:t>
+      </w:r>
+      <w:r>
+        <w:rPr>
+          <w:rStyle w:val="NormalTok"/>
+        </w:rPr>
+        <w:t xml:space="preserve">(</w:t>
+      </w:r>
+      <w:r>
+        <w:rPr>
+          <w:rStyle w:val="FunctionTok"/>
+        </w:rPr>
+        <w:t xml:space="preserve">log</w:t>
+      </w:r>
+      <w:r>
+        <w:rPr>
+          <w:rStyle w:val="NormalTok"/>
+        </w:rPr>
+        <w:t xml:space="preserve">(DTH)</w:t>
+      </w:r>
+      <w:r>
+        <w:rPr>
+          <w:rStyle w:val="SpecialCharTok"/>
+        </w:rPr>
+        <w:t xml:space="preserve">-</w:t>
+      </w:r>
+      <w:r>
+        <w:rPr>
+          <w:rStyle w:val="NormalTok"/>
+        </w:rPr>
+        <w:t xml:space="preserve">Gomp.glm</w:t>
+      </w:r>
+      <w:r>
+        <w:rPr>
+          <w:rStyle w:val="SpecialCharTok"/>
+        </w:rPr>
+        <w:t xml:space="preserve">$</w:t>
+      </w:r>
+      <w:r>
+        <w:rPr>
+          <w:rStyle w:val="NormalTok"/>
+        </w:rPr>
+        <w:t xml:space="preserve">lin)</w:t>
+      </w:r>
+      <w:r>
+        <w:rPr>
+          <w:rStyle w:val="SpecialCharTok"/>
+        </w:rPr>
+        <w:t xml:space="preserve">-</w:t>
+      </w:r>
+      <w:r>
+        <w:rPr>
+          <w:rStyle w:val="NormalTok"/>
+        </w:rPr>
+        <w:t xml:space="preserve">DTH</w:t>
+      </w:r>
+      <w:r>
+        <w:rPr>
+          <w:rStyle w:val="SpecialCharTok"/>
+        </w:rPr>
+        <w:t xml:space="preserve">+</w:t>
+      </w:r>
+      <w:r>
+        <w:rPr>
+          <w:rStyle w:val="NormalTok"/>
+        </w:rPr>
+        <w:t xml:space="preserve">Gomp.glm</w:t>
+      </w:r>
+      <w:r>
+        <w:rPr>
+          <w:rStyle w:val="SpecialCharTok"/>
+        </w:rPr>
+        <w:t xml:space="preserve">$</w:t>
+      </w:r>
+      <w:r>
+        <w:rPr>
+          <w:rStyle w:val="NormalTok"/>
+        </w:rPr>
+        <w:t xml:space="preserve">fit)</w:t>
+      </w:r>
+      <w:r>
+        <w:br/>
+      </w:r>
+      <w:r>
+        <w:rPr>
+          <w:rStyle w:val="FunctionTok"/>
+        </w:rPr>
+        <w:t xml:space="preserve">sum</w:t>
+      </w:r>
+      <w:r>
+        <w:rPr>
+          <w:rStyle w:val="NormalTok"/>
+        </w:rPr>
+        <w:t xml:space="preserve">(Dev_Poi)</w:t>
+      </w:r>
+    </w:p>
+    <w:p>
+      <w:pPr>
+        <w:pStyle w:val="SourceCode"/>
+      </w:pPr>
+      <w:r>
+        <w:rPr>
+          <w:rStyle w:val="VerbatimChar"/>
+        </w:rPr>
+        <w:t xml:space="preserve">[1] 88.44693</w:t>
+      </w:r>
+    </w:p>
+    <w:p>
+      <w:pPr>
+        <w:pStyle w:val="SourceCode"/>
+      </w:pPr>
+      <w:r>
+        <w:rPr>
+          <w:rStyle w:val="CommentTok"/>
+        </w:rPr>
+        <w:t xml:space="preserve"># Alternatively:</w:t>
+      </w:r>
+      <w:r>
+        <w:br/>
+      </w:r>
+      <w:r>
+        <w:rPr>
+          <w:rStyle w:val="CommentTok"/>
+        </w:rPr>
+        <w:t xml:space="preserve"># check: Gomp.glm$deviance</w:t>
+      </w:r>
+    </w:p>
+    <w:p>
+      <w:pPr>
+        <w:pStyle w:val="FirstParagraph"/>
+      </w:pPr>
+      <w:r>
+        <w:rPr>
+          <w:b/>
+          <w:bCs/>
+        </w:rPr>
+        <w:t xml:space="preserve">Null deviance:</w:t>
+      </w:r>
+    </w:p>
+    <w:p>
+      <w:pPr>
+        <w:pStyle w:val="SourceCode"/>
+      </w:pPr>
+      <w:r>
+        <w:rPr>
+          <w:rStyle w:val="NormalTok"/>
+        </w:rPr>
+        <w:t xml:space="preserve">K </w:t>
+      </w:r>
+      <w:r>
+        <w:rPr>
+          <w:rStyle w:val="OtherTok"/>
+        </w:rPr>
+        <w:t xml:space="preserve">=</w:t>
+      </w:r>
+      <w:r>
+        <w:rPr>
+          <w:rStyle w:val="NormalTok"/>
+        </w:rPr>
+        <w:t xml:space="preserve"> </w:t>
+      </w:r>
+      <w:r>
+        <w:rPr>
+          <w:rStyle w:val="FunctionTok"/>
+        </w:rPr>
+        <w:t xml:space="preserve">sum</w:t>
+      </w:r>
+      <w:r>
+        <w:rPr>
+          <w:rStyle w:val="NormalTok"/>
+        </w:rPr>
+        <w:t xml:space="preserve">(DTH)</w:t>
+      </w:r>
+      <w:r>
+        <w:rPr>
+          <w:rStyle w:val="SpecialCharTok"/>
+        </w:rPr>
+        <w:t xml:space="preserve">/</w:t>
+      </w:r>
+      <w:r>
+        <w:rPr>
+          <w:rStyle w:val="FunctionTok"/>
+        </w:rPr>
+        <w:t xml:space="preserve">sum</w:t>
+      </w:r>
+      <w:r>
+        <w:rPr>
+          <w:rStyle w:val="NormalTok"/>
+        </w:rPr>
+        <w:t xml:space="preserve">(EXP)</w:t>
+      </w:r>
+      <w:r>
+        <w:br/>
+      </w:r>
+      <w:r>
+        <w:rPr>
+          <w:rStyle w:val="NormalTok"/>
+        </w:rPr>
+        <w:t xml:space="preserve">null_dev_poi </w:t>
+      </w:r>
+      <w:r>
+        <w:rPr>
+          <w:rStyle w:val="OtherTok"/>
+        </w:rPr>
+        <w:t xml:space="preserve">&lt;-</w:t>
+      </w:r>
+      <w:r>
+        <w:rPr>
+          <w:rStyle w:val="NormalTok"/>
+        </w:rPr>
+        <w:t xml:space="preserve"> </w:t>
+      </w:r>
+      <w:r>
+        <w:rPr>
+          <w:rStyle w:val="FunctionTok"/>
+        </w:rPr>
+        <w:t xml:space="preserve">sum</w:t>
+      </w:r>
+      <w:r>
+        <w:rPr>
+          <w:rStyle w:val="NormalTok"/>
+        </w:rPr>
+        <w:t xml:space="preserve">(</w:t>
+      </w:r>
+      <w:r>
+        <w:rPr>
+          <w:rStyle w:val="DecValTok"/>
+        </w:rPr>
+        <w:t xml:space="preserve">2</w:t>
+      </w:r>
+      <w:r>
+        <w:rPr>
+          <w:rStyle w:val="SpecialCharTok"/>
+        </w:rPr>
+        <w:t xml:space="preserve">*</w:t>
+      </w:r>
+      <w:r>
+        <w:rPr>
+          <w:rStyle w:val="NormalTok"/>
+        </w:rPr>
+        <w:t xml:space="preserve">(DTH</w:t>
+      </w:r>
+      <w:r>
+        <w:rPr>
+          <w:rStyle w:val="SpecialCharTok"/>
+        </w:rPr>
+        <w:t xml:space="preserve">*</w:t>
+      </w:r>
+      <w:r>
+        <w:rPr>
+          <w:rStyle w:val="NormalTok"/>
+        </w:rPr>
+        <w:t xml:space="preserve">(</w:t>
+      </w:r>
+      <w:r>
+        <w:rPr>
+          <w:rStyle w:val="FunctionTok"/>
+        </w:rPr>
+        <w:t xml:space="preserve">log</w:t>
+      </w:r>
+      <w:r>
+        <w:rPr>
+          <w:rStyle w:val="NormalTok"/>
+        </w:rPr>
+        <w:t xml:space="preserve">(DTH)</w:t>
+      </w:r>
+      <w:r>
+        <w:rPr>
+          <w:rStyle w:val="SpecialCharTok"/>
+        </w:rPr>
+        <w:t xml:space="preserve">-</w:t>
+      </w:r>
+      <w:r>
+        <w:rPr>
+          <w:rStyle w:val="FunctionTok"/>
+        </w:rPr>
+        <w:t xml:space="preserve">log</w:t>
+      </w:r>
+      <w:r>
+        <w:rPr>
+          <w:rStyle w:val="NormalTok"/>
+        </w:rPr>
+        <w:t xml:space="preserve">(EXP</w:t>
+      </w:r>
+      <w:r>
+        <w:rPr>
+          <w:rStyle w:val="SpecialCharTok"/>
+        </w:rPr>
+        <w:t xml:space="preserve">*</w:t>
+      </w:r>
+      <w:r>
+        <w:rPr>
+          <w:rStyle w:val="NormalTok"/>
+        </w:rPr>
+        <w:t xml:space="preserve">K))</w:t>
+      </w:r>
+      <w:r>
+        <w:rPr>
+          <w:rStyle w:val="SpecialCharTok"/>
+        </w:rPr>
+        <w:t xml:space="preserve">-</w:t>
+      </w:r>
+      <w:r>
+        <w:rPr>
+          <w:rStyle w:val="NormalTok"/>
+        </w:rPr>
+        <w:t xml:space="preserve">DTH</w:t>
+      </w:r>
+      <w:r>
+        <w:rPr>
+          <w:rStyle w:val="SpecialCharTok"/>
+        </w:rPr>
+        <w:t xml:space="preserve">+</w:t>
+      </w:r>
+      <w:r>
+        <w:rPr>
+          <w:rStyle w:val="NormalTok"/>
+        </w:rPr>
+        <w:t xml:space="preserve">EXP</w:t>
+      </w:r>
+      <w:r>
+        <w:rPr>
+          <w:rStyle w:val="SpecialCharTok"/>
+        </w:rPr>
+        <w:t xml:space="preserve">*</w:t>
+      </w:r>
+      <w:r>
+        <w:rPr>
+          <w:rStyle w:val="NormalTok"/>
+        </w:rPr>
+        <w:t xml:space="preserve">K))</w:t>
+      </w:r>
+      <w:r>
+        <w:br/>
+      </w:r>
+      <w:r>
+        <w:rPr>
+          <w:rStyle w:val="NormalTok"/>
+        </w:rPr>
+        <w:t xml:space="preserve">null_dev_poi</w:t>
+      </w:r>
+    </w:p>
+    <w:p>
+      <w:pPr>
+        <w:pStyle w:val="SourceCode"/>
+      </w:pPr>
+      <w:r>
+        <w:rPr>
+          <w:rStyle w:val="VerbatimChar"/>
+        </w:rPr>
+        <w:t xml:space="preserve">[1] 9482.758</w:t>
+      </w:r>
+    </w:p>
+    <w:p>
+      <w:pPr>
+        <w:pStyle w:val="SourceCode"/>
+      </w:pPr>
+      <w:r>
+        <w:rPr>
+          <w:rStyle w:val="CommentTok"/>
+        </w:rPr>
+        <w:t xml:space="preserve"># Alternatively, fit the null model:</w:t>
+      </w:r>
+      <w:r>
+        <w:br/>
+      </w:r>
+      <w:r>
+        <w:rPr>
+          <w:rStyle w:val="CommentTok"/>
+        </w:rPr>
+        <w:t xml:space="preserve"># null_glm &lt;-glm(DTH ~ offset(log(EXP)), family = poisson)</w:t>
+      </w:r>
+      <w:r>
+        <w:br/>
+      </w:r>
+      <w:r>
+        <w:rPr>
+          <w:rStyle w:val="CommentTok"/>
+        </w:rPr>
+        <w:t xml:space="preserve"># null_dev_poi &lt;- sum(2*(DTH*(log(DTH)-log(null_glm$fit))-DTH+null_glm$fit))</w:t>
+      </w:r>
+      <w:r>
+        <w:br/>
+      </w:r>
+      <w:r>
+        <w:rPr>
+          <w:rStyle w:val="CommentTok"/>
+        </w:rPr>
+        <w:t xml:space="preserve"># check: summary(Gomp.glm)$null</w:t>
+      </w:r>
+    </w:p>
+    <w:p>
+      <w:pPr>
+        <w:pStyle w:val="FirstParagraph"/>
+      </w:pPr>
+      <w:r>
+        <w:rPr>
+          <w:b/>
+          <w:bCs/>
+        </w:rPr>
+        <w:t xml:space="preserve">AIC:</w:t>
+      </w:r>
+    </w:p>
+    <w:p>
+      <w:pPr>
+        <w:pStyle w:val="SourceCode"/>
+      </w:pPr>
+      <w:r>
+        <w:rPr>
+          <w:rStyle w:val="NormalTok"/>
+        </w:rPr>
+        <w:t xml:space="preserve">log_fact_pois </w:t>
+      </w:r>
+      <w:r>
+        <w:rPr>
+          <w:rStyle w:val="OtherTok"/>
+        </w:rPr>
+        <w:t xml:space="preserve">=</w:t>
+      </w:r>
+      <w:r>
+        <w:rPr>
+          <w:rStyle w:val="NormalTok"/>
+        </w:rPr>
+        <w:t xml:space="preserve"> </w:t>
+      </w:r>
+      <w:r>
+        <w:rPr>
+          <w:rStyle w:val="FunctionTok"/>
+        </w:rPr>
+        <w:t xml:space="preserve">rep</w:t>
+      </w:r>
+      <w:r>
+        <w:rPr>
+          <w:rStyle w:val="NormalTok"/>
+        </w:rPr>
+        <w:t xml:space="preserve">(</w:t>
+      </w:r>
+      <w:r>
+        <w:rPr>
+          <w:rStyle w:val="DecValTok"/>
+        </w:rPr>
+        <w:t xml:space="preserve">0</w:t>
+      </w:r>
+      <w:r>
+        <w:rPr>
+          <w:rStyle w:val="NormalTok"/>
+        </w:rPr>
+        <w:t xml:space="preserve">,</w:t>
+      </w:r>
+      <w:r>
+        <w:rPr>
+          <w:rStyle w:val="DecValTok"/>
+        </w:rPr>
+        <w:t xml:space="preserve">41</w:t>
+      </w:r>
+      <w:r>
+        <w:rPr>
+          <w:rStyle w:val="NormalTok"/>
+        </w:rPr>
+        <w:t xml:space="preserve">)</w:t>
+      </w:r>
+      <w:r>
+        <w:br/>
+      </w:r>
+      <w:r>
+        <w:rPr>
+          <w:rStyle w:val="ControlFlowTok"/>
+        </w:rPr>
+        <w:t xml:space="preserve">for</w:t>
+      </w:r>
+      <w:r>
+        <w:rPr>
+          <w:rStyle w:val="NormalTok"/>
+        </w:rPr>
+        <w:t xml:space="preserve"> (j </w:t>
+      </w:r>
+      <w:r>
+        <w:rPr>
+          <w:rStyle w:val="ControlFlowTok"/>
+        </w:rPr>
+        <w:t xml:space="preserve">in</w:t>
+      </w:r>
+      <w:r>
+        <w:rPr>
+          <w:rStyle w:val="NormalTok"/>
+        </w:rPr>
+        <w:t xml:space="preserve"> </w:t>
+      </w:r>
+      <w:r>
+        <w:rPr>
+          <w:rStyle w:val="DecValTok"/>
+        </w:rPr>
+        <w:t xml:space="preserve">1</w:t>
+      </w:r>
+      <w:r>
+        <w:rPr>
+          <w:rStyle w:val="SpecialCharTok"/>
+        </w:rPr>
+        <w:t xml:space="preserve">:</w:t>
+      </w:r>
+      <w:r>
+        <w:rPr>
+          <w:rStyle w:val="DecValTok"/>
+        </w:rPr>
+        <w:t xml:space="preserve">41</w:t>
+      </w:r>
+      <w:r>
+        <w:rPr>
+          <w:rStyle w:val="NormalTok"/>
+        </w:rPr>
+        <w:t xml:space="preserve">){</w:t>
+      </w:r>
+      <w:r>
+        <w:br/>
+      </w:r>
+      <w:r>
+        <w:rPr>
+          <w:rStyle w:val="NormalTok"/>
+        </w:rPr>
+        <w:t xml:space="preserve">  </w:t>
+      </w:r>
+      <w:r>
+        <w:rPr>
+          <w:rStyle w:val="ControlFlowTok"/>
+        </w:rPr>
+        <w:t xml:space="preserve">for</w:t>
+      </w:r>
+      <w:r>
+        <w:rPr>
+          <w:rStyle w:val="NormalTok"/>
+        </w:rPr>
+        <w:t xml:space="preserve"> (i </w:t>
+      </w:r>
+      <w:r>
+        <w:rPr>
+          <w:rStyle w:val="ControlFlowTok"/>
+        </w:rPr>
+        <w:t xml:space="preserve">in</w:t>
+      </w:r>
+      <w:r>
+        <w:rPr>
+          <w:rStyle w:val="NormalTok"/>
+        </w:rPr>
+        <w:t xml:space="preserve"> </w:t>
+      </w:r>
+      <w:r>
+        <w:rPr>
+          <w:rStyle w:val="DecValTok"/>
+        </w:rPr>
+        <w:t xml:space="preserve">1</w:t>
+      </w:r>
+      <w:r>
+        <w:rPr>
+          <w:rStyle w:val="SpecialCharTok"/>
+        </w:rPr>
+        <w:t xml:space="preserve">:</w:t>
+      </w:r>
+      <w:r>
+        <w:rPr>
+          <w:rStyle w:val="NormalTok"/>
+        </w:rPr>
+        <w:t xml:space="preserve">DTH[j]){</w:t>
+      </w:r>
+      <w:r>
+        <w:br/>
+      </w:r>
+      <w:r>
+        <w:rPr>
+          <w:rStyle w:val="NormalTok"/>
+        </w:rPr>
+        <w:t xml:space="preserve">    log_fact_pois[j] </w:t>
+      </w:r>
+      <w:r>
+        <w:rPr>
+          <w:rStyle w:val="OtherTok"/>
+        </w:rPr>
+        <w:t xml:space="preserve">=</w:t>
+      </w:r>
+      <w:r>
+        <w:rPr>
+          <w:rStyle w:val="NormalTok"/>
+        </w:rPr>
+        <w:t xml:space="preserve"> log_fact_pois[j]</w:t>
+      </w:r>
+      <w:r>
+        <w:rPr>
+          <w:rStyle w:val="SpecialCharTok"/>
+        </w:rPr>
+        <w:t xml:space="preserve">+</w:t>
+      </w:r>
+      <w:r>
+        <w:rPr>
+          <w:rStyle w:val="FunctionTok"/>
+        </w:rPr>
+        <w:t xml:space="preserve">log</w:t>
+      </w:r>
+      <w:r>
+        <w:rPr>
+          <w:rStyle w:val="NormalTok"/>
+        </w:rPr>
+        <w:t xml:space="preserve">(i)</w:t>
+      </w:r>
+      <w:r>
+        <w:br/>
+      </w:r>
+      <w:r>
+        <w:rPr>
+          <w:rStyle w:val="NormalTok"/>
+        </w:rPr>
+        <w:t xml:space="preserve">  }</w:t>
+      </w:r>
+      <w:r>
+        <w:br/>
+      </w:r>
+      <w:r>
+        <w:rPr>
+          <w:rStyle w:val="NormalTok"/>
+        </w:rPr>
+        <w:t xml:space="preserve">}</w:t>
+      </w:r>
+      <w:r>
+        <w:br/>
+      </w:r>
+      <w:r>
+        <w:rPr>
+          <w:rStyle w:val="NormalTok"/>
+        </w:rPr>
+        <w:t xml:space="preserve">AIC_pois </w:t>
+      </w:r>
+      <w:r>
+        <w:rPr>
+          <w:rStyle w:val="OtherTok"/>
+        </w:rPr>
+        <w:t xml:space="preserve">&lt;-</w:t>
+      </w:r>
+      <w:r>
+        <w:rPr>
+          <w:rStyle w:val="NormalTok"/>
+        </w:rPr>
+        <w:t xml:space="preserve"> </w:t>
+      </w:r>
+      <w:r>
+        <w:rPr>
+          <w:rStyle w:val="DecValTok"/>
+        </w:rPr>
+        <w:t xml:space="preserve">4</w:t>
+      </w:r>
+      <w:r>
+        <w:rPr>
+          <w:rStyle w:val="NormalTok"/>
+        </w:rPr>
+        <w:t xml:space="preserve"> </w:t>
+      </w:r>
+      <w:r>
+        <w:rPr>
+          <w:rStyle w:val="SpecialCharTok"/>
+        </w:rPr>
+        <w:t xml:space="preserve">-</w:t>
+      </w:r>
+      <w:r>
+        <w:rPr>
+          <w:rStyle w:val="NormalTok"/>
+        </w:rPr>
+        <w:t xml:space="preserve"> </w:t>
+      </w:r>
+      <w:r>
+        <w:rPr>
+          <w:rStyle w:val="DecValTok"/>
+        </w:rPr>
+        <w:t xml:space="preserve">2</w:t>
+      </w:r>
+      <w:r>
+        <w:rPr>
+          <w:rStyle w:val="SpecialCharTok"/>
+        </w:rPr>
+        <w:t xml:space="preserve">*</w:t>
+      </w:r>
+      <w:r>
+        <w:rPr>
+          <w:rStyle w:val="FunctionTok"/>
+        </w:rPr>
+        <w:t xml:space="preserve">sum</w:t>
+      </w:r>
+      <w:r>
+        <w:rPr>
+          <w:rStyle w:val="NormalTok"/>
+        </w:rPr>
+        <w:t xml:space="preserve">(DTH</w:t>
+      </w:r>
+      <w:r>
+        <w:rPr>
+          <w:rStyle w:val="SpecialCharTok"/>
+        </w:rPr>
+        <w:t xml:space="preserve">*</w:t>
+      </w:r>
+      <w:r>
+        <w:rPr>
+          <w:rStyle w:val="NormalTok"/>
+        </w:rPr>
+        <w:t xml:space="preserve">Gomp.glm</w:t>
+      </w:r>
+      <w:r>
+        <w:rPr>
+          <w:rStyle w:val="SpecialCharTok"/>
+        </w:rPr>
+        <w:t xml:space="preserve">$</w:t>
+      </w:r>
+      <w:r>
+        <w:rPr>
+          <w:rStyle w:val="NormalTok"/>
+        </w:rPr>
+        <w:t xml:space="preserve">lin </w:t>
+      </w:r>
+      <w:r>
+        <w:rPr>
+          <w:rStyle w:val="SpecialCharTok"/>
+        </w:rPr>
+        <w:t xml:space="preserve">-</w:t>
+      </w:r>
+      <w:r>
+        <w:rPr>
+          <w:rStyle w:val="NormalTok"/>
+        </w:rPr>
+        <w:t xml:space="preserve"> Gomp.glm</w:t>
+      </w:r>
+      <w:r>
+        <w:rPr>
+          <w:rStyle w:val="SpecialCharTok"/>
+        </w:rPr>
+        <w:t xml:space="preserve">$</w:t>
+      </w:r>
+      <w:r>
+        <w:rPr>
+          <w:rStyle w:val="NormalTok"/>
+        </w:rPr>
+        <w:t xml:space="preserve">fit </w:t>
+      </w:r>
+      <w:r>
+        <w:rPr>
+          <w:rStyle w:val="SpecialCharTok"/>
+        </w:rPr>
+        <w:t xml:space="preserve">-</w:t>
+      </w:r>
+      <w:r>
+        <w:rPr>
+          <w:rStyle w:val="NormalTok"/>
+        </w:rPr>
+        <w:t xml:space="preserve"> log_fact_pois)</w:t>
+      </w:r>
+      <w:r>
+        <w:br/>
+      </w:r>
+      <w:r>
+        <w:rPr>
+          <w:rStyle w:val="NormalTok"/>
+        </w:rPr>
+        <w:t xml:space="preserve">AIC_pois</w:t>
+      </w:r>
+    </w:p>
+    <w:p>
+      <w:pPr>
+        <w:pStyle w:val="SourceCode"/>
+      </w:pPr>
+      <w:r>
+        <w:rPr>
+          <w:rStyle w:val="VerbatimChar"/>
+        </w:rPr>
+        <w:t xml:space="preserve">[1] 379.7609</w:t>
+      </w:r>
+    </w:p>
+    <w:p>
+      <w:pPr>
+        <w:pStyle w:val="SourceCode"/>
+      </w:pPr>
+      <w:r>
+        <w:rPr>
+          <w:rStyle w:val="CommentTok"/>
+        </w:rPr>
+        <w:t xml:space="preserve"># Check: summary(Gomp.glm)$aic</w:t>
       </w:r>
     </w:p>
     <w:bookmarkEnd w:id="56"/>
     <w:bookmarkEnd w:id="57"/>
     <w:bookmarkEnd w:id="58"/>
-    <w:bookmarkStart w:id="69" w:name="binomial-model"/>
+    <w:bookmarkStart w:id="59" w:name="section"/>
+    <w:p>
+      <w:pPr>
+        <w:pStyle w:val="Heading2"/>
+      </w:pPr>
+    </w:p>
+    <w:bookmarkEnd w:id="59"/>
+    <w:bookmarkStart w:id="70" w:name="binomial-model"/>
     <w:p>
       <w:pPr>
         <w:pStyle w:val="Heading2"/>
@@ -5402,7 +7181,7 @@
           <w:b/>
           <w:bCs/>
         </w:rPr>
-        <w:t xml:space="preserve">Binomial Generalized Linear Model (GLM)</w:t>
+        <w:t xml:space="preserve">Binomial Generalised Linear Model (GLM)</w:t>
       </w:r>
       <w:r>
         <w:t xml:space="preserve"> </w:t>
@@ -5421,7 +7200,7 @@
         <w:t xml:space="preserve">logit-link function</w:t>
       </w:r>
       <w:r>
-        <w:t xml:space="preserve">. This model assumes that the probability of death follows a</w:t>
+        <w:t xml:space="preserve">. This model assumes that the number of deaths follows a</w:t>
       </w:r>
       <w:r>
         <w:t xml:space="preserve"> </w:t>
@@ -5449,8 +7228,100 @@
           <m:sSub>
             <m:e>
               <m:r>
-                <m:t>Q</m:t>
+                <m:t>D</m:t>
               </m:r>
+            </m:e>
+            <m:sub>
+              <m:r>
+                <m:t>x</m:t>
+              </m:r>
+            </m:sub>
+          </m:sSub>
+          <m:r>
+            <m:rPr>
+              <m:sty m:val="p"/>
+            </m:rPr>
+            <m:t>∼</m:t>
+          </m:r>
+          <m:r>
+            <m:rPr>
+              <m:nor/>
+              <m:sty m:val="p"/>
+            </m:rPr>
+            <m:t>Binomial</m:t>
+          </m:r>
+          <m:d>
+            <m:dPr>
+              <m:begChr m:val="("/>
+              <m:endChr m:val=")"/>
+              <m:sepChr m:val=""/>
+              <m:grow/>
+            </m:dPr>
+            <m:e>
+              <m:sSub>
+                <m:e>
+                  <m:r>
+                    <m:t>E</m:t>
+                  </m:r>
+                </m:e>
+                <m:sub>
+                  <m:r>
+                    <m:t>x</m:t>
+                  </m:r>
+                </m:sub>
+              </m:sSub>
+              <m:r>
+                <m:rPr>
+                  <m:sty m:val="p"/>
+                </m:rPr>
+                <m:t>,</m:t>
+              </m:r>
+              <m:sSub>
+                <m:e>
+                  <m:r>
+                    <m:t>q</m:t>
+                  </m:r>
+                </m:e>
+                <m:sub>
+                  <m:r>
+                    <m:t>x</m:t>
+                  </m:r>
+                </m:sub>
+              </m:sSub>
+            </m:e>
+          </m:d>
+        </m:oMath>
+      </m:oMathPara>
+    </w:p>
+    <w:p>
+      <w:pPr>
+        <w:pStyle w:val="FirstParagraph"/>
+      </w:pPr>
+      <w:r>
+        <w:t xml:space="preserve">and we are aiming to model</w:t>
+      </w:r>
+    </w:p>
+    <w:p>
+      <w:pPr>
+        <w:pStyle w:val="BodyText"/>
+      </w:pPr>
+      <m:oMathPara>
+        <m:oMathParaPr>
+          <m:jc m:val="center"/>
+        </m:oMathParaPr>
+        <m:oMath>
+          <m:sSub>
+            <m:e>
+              <m:acc>
+                <m:accPr>
+                  <m:chr m:val="̃"/>
+                </m:accPr>
+                <m:e>
+                  <m:r>
+                    <m:t>q</m:t>
+                  </m:r>
+                </m:e>
+              </m:acc>
             </m:e>
             <m:sub>
               <m:r>
@@ -5497,59 +7368,6 @@
               </m:sSub>
             </m:den>
           </m:f>
-          <m:r>
-            <m:rPr>
-              <m:sty m:val="p"/>
-            </m:rPr>
-            <m:t>∼</m:t>
-          </m:r>
-          <m:r>
-            <m:rPr>
-              <m:nor/>
-              <m:sty m:val="p"/>
-            </m:rPr>
-            <m:t>Binomial</m:t>
-          </m:r>
-          <m:d>
-            <m:dPr>
-              <m:begChr m:val="("/>
-              <m:endChr m:val=")"/>
-              <m:sepChr m:val=""/>
-              <m:grow/>
-            </m:dPr>
-            <m:e>
-              <m:sSub>
-                <m:e>
-                  <m:r>
-                    <m:t>E</m:t>
-                  </m:r>
-                </m:e>
-                <m:sub>
-                  <m:r>
-                    <m:t>x</m:t>
-                  </m:r>
-                </m:sub>
-              </m:sSub>
-              <m:r>
-                <m:rPr>
-                  <m:sty m:val="p"/>
-                </m:rPr>
-                <m:t>,</m:t>
-              </m:r>
-              <m:sSub>
-                <m:e>
-                  <m:r>
-                    <m:t>p</m:t>
-                  </m:r>
-                </m:e>
-                <m:sub>
-                  <m:r>
-                    <m:t>x</m:t>
-                  </m:r>
-                </m:sub>
-              </m:sSub>
-            </m:e>
-          </m:d>
         </m:oMath>
       </m:oMathPara>
     </w:p>
@@ -5608,7 +7426,7 @@
                   <m:sSub>
                     <m:e>
                       <m:r>
-                        <m:t>p</m:t>
+                        <m:t>q</m:t>
                       </m:r>
                     </m:e>
                     <m:sub>
@@ -5631,7 +7449,7 @@
                   <m:sSub>
                     <m:e>
                       <m:r>
-                        <m:t>p</m:t>
+                        <m:t>q</m:t>
                       </m:r>
                     </m:e>
                     <m:sub>
@@ -5686,7 +7504,7 @@
         </m:oMath>
       </m:oMathPara>
     </w:p>
-    <w:bookmarkStart w:id="59" w:name="fit-the-binomial-model"/>
+    <w:bookmarkStart w:id="60" w:name="fit-the-binomial-model"/>
     <w:p>
       <w:pPr>
         <w:pStyle w:val="Heading3"/>
@@ -5751,7 +7569,7 @@
         <w:rPr>
           <w:rStyle w:val="CommentTok"/>
         </w:rPr>
-        <w:t xml:space="preserve"># Initial exposure to risk</w:t>
+        <w:t xml:space="preserve"># Initial exposure to risk </w:t>
       </w:r>
       <w:r>
         <w:br/>
@@ -5790,7 +7608,7 @@
         <w:rPr>
           <w:rStyle w:val="CommentTok"/>
         </w:rPr>
-        <w:t xml:space="preserve"># Mortality probability estimate</w:t>
+        <w:t xml:space="preserve"># Mortality probability estimate </w:t>
       </w:r>
       <w:r>
         <w:br/>
@@ -5877,7 +7695,7 @@
         <w:rPr>
           <w:rStyle w:val="CommentTok"/>
         </w:rPr>
-        <w:t xml:space="preserve"># Define logit function</w:t>
+        <w:t xml:space="preserve"># Define logit function </w:t>
       </w:r>
       <w:r>
         <w:br/>
@@ -5916,10 +7734,16 @@
         <w:rPr>
           <w:rStyle w:val="CommentTok"/>
         </w:rPr>
-        <w:t xml:space="preserve"># Transform mortality rates</w:t>
-      </w:r>
-      <w:r>
-        <w:br/>
+        <w:t xml:space="preserve"># Transform mortality rates </w:t>
+      </w:r>
+      <w:r>
+        <w:br/>
+      </w:r>
+      <w:r>
+        <w:rPr>
+          <w:rStyle w:val="NormalTok"/>
+        </w:rPr>
+        <w:t xml:space="preserve"> </w:t>
       </w:r>
       <w:r>
         <w:br/>
@@ -5928,7 +7752,7 @@
         <w:rPr>
           <w:rStyle w:val="CommentTok"/>
         </w:rPr>
-        <w:t xml:space="preserve"># Fit the Binomial GLM</w:t>
+        <w:t xml:space="preserve"># Fit the Binomial GLM </w:t>
       </w:r>
       <w:r>
         <w:br/>
@@ -5997,7 +7821,7 @@
         <w:rPr>
           <w:rStyle w:val="NormalTok"/>
         </w:rPr>
-        <w:t xml:space="preserve"> binomial)</w:t>
+        <w:t xml:space="preserve"> binomial) </w:t>
       </w:r>
       <w:r>
         <w:br/>
@@ -6012,7 +7836,7 @@
         <w:rPr>
           <w:rStyle w:val="NormalTok"/>
         </w:rPr>
-        <w:t xml:space="preserve">(Gomp.bin)</w:t>
+        <w:t xml:space="preserve">(Gomp.bin) </w:t>
       </w:r>
     </w:p>
     <w:p>
@@ -6047,7 +7871,7 @@
         <w:rPr>
           <w:rStyle w:val="VerbatimChar"/>
         </w:rPr>
-        <w:t xml:space="preserve">Deviance Residuals: </w:t>
+        <w:t xml:space="preserve">Coefficients:</w:t>
       </w:r>
       <w:r>
         <w:br/>
@@ -6056,7 +7880,7 @@
         <w:rPr>
           <w:rStyle w:val="VerbatimChar"/>
         </w:rPr>
-        <w:t xml:space="preserve">    Min       1Q   Median       3Q      Max  </w:t>
+        <w:t xml:space="preserve">              Estimate Std. Error z value Pr(&gt;|z|)    </w:t>
       </w:r>
       <w:r>
         <w:br/>
@@ -6065,10 +7889,7 @@
         <w:rPr>
           <w:rStyle w:val="VerbatimChar"/>
         </w:rPr>
-        <w:t xml:space="preserve">-3.2860  -0.5532   0.1287   1.0255   4.1660  </w:t>
-      </w:r>
-      <w:r>
-        <w:br/>
+        <w:t xml:space="preserve">(Intercept) -11.858352   0.073177 -162.05   &lt;2e-16 ***</w:t>
       </w:r>
       <w:r>
         <w:br/>
@@ -6077,7 +7898,7 @@
         <w:rPr>
           <w:rStyle w:val="VerbatimChar"/>
         </w:rPr>
-        <w:t xml:space="preserve">Coefficients:</w:t>
+        <w:t xml:space="preserve">AGE           0.112203   0.001141   98.34   &lt;2e-16 ***</w:t>
       </w:r>
       <w:r>
         <w:br/>
@@ -6086,7 +7907,7 @@
         <w:rPr>
           <w:rStyle w:val="VerbatimChar"/>
         </w:rPr>
-        <w:t xml:space="preserve">              Estimate Std. Error z value Pr(&gt;|z|)    </w:t>
+        <w:t xml:space="preserve">---</w:t>
       </w:r>
       <w:r>
         <w:br/>
@@ -6095,7 +7916,10 @@
         <w:rPr>
           <w:rStyle w:val="VerbatimChar"/>
         </w:rPr>
-        <w:t xml:space="preserve">(Intercept) -11.858352   0.073177 -162.05   &lt;2e-16 ***</w:t>
+        <w:t xml:space="preserve">Signif. codes:  0 '***' 0.001 '**' 0.01 '*' 0.05 '.' 0.1 ' ' 1</w:t>
+      </w:r>
+      <w:r>
+        <w:br/>
       </w:r>
       <w:r>
         <w:br/>
@@ -6104,7 +7928,10 @@
         <w:rPr>
           <w:rStyle w:val="VerbatimChar"/>
         </w:rPr>
-        <w:t xml:space="preserve">AGE           0.112203   0.001141   98.34   &lt;2e-16 ***</w:t>
+        <w:t xml:space="preserve">(Dispersion parameter for binomial family taken to be 1)</w:t>
+      </w:r>
+      <w:r>
+        <w:br/>
       </w:r>
       <w:r>
         <w:br/>
@@ -6113,7 +7940,7 @@
         <w:rPr>
           <w:rStyle w:val="VerbatimChar"/>
         </w:rPr>
-        <w:t xml:space="preserve">---</w:t>
+        <w:t xml:space="preserve">    Null deviance: 9483.109  on 40  degrees of freedom</w:t>
       </w:r>
       <w:r>
         <w:br/>
@@ -6122,10 +7949,7 @@
         <w:rPr>
           <w:rStyle w:val="VerbatimChar"/>
         </w:rPr>
-        <w:t xml:space="preserve">Signif. codes:  0 '***' 0.001 '**' 0.01 '*' 0.05 '.' 0.1 ' ' 1</w:t>
-      </w:r>
-      <w:r>
-        <w:br/>
+        <w:t xml:space="preserve">Residual deviance:   90.804  on 39  degrees of freedom</w:t>
       </w:r>
       <w:r>
         <w:br/>
@@ -6134,7 +7958,7 @@
         <w:rPr>
           <w:rStyle w:val="VerbatimChar"/>
         </w:rPr>
-        <w:t xml:space="preserve">(Dispersion parameter for binomial family taken to be 1)</w:t>
+        <w:t xml:space="preserve">AIC: 381.59</w:t>
       </w:r>
       <w:r>
         <w:br/>
@@ -6146,47 +7970,17 @@
         <w:rPr>
           <w:rStyle w:val="VerbatimChar"/>
         </w:rPr>
-        <w:t xml:space="preserve">    Null deviance: 9483.109  on 40  degrees of freedom</w:t>
-      </w:r>
-      <w:r>
-        <w:br/>
-      </w:r>
-      <w:r>
-        <w:rPr>
-          <w:rStyle w:val="VerbatimChar"/>
-        </w:rPr>
-        <w:t xml:space="preserve">Residual deviance:   90.804  on 39  degrees of freedom</w:t>
-      </w:r>
-      <w:r>
-        <w:br/>
-      </w:r>
-      <w:r>
-        <w:rPr>
-          <w:rStyle w:val="VerbatimChar"/>
-        </w:rPr>
-        <w:t xml:space="preserve">AIC: 381.59</w:t>
-      </w:r>
-      <w:r>
-        <w:br/>
-      </w:r>
-      <w:r>
-        <w:br/>
-      </w:r>
-      <w:r>
-        <w:rPr>
-          <w:rStyle w:val="VerbatimChar"/>
-        </w:rPr>
         <w:t xml:space="preserve">Number of Fisher Scoring iterations: 4</w:t>
       </w:r>
     </w:p>
-    <w:bookmarkEnd w:id="59"/>
-    <w:bookmarkStart w:id="63" w:name="visualize-the-binomial-model"/>
+    <w:bookmarkEnd w:id="60"/>
+    <w:bookmarkStart w:id="64" w:name="visualise-the-binomial-model"/>
     <w:p>
       <w:pPr>
         <w:pStyle w:val="Heading3"/>
       </w:pPr>
       <w:r>
-        <w:t xml:space="preserve">Visualize the Binomial Model</w:t>
+        <w:t xml:space="preserve">Visualise the Binomial Model</w:t>
       </w:r>
     </w:p>
     <w:p>
@@ -6251,7 +8045,7 @@
         <w:rPr>
           <w:rStyle w:val="NormalTok"/>
         </w:rPr>
-        <w:t xml:space="preserve">,</w:t>
+        <w:t xml:space="preserve">, </w:t>
       </w:r>
       <w:r>
         <w:br/>
@@ -6284,10 +8078,16 @@
         <w:rPr>
           <w:rStyle w:val="NormalTok"/>
         </w:rPr>
-        <w:t xml:space="preserve">)</w:t>
-      </w:r>
-      <w:r>
-        <w:br/>
+        <w:t xml:space="preserve">) </w:t>
+      </w:r>
+      <w:r>
+        <w:br/>
+      </w:r>
+      <w:r>
+        <w:rPr>
+          <w:rStyle w:val="NormalTok"/>
+        </w:rPr>
+        <w:t xml:space="preserve"> </w:t>
       </w:r>
       <w:r>
         <w:br/>
@@ -6296,7 +8096,7 @@
         <w:rPr>
           <w:rStyle w:val="CommentTok"/>
         </w:rPr>
-        <w:t xml:space="preserve"># Add the fitted Binomial regression line</w:t>
+        <w:t xml:space="preserve"># Add the fitted Binomial regression line </w:t>
       </w:r>
       <w:r>
         <w:br/>
@@ -6431,7 +8231,7 @@
         <w:rPr>
           <w:rStyle w:val="NormalTok"/>
         </w:rPr>
-        <w:t xml:space="preserve">)</w:t>
+        <w:t xml:space="preserve">) </w:t>
       </w:r>
       <w:r>
         <w:br/>
@@ -6518,10 +8318,16 @@
         <w:rPr>
           <w:rStyle w:val="NormalTok"/>
         </w:rPr>
-        <w:t xml:space="preserve">)</w:t>
-      </w:r>
-      <w:r>
-        <w:br/>
+        <w:t xml:space="preserve">) </w:t>
+      </w:r>
+      <w:r>
+        <w:br/>
+      </w:r>
+      <w:r>
+        <w:rPr>
+          <w:rStyle w:val="NormalTok"/>
+        </w:rPr>
+        <w:t xml:space="preserve"> </w:t>
       </w:r>
       <w:r>
         <w:br/>
@@ -6596,7 +8402,7 @@
         <w:rPr>
           <w:rStyle w:val="NormalTok"/>
         </w:rPr>
-        <w:t xml:space="preserve">),</w:t>
+        <w:t xml:space="preserve">), </w:t>
       </w:r>
       <w:r>
         <w:br/>
@@ -6725,7 +8531,7 @@
         <w:rPr>
           <w:rStyle w:val="NormalTok"/>
         </w:rPr>
-        <w:t xml:space="preserve">)</w:t>
+        <w:t xml:space="preserve">) </w:t>
       </w:r>
     </w:p>
     <w:p>
@@ -6737,18 +8543,18 @@
           <wp:inline>
             <wp:extent cx="4620126" cy="3696101"/>
             <wp:effectExtent b="0" l="0" r="0" t="0"/>
-            <wp:docPr descr="" title="" id="61" name="Picture"/>
+            <wp:docPr descr="" title="" id="62" name="Picture"/>
             <a:graphic>
               <a:graphicData uri="http://schemas.openxmlformats.org/drawingml/2006/picture">
                 <pic:pic>
                   <pic:nvPicPr>
-                    <pic:cNvPr descr="Class-5-GLM-and-Gompertz--Solution-_files/figure-docx/unnamed-chunk-12-1.png" id="62" name="Picture"/>
+                    <pic:cNvPr descr="Class-5-GLM-and-Gompertz_files/figure-docx/unnamed-chunk-22-1.png" id="63" name="Picture"/>
                     <pic:cNvPicPr>
                       <a:picLocks noChangeArrowheads="1" noChangeAspect="1"/>
                     </pic:cNvPicPr>
                   </pic:nvPicPr>
                   <pic:blipFill>
-                    <a:blip r:embed="rId60"/>
+                    <a:blip r:embed="rId61"/>
                     <a:stretch>
                       <a:fillRect/>
                     </a:stretch>
@@ -6775,8 +8581,8 @@
         </w:drawing>
       </w:r>
     </w:p>
-    <w:bookmarkEnd w:id="63"/>
-    <w:bookmarkStart w:id="67" w:name="Xd333cf76205f31fd9eaba7c2539dd6740976494"/>
+    <w:bookmarkEnd w:id="64"/>
+    <w:bookmarkStart w:id="68" w:name="Xd333cf76205f31fd9eaba7c2539dd6740976494"/>
     <w:p>
       <w:pPr>
         <w:pStyle w:val="Heading3"/>
@@ -6859,7 +8665,7 @@
         <w:rPr>
           <w:rStyle w:val="NormalTok"/>
         </w:rPr>
-        <w:t xml:space="preserve">,</w:t>
+        <w:t xml:space="preserve">, </w:t>
       </w:r>
       <w:r>
         <w:br/>
@@ -6916,7 +8722,7 @@
         <w:rPr>
           <w:rStyle w:val="NormalTok"/>
         </w:rPr>
-        <w:t xml:space="preserve">)</w:t>
+        <w:t xml:space="preserve">) </w:t>
       </w:r>
       <w:r>
         <w:br/>
@@ -7015,7 +8821,7 @@
         <w:rPr>
           <w:rStyle w:val="NormalTok"/>
         </w:rPr>
-        <w:t xml:space="preserve">)</w:t>
+        <w:t xml:space="preserve">) </w:t>
       </w:r>
       <w:r>
         <w:br/>
@@ -7102,22 +8908,70 @@
         <w:rPr>
           <w:rStyle w:val="NormalTok"/>
         </w:rPr>
+        <w:t xml:space="preserve">),  </w:t>
+      </w:r>
+      <w:r>
+        <w:br/>
+      </w:r>
+      <w:r>
+        <w:rPr>
+          <w:rStyle w:val="NormalTok"/>
+        </w:rPr>
+        <w:t xml:space="preserve">       </w:t>
+      </w:r>
+      <w:r>
+        <w:rPr>
+          <w:rStyle w:val="AttributeTok"/>
+        </w:rPr>
+        <w:t xml:space="preserve">pch =</w:t>
+      </w:r>
+      <w:r>
+        <w:rPr>
+          <w:rStyle w:val="NormalTok"/>
+        </w:rPr>
+        <w:t xml:space="preserve"> </w:t>
+      </w:r>
+      <w:r>
+        <w:rPr>
+          <w:rStyle w:val="FunctionTok"/>
+        </w:rPr>
+        <w:t xml:space="preserve">c</w:t>
+      </w:r>
+      <w:r>
+        <w:rPr>
+          <w:rStyle w:val="NormalTok"/>
+        </w:rPr>
+        <w:t xml:space="preserve">(</w:t>
+      </w:r>
+      <w:r>
+        <w:rPr>
+          <w:rStyle w:val="DecValTok"/>
+        </w:rPr>
+        <w:t xml:space="preserve">1</w:t>
+      </w:r>
+      <w:r>
+        <w:rPr>
+          <w:rStyle w:val="NormalTok"/>
+        </w:rPr>
+        <w:t xml:space="preserve">, </w:t>
+      </w:r>
+      <w:r>
+        <w:rPr>
+          <w:rStyle w:val="DecValTok"/>
+        </w:rPr>
+        <w:t xml:space="preserve">2</w:t>
+      </w:r>
+      <w:r>
+        <w:rPr>
+          <w:rStyle w:val="NormalTok"/>
+        </w:rPr>
         <w:t xml:space="preserve">), </w:t>
       </w:r>
       <w:r>
-        <w:br/>
-      </w:r>
-      <w:r>
-        <w:rPr>
-          <w:rStyle w:val="NormalTok"/>
-        </w:rPr>
-        <w:t xml:space="preserve">       </w:t>
-      </w:r>
-      <w:r>
         <w:rPr>
           <w:rStyle w:val="AttributeTok"/>
         </w:rPr>
-        <w:t xml:space="preserve">pch =</w:t>
+        <w:t xml:space="preserve">col =</w:t>
       </w:r>
       <w:r>
         <w:rPr>
@@ -7139,9 +8993,9 @@
       </w:r>
       <w:r>
         <w:rPr>
-          <w:rStyle w:val="DecValTok"/>
-        </w:rPr>
-        <w:t xml:space="preserve">1</w:t>
+          <w:rStyle w:val="StringTok"/>
+        </w:rPr>
+        <w:t xml:space="preserve">"black"</w:t>
       </w:r>
       <w:r>
         <w:rPr>
@@ -7151,63 +9005,15 @@
       </w:r>
       <w:r>
         <w:rPr>
-          <w:rStyle w:val="DecValTok"/>
-        </w:rPr>
-        <w:t xml:space="preserve">2</w:t>
-      </w:r>
-      <w:r>
-        <w:rPr>
-          <w:rStyle w:val="NormalTok"/>
-        </w:rPr>
-        <w:t xml:space="preserve">), </w:t>
-      </w:r>
-      <w:r>
-        <w:rPr>
-          <w:rStyle w:val="AttributeTok"/>
-        </w:rPr>
-        <w:t xml:space="preserve">col =</w:t>
-      </w:r>
-      <w:r>
-        <w:rPr>
-          <w:rStyle w:val="NormalTok"/>
-        </w:rPr>
-        <w:t xml:space="preserve"> </w:t>
-      </w:r>
-      <w:r>
-        <w:rPr>
-          <w:rStyle w:val="FunctionTok"/>
-        </w:rPr>
-        <w:t xml:space="preserve">c</w:t>
-      </w:r>
-      <w:r>
-        <w:rPr>
-          <w:rStyle w:val="NormalTok"/>
-        </w:rPr>
-        <w:t xml:space="preserve">(</w:t>
-      </w:r>
-      <w:r>
-        <w:rPr>
           <w:rStyle w:val="StringTok"/>
         </w:rPr>
-        <w:t xml:space="preserve">"black"</w:t>
-      </w:r>
-      <w:r>
-        <w:rPr>
-          <w:rStyle w:val="NormalTok"/>
-        </w:rPr>
-        <w:t xml:space="preserve">, </w:t>
-      </w:r>
-      <w:r>
-        <w:rPr>
-          <w:rStyle w:val="StringTok"/>
-        </w:rPr>
         <w:t xml:space="preserve">"red"</w:t>
       </w:r>
       <w:r>
         <w:rPr>
           <w:rStyle w:val="NormalTok"/>
         </w:rPr>
-        <w:t xml:space="preserve">))</w:t>
+        <w:t xml:space="preserve">)) </w:t>
       </w:r>
     </w:p>
     <w:p>
@@ -7219,18 +9025,18 @@
           <wp:inline>
             <wp:extent cx="4620126" cy="3696101"/>
             <wp:effectExtent b="0" l="0" r="0" t="0"/>
-            <wp:docPr descr="" title="" id="65" name="Picture"/>
+            <wp:docPr descr="" title="" id="66" name="Picture"/>
             <a:graphic>
               <a:graphicData uri="http://schemas.openxmlformats.org/drawingml/2006/picture">
                 <pic:pic>
                   <pic:nvPicPr>
-                    <pic:cNvPr descr="Class-5-GLM-and-Gompertz--Solution-_files/figure-docx/unnamed-chunk-13-1.png" id="66" name="Picture"/>
+                    <pic:cNvPr descr="Class-5-GLM-and-Gompertz_files/figure-docx/unnamed-chunk-23-1.png" id="67" name="Picture"/>
                     <pic:cNvPicPr>
                       <a:picLocks noChangeArrowheads="1" noChangeAspect="1"/>
                     </pic:cNvPicPr>
                   </pic:nvPicPr>
                   <pic:blipFill>
-                    <a:blip r:embed="rId64"/>
+                    <a:blip r:embed="rId65"/>
                     <a:stretch>
                       <a:fillRect/>
                     </a:stretch>
@@ -7257,8 +9063,8 @@
         </w:drawing>
       </w:r>
     </w:p>
-    <w:bookmarkEnd w:id="67"/>
-    <w:bookmarkStart w:id="68" w:name="interpret-the-residuals"/>
+    <w:bookmarkEnd w:id="68"/>
+    <w:bookmarkStart w:id="69" w:name="interpret-the-residuals"/>
     <w:p>
       <w:pPr>
         <w:pStyle w:val="Heading3"/>
@@ -7289,7 +9095,7 @@
         <w:t xml:space="preserve">randomly distributed</w:t>
       </w:r>
       <w:r>
-        <w:t xml:space="preserve">, the model is a good fit.</w:t>
+        <w:t xml:space="preserve">, the model is a good fit. </w:t>
       </w:r>
     </w:p>
     <w:p>
@@ -7311,7 +9117,7 @@
         <w:t xml:space="preserve"> </w:t>
       </w:r>
       <w:r>
-        <w:t xml:space="preserve">suggest a need for a more flexible model (e.g., a quadratic term or splines).</w:t>
+        <w:t xml:space="preserve">suggest a need for a more flexible model (e.g., a quadratic term or splines). </w:t>
       </w:r>
     </w:p>
     <w:p>
@@ -7336,8 +9142,1594 @@
         <w:t xml:space="preserve">outliers or data misfits</w:t>
       </w:r>
       <w:r>
-        <w:t xml:space="preserve">.</w:t>
-      </w:r>
+        <w:t xml:space="preserve">. </w:t>
+      </w:r>
+    </w:p>
+    <w:p>
+      <w:pPr>
+        <w:pStyle w:val="FirstParagraph"/>
+      </w:pPr>
+      <w:r>
+        <w:rPr>
+          <w:b/>
+          <w:bCs/>
+        </w:rPr>
+        <w:t xml:space="preserve">More advanced topics:</w:t>
+      </w:r>
+    </w:p>
+    <w:p>
+      <w:pPr>
+        <w:pStyle w:val="BodyText"/>
+      </w:pPr>
+      <w:r>
+        <w:t xml:space="preserve">Try to calculate the Pearson and deviance residuals yourself:</w:t>
+      </w:r>
+    </w:p>
+    <w:p>
+      <w:pPr>
+        <w:pStyle w:val="SourceCode"/>
+      </w:pPr>
+      <w:r>
+        <w:rPr>
+          <w:rStyle w:val="CommentTok"/>
+        </w:rPr>
+        <w:t xml:space="preserve"># Pearson</w:t>
+      </w:r>
+      <w:r>
+        <w:br/>
+      </w:r>
+      <w:r>
+        <w:rPr>
+          <w:rStyle w:val="NormalTok"/>
+        </w:rPr>
+        <w:t xml:space="preserve">(DTH </w:t>
+      </w:r>
+      <w:r>
+        <w:rPr>
+          <w:rStyle w:val="SpecialCharTok"/>
+        </w:rPr>
+        <w:t xml:space="preserve">-</w:t>
+      </w:r>
+      <w:r>
+        <w:rPr>
+          <w:rStyle w:val="NormalTok"/>
+        </w:rPr>
+        <w:t xml:space="preserve"> E.init</w:t>
+      </w:r>
+      <w:r>
+        <w:rPr>
+          <w:rStyle w:val="SpecialCharTok"/>
+        </w:rPr>
+        <w:t xml:space="preserve">*</w:t>
+      </w:r>
+      <w:r>
+        <w:rPr>
+          <w:rStyle w:val="NormalTok"/>
+        </w:rPr>
+        <w:t xml:space="preserve">Gomp.bin</w:t>
+      </w:r>
+      <w:r>
+        <w:rPr>
+          <w:rStyle w:val="SpecialCharTok"/>
+        </w:rPr>
+        <w:t xml:space="preserve">$</w:t>
+      </w:r>
+      <w:r>
+        <w:rPr>
+          <w:rStyle w:val="NormalTok"/>
+        </w:rPr>
+        <w:t xml:space="preserve">fit)</w:t>
+      </w:r>
+      <w:r>
+        <w:rPr>
+          <w:rStyle w:val="SpecialCharTok"/>
+        </w:rPr>
+        <w:t xml:space="preserve">/</w:t>
+      </w:r>
+      <w:r>
+        <w:rPr>
+          <w:rStyle w:val="FunctionTok"/>
+        </w:rPr>
+        <w:t xml:space="preserve">sqrt</w:t>
+      </w:r>
+      <w:r>
+        <w:rPr>
+          <w:rStyle w:val="NormalTok"/>
+        </w:rPr>
+        <w:t xml:space="preserve">(E.init</w:t>
+      </w:r>
+      <w:r>
+        <w:rPr>
+          <w:rStyle w:val="SpecialCharTok"/>
+        </w:rPr>
+        <w:t xml:space="preserve">*</w:t>
+      </w:r>
+      <w:r>
+        <w:rPr>
+          <w:rStyle w:val="NormalTok"/>
+        </w:rPr>
+        <w:t xml:space="preserve">Gomp.bin</w:t>
+      </w:r>
+      <w:r>
+        <w:rPr>
+          <w:rStyle w:val="SpecialCharTok"/>
+        </w:rPr>
+        <w:t xml:space="preserve">$</w:t>
+      </w:r>
+      <w:r>
+        <w:rPr>
+          <w:rStyle w:val="NormalTok"/>
+        </w:rPr>
+        <w:t xml:space="preserve">fit)</w:t>
+      </w:r>
+    </w:p>
+    <w:p>
+      <w:pPr>
+        <w:pStyle w:val="SourceCode"/>
+      </w:pPr>
+      <w:r>
+        <w:rPr>
+          <w:rStyle w:val="VerbatimChar"/>
+        </w:rPr>
+        <w:t xml:space="preserve">         40          41          42          43          44          45 </w:t>
+      </w:r>
+      <w:r>
+        <w:br/>
+      </w:r>
+      <w:r>
+        <w:rPr>
+          <w:rStyle w:val="VerbatimChar"/>
+        </w:rPr>
+        <w:t xml:space="preserve">-0.21540709  2.29976266  2.78216971 -0.08780345  2.20025845  1.43064467 </w:t>
+      </w:r>
+      <w:r>
+        <w:br/>
+      </w:r>
+      <w:r>
+        <w:rPr>
+          <w:rStyle w:val="VerbatimChar"/>
+        </w:rPr>
+        <w:t xml:space="preserve">         46          47          48          49          50          51 </w:t>
+      </w:r>
+      <w:r>
+        <w:br/>
+      </w:r>
+      <w:r>
+        <w:rPr>
+          <w:rStyle w:val="VerbatimChar"/>
+        </w:rPr>
+        <w:t xml:space="preserve"> 2.42763594  0.12886911 -0.66039130  1.13021584 -2.36998404 -1.35409160 </w:t>
+      </w:r>
+      <w:r>
+        <w:br/>
+      </w:r>
+      <w:r>
+        <w:rPr>
+          <w:rStyle w:val="VerbatimChar"/>
+        </w:rPr>
+        <w:t xml:space="preserve">         52          53          54          55          56          57 </w:t>
+      </w:r>
+      <w:r>
+        <w:br/>
+      </w:r>
+      <w:r>
+        <w:rPr>
+          <w:rStyle w:val="VerbatimChar"/>
+        </w:rPr>
+        <w:t xml:space="preserve">-0.13810709  0.84413184 -3.16910543 -0.54904209  1.16793252  0.28407888 </w:t>
+      </w:r>
+      <w:r>
+        <w:br/>
+      </w:r>
+      <w:r>
+        <w:rPr>
+          <w:rStyle w:val="VerbatimChar"/>
+        </w:rPr>
+        <w:t xml:space="preserve">         58          59          60          61          62          63 </w:t>
+      </w:r>
+      <w:r>
+        <w:br/>
+      </w:r>
+      <w:r>
+        <w:rPr>
+          <w:rStyle w:val="VerbatimChar"/>
+        </w:rPr>
+        <w:t xml:space="preserve"> 0.52849939 -0.29846853  1.03232701  1.10648682 -0.25671699 -0.01278745 </w:t>
+      </w:r>
+      <w:r>
+        <w:br/>
+      </w:r>
+      <w:r>
+        <w:rPr>
+          <w:rStyle w:val="VerbatimChar"/>
+        </w:rPr>
+        <w:t xml:space="preserve">         64          65          66          67          68          69 </w:t>
+      </w:r>
+      <w:r>
+        <w:br/>
+      </w:r>
+      <w:r>
+        <w:rPr>
+          <w:rStyle w:val="VerbatimChar"/>
+        </w:rPr>
+        <w:t xml:space="preserve">-2.05338880 -3.11881601 -0.52655982  0.32496992 -0.05821823 -0.62261203 </w:t>
+      </w:r>
+      <w:r>
+        <w:br/>
+      </w:r>
+      <w:r>
+        <w:rPr>
+          <w:rStyle w:val="VerbatimChar"/>
+        </w:rPr>
+        <w:t xml:space="preserve">         70          71          72          73          74          75 </w:t>
+      </w:r>
+      <w:r>
+        <w:br/>
+      </w:r>
+      <w:r>
+        <w:rPr>
+          <w:rStyle w:val="VerbatimChar"/>
+        </w:rPr>
+        <w:t xml:space="preserve">-1.20637898  0.26249972  0.44150927  1.13547736  0.80042885 -1.76695838 </w:t>
+      </w:r>
+      <w:r>
+        <w:br/>
+      </w:r>
+      <w:r>
+        <w:rPr>
+          <w:rStyle w:val="VerbatimChar"/>
+        </w:rPr>
+        <w:t xml:space="preserve">         76          77          78          79          80 </w:t>
+      </w:r>
+      <w:r>
+        <w:br/>
+      </w:r>
+      <w:r>
+        <w:rPr>
+          <w:rStyle w:val="VerbatimChar"/>
+        </w:rPr>
+        <w:t xml:space="preserve">-0.34976069  0.60931075 -1.05157767  0.36717740  4.20967492 </w:t>
+      </w:r>
+    </w:p>
+    <w:p>
+      <w:pPr>
+        <w:pStyle w:val="SourceCode"/>
+      </w:pPr>
+      <w:r>
+        <w:rPr>
+          <w:rStyle w:val="CommentTok"/>
+        </w:rPr>
+        <w:t xml:space="preserve"># deviance residuals</w:t>
+      </w:r>
+      <w:r>
+        <w:br/>
+      </w:r>
+      <w:r>
+        <w:rPr>
+          <w:rStyle w:val="DecValTok"/>
+        </w:rPr>
+        <w:t xml:space="preserve">2</w:t>
+      </w:r>
+      <w:r>
+        <w:rPr>
+          <w:rStyle w:val="SpecialCharTok"/>
+        </w:rPr>
+        <w:t xml:space="preserve">*</w:t>
+      </w:r>
+      <w:r>
+        <w:rPr>
+          <w:rStyle w:val="NormalTok"/>
+        </w:rPr>
+        <w:t xml:space="preserve">(DTH</w:t>
+      </w:r>
+      <w:r>
+        <w:rPr>
+          <w:rStyle w:val="SpecialCharTok"/>
+        </w:rPr>
+        <w:t xml:space="preserve">*</w:t>
+      </w:r>
+      <w:r>
+        <w:rPr>
+          <w:rStyle w:val="NormalTok"/>
+        </w:rPr>
+        <w:t xml:space="preserve">(</w:t>
+      </w:r>
+      <w:r>
+        <w:rPr>
+          <w:rStyle w:val="FunctionTok"/>
+        </w:rPr>
+        <w:t xml:space="preserve">Logit</w:t>
+      </w:r>
+      <w:r>
+        <w:rPr>
+          <w:rStyle w:val="NormalTok"/>
+        </w:rPr>
+        <w:t xml:space="preserve">(Q.x)</w:t>
+      </w:r>
+      <w:r>
+        <w:rPr>
+          <w:rStyle w:val="SpecialCharTok"/>
+        </w:rPr>
+        <w:t xml:space="preserve">-</w:t>
+      </w:r>
+      <w:r>
+        <w:rPr>
+          <w:rStyle w:val="NormalTok"/>
+        </w:rPr>
+        <w:t xml:space="preserve">Gomp.bin</w:t>
+      </w:r>
+      <w:r>
+        <w:rPr>
+          <w:rStyle w:val="SpecialCharTok"/>
+        </w:rPr>
+        <w:t xml:space="preserve">$</w:t>
+      </w:r>
+      <w:r>
+        <w:rPr>
+          <w:rStyle w:val="NormalTok"/>
+        </w:rPr>
+        <w:t xml:space="preserve">lin)</w:t>
+      </w:r>
+      <w:r>
+        <w:rPr>
+          <w:rStyle w:val="SpecialCharTok"/>
+        </w:rPr>
+        <w:t xml:space="preserve">+</w:t>
+      </w:r>
+      <w:r>
+        <w:rPr>
+          <w:rStyle w:val="NormalTok"/>
+        </w:rPr>
+        <w:t xml:space="preserve">E.init</w:t>
+      </w:r>
+      <w:r>
+        <w:rPr>
+          <w:rStyle w:val="SpecialCharTok"/>
+        </w:rPr>
+        <w:t xml:space="preserve">*</w:t>
+      </w:r>
+      <w:r>
+        <w:rPr>
+          <w:rStyle w:val="NormalTok"/>
+        </w:rPr>
+        <w:t xml:space="preserve">(</w:t>
+      </w:r>
+      <w:r>
+        <w:rPr>
+          <w:rStyle w:val="FunctionTok"/>
+        </w:rPr>
+        <w:t xml:space="preserve">log</w:t>
+      </w:r>
+      <w:r>
+        <w:rPr>
+          <w:rStyle w:val="NormalTok"/>
+        </w:rPr>
+        <w:t xml:space="preserve">(</w:t>
+      </w:r>
+      <w:r>
+        <w:rPr>
+          <w:rStyle w:val="DecValTok"/>
+        </w:rPr>
+        <w:t xml:space="preserve">1</w:t>
+      </w:r>
+      <w:r>
+        <w:rPr>
+          <w:rStyle w:val="SpecialCharTok"/>
+        </w:rPr>
+        <w:t xml:space="preserve">-</w:t>
+      </w:r>
+      <w:r>
+        <w:rPr>
+          <w:rStyle w:val="NormalTok"/>
+        </w:rPr>
+        <w:t xml:space="preserve">Q.x)</w:t>
+      </w:r>
+      <w:r>
+        <w:rPr>
+          <w:rStyle w:val="SpecialCharTok"/>
+        </w:rPr>
+        <w:t xml:space="preserve">-</w:t>
+      </w:r>
+      <w:r>
+        <w:rPr>
+          <w:rStyle w:val="FunctionTok"/>
+        </w:rPr>
+        <w:t xml:space="preserve">log</w:t>
+      </w:r>
+      <w:r>
+        <w:rPr>
+          <w:rStyle w:val="NormalTok"/>
+        </w:rPr>
+        <w:t xml:space="preserve">(</w:t>
+      </w:r>
+      <w:r>
+        <w:rPr>
+          <w:rStyle w:val="DecValTok"/>
+        </w:rPr>
+        <w:t xml:space="preserve">1</w:t>
+      </w:r>
+      <w:r>
+        <w:rPr>
+          <w:rStyle w:val="SpecialCharTok"/>
+        </w:rPr>
+        <w:t xml:space="preserve">-</w:t>
+      </w:r>
+      <w:r>
+        <w:rPr>
+          <w:rStyle w:val="NormalTok"/>
+        </w:rPr>
+        <w:t xml:space="preserve">Gomp.bin</w:t>
+      </w:r>
+      <w:r>
+        <w:rPr>
+          <w:rStyle w:val="SpecialCharTok"/>
+        </w:rPr>
+        <w:t xml:space="preserve">$</w:t>
+      </w:r>
+      <w:r>
+        <w:rPr>
+          <w:rStyle w:val="NormalTok"/>
+        </w:rPr>
+        <w:t xml:space="preserve">fit)))</w:t>
+      </w:r>
+    </w:p>
+    <w:p>
+      <w:pPr>
+        <w:pStyle w:val="SourceCode"/>
+      </w:pPr>
+      <w:r>
+        <w:rPr>
+          <w:rStyle w:val="VerbatimChar"/>
+        </w:rPr>
+        <w:t xml:space="preserve">          40           41           42           43           44           45 </w:t>
+      </w:r>
+      <w:r>
+        <w:br/>
+      </w:r>
+      <w:r>
+        <w:rPr>
+          <w:rStyle w:val="VerbatimChar"/>
+        </w:rPr>
+        <w:t xml:space="preserve">4.708273e-02 4.686832e+00 6.771130e+00 7.751481e-03 4.404583e+00 1.930905e+00 </w:t>
+      </w:r>
+      <w:r>
+        <w:br/>
+      </w:r>
+      <w:r>
+        <w:rPr>
+          <w:rStyle w:val="VerbatimChar"/>
+        </w:rPr>
+        <w:t xml:space="preserve">          46           47           48           49           50           51 </w:t>
+      </w:r>
+      <w:r>
+        <w:br/>
+      </w:r>
+      <w:r>
+        <w:rPr>
+          <w:rStyle w:val="VerbatimChar"/>
+        </w:rPr>
+        <w:t xml:space="preserve">5.391974e+00 1.655092e-02 4.470206e-01 1.236413e+00 6.056970e+00 1.906432e+00 </w:t>
+      </w:r>
+      <w:r>
+        <w:br/>
+      </w:r>
+      <w:r>
+        <w:rPr>
+          <w:rStyle w:val="VerbatimChar"/>
+        </w:rPr>
+        <w:t xml:space="preserve">          52           53           54           55           56           57 </w:t>
+      </w:r>
+      <w:r>
+        <w:br/>
+      </w:r>
+      <w:r>
+        <w:rPr>
+          <w:rStyle w:val="VerbatimChar"/>
+        </w:rPr>
+        <w:t xml:space="preserve">1.918213e-02 7.021973e-01 1.079803e+01 3.059859e-01 1.338741e+00 8.061393e-02 </w:t>
+      </w:r>
+      <w:r>
+        <w:br/>
+      </w:r>
+      <w:r>
+        <w:rPr>
+          <w:rStyle w:val="VerbatimChar"/>
+        </w:rPr>
+        <w:t xml:space="preserve">          58           59           60           61           62           63 </w:t>
+      </w:r>
+      <w:r>
+        <w:br/>
+      </w:r>
+      <w:r>
+        <w:rPr>
+          <w:rStyle w:val="VerbatimChar"/>
+        </w:rPr>
+        <w:t xml:space="preserve">2.779162e-01 9.006138e-02 1.051661e+00 1.208074e+00 6.669666e-02 1.649148e-04 </w:t>
+      </w:r>
+      <w:r>
+        <w:br/>
+      </w:r>
+      <w:r>
+        <w:rPr>
+          <w:rStyle w:val="VerbatimChar"/>
+        </w:rPr>
+        <w:t xml:space="preserve">          64           65           66           67           68           69 </w:t>
+      </w:r>
+      <w:r>
+        <w:br/>
+      </w:r>
+      <w:r>
+        <w:rPr>
+          <w:rStyle w:val="VerbatimChar"/>
+        </w:rPr>
+        <w:t xml:space="preserve">4.410406e+00 1.049144e+01 2.839002e-01 1.061956e-01 3.443274e-03 3.995419e-01 </w:t>
+      </w:r>
+      <w:r>
+        <w:br/>
+      </w:r>
+      <w:r>
+        <w:rPr>
+          <w:rStyle w:val="VerbatimChar"/>
+        </w:rPr>
+        <w:t xml:space="preserve">          70           71           72           73           74           75 </w:t>
+      </w:r>
+      <w:r>
+        <w:br/>
+      </w:r>
+      <w:r>
+        <w:rPr>
+          <w:rStyle w:val="VerbatimChar"/>
+        </w:rPr>
+        <w:t xml:space="preserve">1.523242e+00 6.990951e-02 1.974899e-01 1.291220e+00 6.481264e-01 3.350104e+00 </w:t>
+      </w:r>
+      <w:r>
+        <w:br/>
+      </w:r>
+      <w:r>
+        <w:rPr>
+          <w:rStyle w:val="VerbatimChar"/>
+        </w:rPr>
+        <w:t xml:space="preserve">          76           77           78           79           80 </w:t>
+      </w:r>
+      <w:r>
+        <w:br/>
+      </w:r>
+      <w:r>
+        <w:rPr>
+          <w:rStyle w:val="VerbatimChar"/>
+        </w:rPr>
+        <w:t xml:space="preserve">1.276423e-01 3.813324e-01 1.181147e+00 1.405549e-01 1.735549e+01 </w:t>
+      </w:r>
+    </w:p>
+    <w:p>
+      <w:pPr>
+        <w:pStyle w:val="FirstParagraph"/>
+      </w:pPr>
+      <w:r>
+        <w:t xml:space="preserve">For those also studying F79MB Statistical Models B, try to calculate the following:</w:t>
+      </w:r>
+    </w:p>
+    <w:p>
+      <w:pPr>
+        <w:pStyle w:val="BodyText"/>
+      </w:pPr>
+      <w:r>
+        <w:rPr>
+          <w:b/>
+          <w:bCs/>
+        </w:rPr>
+        <w:t xml:space="preserve">Residual deviance:</w:t>
+      </w:r>
+    </w:p>
+    <w:p>
+      <w:pPr>
+        <w:pStyle w:val="SourceCode"/>
+      </w:pPr>
+      <w:r>
+        <w:rPr>
+          <w:rStyle w:val="NormalTok"/>
+        </w:rPr>
+        <w:t xml:space="preserve">Dev_bin </w:t>
+      </w:r>
+      <w:r>
+        <w:rPr>
+          <w:rStyle w:val="OtherTok"/>
+        </w:rPr>
+        <w:t xml:space="preserve">&lt;-</w:t>
+      </w:r>
+      <w:r>
+        <w:rPr>
+          <w:rStyle w:val="NormalTok"/>
+        </w:rPr>
+        <w:t xml:space="preserve"> </w:t>
+      </w:r>
+      <w:r>
+        <w:rPr>
+          <w:rStyle w:val="DecValTok"/>
+        </w:rPr>
+        <w:t xml:space="preserve">2</w:t>
+      </w:r>
+      <w:r>
+        <w:rPr>
+          <w:rStyle w:val="SpecialCharTok"/>
+        </w:rPr>
+        <w:t xml:space="preserve">*</w:t>
+      </w:r>
+      <w:r>
+        <w:rPr>
+          <w:rStyle w:val="NormalTok"/>
+        </w:rPr>
+        <w:t xml:space="preserve">(DTH</w:t>
+      </w:r>
+      <w:r>
+        <w:rPr>
+          <w:rStyle w:val="SpecialCharTok"/>
+        </w:rPr>
+        <w:t xml:space="preserve">*</w:t>
+      </w:r>
+      <w:r>
+        <w:rPr>
+          <w:rStyle w:val="NormalTok"/>
+        </w:rPr>
+        <w:t xml:space="preserve">(</w:t>
+      </w:r>
+      <w:r>
+        <w:rPr>
+          <w:rStyle w:val="FunctionTok"/>
+        </w:rPr>
+        <w:t xml:space="preserve">Logit</w:t>
+      </w:r>
+      <w:r>
+        <w:rPr>
+          <w:rStyle w:val="NormalTok"/>
+        </w:rPr>
+        <w:t xml:space="preserve">(Q.x)</w:t>
+      </w:r>
+      <w:r>
+        <w:rPr>
+          <w:rStyle w:val="SpecialCharTok"/>
+        </w:rPr>
+        <w:t xml:space="preserve">-</w:t>
+      </w:r>
+      <w:r>
+        <w:rPr>
+          <w:rStyle w:val="NormalTok"/>
+        </w:rPr>
+        <w:t xml:space="preserve">Gomp.bin</w:t>
+      </w:r>
+      <w:r>
+        <w:rPr>
+          <w:rStyle w:val="SpecialCharTok"/>
+        </w:rPr>
+        <w:t xml:space="preserve">$</w:t>
+      </w:r>
+      <w:r>
+        <w:rPr>
+          <w:rStyle w:val="NormalTok"/>
+        </w:rPr>
+        <w:t xml:space="preserve">lin)</w:t>
+      </w:r>
+      <w:r>
+        <w:rPr>
+          <w:rStyle w:val="SpecialCharTok"/>
+        </w:rPr>
+        <w:t xml:space="preserve">+</w:t>
+      </w:r>
+      <w:r>
+        <w:rPr>
+          <w:rStyle w:val="NormalTok"/>
+        </w:rPr>
+        <w:t xml:space="preserve">E.init</w:t>
+      </w:r>
+      <w:r>
+        <w:rPr>
+          <w:rStyle w:val="SpecialCharTok"/>
+        </w:rPr>
+        <w:t xml:space="preserve">*</w:t>
+      </w:r>
+      <w:r>
+        <w:rPr>
+          <w:rStyle w:val="NormalTok"/>
+        </w:rPr>
+        <w:t xml:space="preserve">(</w:t>
+      </w:r>
+      <w:r>
+        <w:rPr>
+          <w:rStyle w:val="FunctionTok"/>
+        </w:rPr>
+        <w:t xml:space="preserve">log</w:t>
+      </w:r>
+      <w:r>
+        <w:rPr>
+          <w:rStyle w:val="NormalTok"/>
+        </w:rPr>
+        <w:t xml:space="preserve">(</w:t>
+      </w:r>
+      <w:r>
+        <w:rPr>
+          <w:rStyle w:val="DecValTok"/>
+        </w:rPr>
+        <w:t xml:space="preserve">1</w:t>
+      </w:r>
+      <w:r>
+        <w:rPr>
+          <w:rStyle w:val="SpecialCharTok"/>
+        </w:rPr>
+        <w:t xml:space="preserve">-</w:t>
+      </w:r>
+      <w:r>
+        <w:rPr>
+          <w:rStyle w:val="NormalTok"/>
+        </w:rPr>
+        <w:t xml:space="preserve">Q.x)</w:t>
+      </w:r>
+      <w:r>
+        <w:rPr>
+          <w:rStyle w:val="SpecialCharTok"/>
+        </w:rPr>
+        <w:t xml:space="preserve">-</w:t>
+      </w:r>
+      <w:r>
+        <w:rPr>
+          <w:rStyle w:val="FunctionTok"/>
+        </w:rPr>
+        <w:t xml:space="preserve">log</w:t>
+      </w:r>
+      <w:r>
+        <w:rPr>
+          <w:rStyle w:val="NormalTok"/>
+        </w:rPr>
+        <w:t xml:space="preserve">(</w:t>
+      </w:r>
+      <w:r>
+        <w:rPr>
+          <w:rStyle w:val="DecValTok"/>
+        </w:rPr>
+        <w:t xml:space="preserve">1</w:t>
+      </w:r>
+      <w:r>
+        <w:rPr>
+          <w:rStyle w:val="SpecialCharTok"/>
+        </w:rPr>
+        <w:t xml:space="preserve">-</w:t>
+      </w:r>
+      <w:r>
+        <w:rPr>
+          <w:rStyle w:val="NormalTok"/>
+        </w:rPr>
+        <w:t xml:space="preserve">Gomp.bin</w:t>
+      </w:r>
+      <w:r>
+        <w:rPr>
+          <w:rStyle w:val="SpecialCharTok"/>
+        </w:rPr>
+        <w:t xml:space="preserve">$</w:t>
+      </w:r>
+      <w:r>
+        <w:rPr>
+          <w:rStyle w:val="NormalTok"/>
+        </w:rPr>
+        <w:t xml:space="preserve">fit)))</w:t>
+      </w:r>
+      <w:r>
+        <w:br/>
+      </w:r>
+      <w:r>
+        <w:rPr>
+          <w:rStyle w:val="FunctionTok"/>
+        </w:rPr>
+        <w:t xml:space="preserve">sum</w:t>
+      </w:r>
+      <w:r>
+        <w:rPr>
+          <w:rStyle w:val="NormalTok"/>
+        </w:rPr>
+        <w:t xml:space="preserve">(Dev_bin)</w:t>
+      </w:r>
+    </w:p>
+    <w:p>
+      <w:pPr>
+        <w:pStyle w:val="SourceCode"/>
+      </w:pPr>
+      <w:r>
+        <w:rPr>
+          <w:rStyle w:val="VerbatimChar"/>
+        </w:rPr>
+        <w:t xml:space="preserve">[1] 90.80416</w:t>
+      </w:r>
+    </w:p>
+    <w:p>
+      <w:pPr>
+        <w:pStyle w:val="SourceCode"/>
+      </w:pPr>
+      <w:r>
+        <w:rPr>
+          <w:rStyle w:val="CommentTok"/>
+        </w:rPr>
+        <w:t xml:space="preserve"># Alternatively:</w:t>
+      </w:r>
+      <w:r>
+        <w:br/>
+      </w:r>
+      <w:r>
+        <w:rPr>
+          <w:rStyle w:val="CommentTok"/>
+        </w:rPr>
+        <w:t xml:space="preserve"># check: Gomp.bin$deviance</w:t>
+      </w:r>
+    </w:p>
+    <w:p>
+      <w:pPr>
+        <w:pStyle w:val="FirstParagraph"/>
+      </w:pPr>
+      <w:r>
+        <w:rPr>
+          <w:b/>
+          <w:bCs/>
+        </w:rPr>
+        <w:t xml:space="preserve">Null deviance:</w:t>
+      </w:r>
+    </w:p>
+    <w:p>
+      <w:pPr>
+        <w:pStyle w:val="SourceCode"/>
+      </w:pPr>
+      <w:r>
+        <w:rPr>
+          <w:rStyle w:val="NormalTok"/>
+        </w:rPr>
+        <w:t xml:space="preserve">qx_full </w:t>
+      </w:r>
+      <w:r>
+        <w:rPr>
+          <w:rStyle w:val="OtherTok"/>
+        </w:rPr>
+        <w:t xml:space="preserve">&lt;-</w:t>
+      </w:r>
+      <w:r>
+        <w:rPr>
+          <w:rStyle w:val="NormalTok"/>
+        </w:rPr>
+        <w:t xml:space="preserve"> </w:t>
+      </w:r>
+      <w:r>
+        <w:rPr>
+          <w:rStyle w:val="FunctionTok"/>
+        </w:rPr>
+        <w:t xml:space="preserve">sum</w:t>
+      </w:r>
+      <w:r>
+        <w:rPr>
+          <w:rStyle w:val="NormalTok"/>
+        </w:rPr>
+        <w:t xml:space="preserve">(DTH)</w:t>
+      </w:r>
+      <w:r>
+        <w:rPr>
+          <w:rStyle w:val="SpecialCharTok"/>
+        </w:rPr>
+        <w:t xml:space="preserve">/</w:t>
+      </w:r>
+      <w:r>
+        <w:rPr>
+          <w:rStyle w:val="FunctionTok"/>
+        </w:rPr>
+        <w:t xml:space="preserve">sum</w:t>
+      </w:r>
+      <w:r>
+        <w:rPr>
+          <w:rStyle w:val="NormalTok"/>
+        </w:rPr>
+        <w:t xml:space="preserve">(E.init)</w:t>
+      </w:r>
+      <w:r>
+        <w:br/>
+      </w:r>
+      <w:r>
+        <w:rPr>
+          <w:rStyle w:val="NormalTok"/>
+        </w:rPr>
+        <w:t xml:space="preserve">null_dev_bin </w:t>
+      </w:r>
+      <w:r>
+        <w:rPr>
+          <w:rStyle w:val="OtherTok"/>
+        </w:rPr>
+        <w:t xml:space="preserve">&lt;-</w:t>
+      </w:r>
+      <w:r>
+        <w:rPr>
+          <w:rStyle w:val="NormalTok"/>
+        </w:rPr>
+        <w:t xml:space="preserve"> </w:t>
+      </w:r>
+      <w:r>
+        <w:rPr>
+          <w:rStyle w:val="FunctionTok"/>
+        </w:rPr>
+        <w:t xml:space="preserve">sum</w:t>
+      </w:r>
+      <w:r>
+        <w:rPr>
+          <w:rStyle w:val="NormalTok"/>
+        </w:rPr>
+        <w:t xml:space="preserve">(</w:t>
+      </w:r>
+      <w:r>
+        <w:rPr>
+          <w:rStyle w:val="DecValTok"/>
+        </w:rPr>
+        <w:t xml:space="preserve">2</w:t>
+      </w:r>
+      <w:r>
+        <w:rPr>
+          <w:rStyle w:val="SpecialCharTok"/>
+        </w:rPr>
+        <w:t xml:space="preserve">*</w:t>
+      </w:r>
+      <w:r>
+        <w:rPr>
+          <w:rStyle w:val="NormalTok"/>
+        </w:rPr>
+        <w:t xml:space="preserve">(DTH</w:t>
+      </w:r>
+      <w:r>
+        <w:rPr>
+          <w:rStyle w:val="SpecialCharTok"/>
+        </w:rPr>
+        <w:t xml:space="preserve">*</w:t>
+      </w:r>
+      <w:r>
+        <w:rPr>
+          <w:rStyle w:val="NormalTok"/>
+        </w:rPr>
+        <w:t xml:space="preserve">(</w:t>
+      </w:r>
+      <w:r>
+        <w:rPr>
+          <w:rStyle w:val="FunctionTok"/>
+        </w:rPr>
+        <w:t xml:space="preserve">Logit</w:t>
+      </w:r>
+      <w:r>
+        <w:rPr>
+          <w:rStyle w:val="NormalTok"/>
+        </w:rPr>
+        <w:t xml:space="preserve">(Q.x)</w:t>
+      </w:r>
+      <w:r>
+        <w:rPr>
+          <w:rStyle w:val="SpecialCharTok"/>
+        </w:rPr>
+        <w:t xml:space="preserve">-</w:t>
+      </w:r>
+      <w:r>
+        <w:rPr>
+          <w:rStyle w:val="FunctionTok"/>
+        </w:rPr>
+        <w:t xml:space="preserve">Logit</w:t>
+      </w:r>
+      <w:r>
+        <w:rPr>
+          <w:rStyle w:val="NormalTok"/>
+        </w:rPr>
+        <w:t xml:space="preserve">(qx_full))</w:t>
+      </w:r>
+      <w:r>
+        <w:rPr>
+          <w:rStyle w:val="SpecialCharTok"/>
+        </w:rPr>
+        <w:t xml:space="preserve">+</w:t>
+      </w:r>
+      <w:r>
+        <w:rPr>
+          <w:rStyle w:val="NormalTok"/>
+        </w:rPr>
+        <w:t xml:space="preserve">E.init</w:t>
+      </w:r>
+      <w:r>
+        <w:rPr>
+          <w:rStyle w:val="SpecialCharTok"/>
+        </w:rPr>
+        <w:t xml:space="preserve">*</w:t>
+      </w:r>
+      <w:r>
+        <w:rPr>
+          <w:rStyle w:val="NormalTok"/>
+        </w:rPr>
+        <w:t xml:space="preserve">(</w:t>
+      </w:r>
+      <w:r>
+        <w:rPr>
+          <w:rStyle w:val="FunctionTok"/>
+        </w:rPr>
+        <w:t xml:space="preserve">log</w:t>
+      </w:r>
+      <w:r>
+        <w:rPr>
+          <w:rStyle w:val="NormalTok"/>
+        </w:rPr>
+        <w:t xml:space="preserve">(</w:t>
+      </w:r>
+      <w:r>
+        <w:rPr>
+          <w:rStyle w:val="DecValTok"/>
+        </w:rPr>
+        <w:t xml:space="preserve">1</w:t>
+      </w:r>
+      <w:r>
+        <w:rPr>
+          <w:rStyle w:val="SpecialCharTok"/>
+        </w:rPr>
+        <w:t xml:space="preserve">-</w:t>
+      </w:r>
+      <w:r>
+        <w:rPr>
+          <w:rStyle w:val="NormalTok"/>
+        </w:rPr>
+        <w:t xml:space="preserve">Q.x)</w:t>
+      </w:r>
+      <w:r>
+        <w:rPr>
+          <w:rStyle w:val="SpecialCharTok"/>
+        </w:rPr>
+        <w:t xml:space="preserve">-</w:t>
+      </w:r>
+      <w:r>
+        <w:rPr>
+          <w:rStyle w:val="FunctionTok"/>
+        </w:rPr>
+        <w:t xml:space="preserve">log</w:t>
+      </w:r>
+      <w:r>
+        <w:rPr>
+          <w:rStyle w:val="NormalTok"/>
+        </w:rPr>
+        <w:t xml:space="preserve">(</w:t>
+      </w:r>
+      <w:r>
+        <w:rPr>
+          <w:rStyle w:val="DecValTok"/>
+        </w:rPr>
+        <w:t xml:space="preserve">1</w:t>
+      </w:r>
+      <w:r>
+        <w:rPr>
+          <w:rStyle w:val="SpecialCharTok"/>
+        </w:rPr>
+        <w:t xml:space="preserve">-</w:t>
+      </w:r>
+      <w:r>
+        <w:rPr>
+          <w:rStyle w:val="NormalTok"/>
+        </w:rPr>
+        <w:t xml:space="preserve">qx_full))))</w:t>
+      </w:r>
+      <w:r>
+        <w:br/>
+      </w:r>
+      <w:r>
+        <w:rPr>
+          <w:rStyle w:val="NormalTok"/>
+        </w:rPr>
+        <w:t xml:space="preserve">null_dev_bin</w:t>
+      </w:r>
+    </w:p>
+    <w:p>
+      <w:pPr>
+        <w:pStyle w:val="SourceCode"/>
+      </w:pPr>
+      <w:r>
+        <w:rPr>
+          <w:rStyle w:val="VerbatimChar"/>
+        </w:rPr>
+        <w:t xml:space="preserve">[1] 9483.109</w:t>
+      </w:r>
+    </w:p>
+    <w:p>
+      <w:pPr>
+        <w:pStyle w:val="SourceCode"/>
+      </w:pPr>
+      <w:r>
+        <w:rPr>
+          <w:rStyle w:val="CommentTok"/>
+        </w:rPr>
+        <w:t xml:space="preserve"># check: summary(Gomp.bin)$null</w:t>
+      </w:r>
+    </w:p>
+    <w:p>
+      <w:pPr>
+        <w:pStyle w:val="FirstParagraph"/>
+      </w:pPr>
+      <w:r>
+        <w:rPr>
+          <w:b/>
+          <w:bCs/>
+        </w:rPr>
+        <w:t xml:space="preserve">AIC:</w:t>
+      </w:r>
+    </w:p>
+    <w:p>
+      <w:pPr>
+        <w:pStyle w:val="SourceCode"/>
+      </w:pPr>
+      <w:r>
+        <w:rPr>
+          <w:rStyle w:val="NormalTok"/>
+        </w:rPr>
+        <w:t xml:space="preserve">log_prod_bin </w:t>
+      </w:r>
+      <w:r>
+        <w:rPr>
+          <w:rStyle w:val="OtherTok"/>
+        </w:rPr>
+        <w:t xml:space="preserve">=</w:t>
+      </w:r>
+      <w:r>
+        <w:rPr>
+          <w:rStyle w:val="NormalTok"/>
+        </w:rPr>
+        <w:t xml:space="preserve"> </w:t>
+      </w:r>
+      <w:r>
+        <w:rPr>
+          <w:rStyle w:val="FunctionTok"/>
+        </w:rPr>
+        <w:t xml:space="preserve">rep</w:t>
+      </w:r>
+      <w:r>
+        <w:rPr>
+          <w:rStyle w:val="NormalTok"/>
+        </w:rPr>
+        <w:t xml:space="preserve">(</w:t>
+      </w:r>
+      <w:r>
+        <w:rPr>
+          <w:rStyle w:val="DecValTok"/>
+        </w:rPr>
+        <w:t xml:space="preserve">0</w:t>
+      </w:r>
+      <w:r>
+        <w:rPr>
+          <w:rStyle w:val="NormalTok"/>
+        </w:rPr>
+        <w:t xml:space="preserve">,</w:t>
+      </w:r>
+      <w:r>
+        <w:rPr>
+          <w:rStyle w:val="DecValTok"/>
+        </w:rPr>
+        <w:t xml:space="preserve">41</w:t>
+      </w:r>
+      <w:r>
+        <w:rPr>
+          <w:rStyle w:val="NormalTok"/>
+        </w:rPr>
+        <w:t xml:space="preserve">)</w:t>
+      </w:r>
+      <w:r>
+        <w:br/>
+      </w:r>
+      <w:r>
+        <w:rPr>
+          <w:rStyle w:val="ControlFlowTok"/>
+        </w:rPr>
+        <w:t xml:space="preserve">for</w:t>
+      </w:r>
+      <w:r>
+        <w:rPr>
+          <w:rStyle w:val="NormalTok"/>
+        </w:rPr>
+        <w:t xml:space="preserve"> (j </w:t>
+      </w:r>
+      <w:r>
+        <w:rPr>
+          <w:rStyle w:val="ControlFlowTok"/>
+        </w:rPr>
+        <w:t xml:space="preserve">in</w:t>
+      </w:r>
+      <w:r>
+        <w:rPr>
+          <w:rStyle w:val="NormalTok"/>
+        </w:rPr>
+        <w:t xml:space="preserve"> </w:t>
+      </w:r>
+      <w:r>
+        <w:rPr>
+          <w:rStyle w:val="DecValTok"/>
+        </w:rPr>
+        <w:t xml:space="preserve">1</w:t>
+      </w:r>
+      <w:r>
+        <w:rPr>
+          <w:rStyle w:val="SpecialCharTok"/>
+        </w:rPr>
+        <w:t xml:space="preserve">:</w:t>
+      </w:r>
+      <w:r>
+        <w:rPr>
+          <w:rStyle w:val="DecValTok"/>
+        </w:rPr>
+        <w:t xml:space="preserve">41</w:t>
+      </w:r>
+      <w:r>
+        <w:rPr>
+          <w:rStyle w:val="NormalTok"/>
+        </w:rPr>
+        <w:t xml:space="preserve">){</w:t>
+      </w:r>
+      <w:r>
+        <w:br/>
+      </w:r>
+      <w:r>
+        <w:rPr>
+          <w:rStyle w:val="NormalTok"/>
+        </w:rPr>
+        <w:t xml:space="preserve">  </w:t>
+      </w:r>
+      <w:r>
+        <w:rPr>
+          <w:rStyle w:val="ControlFlowTok"/>
+        </w:rPr>
+        <w:t xml:space="preserve">for</w:t>
+      </w:r>
+      <w:r>
+        <w:rPr>
+          <w:rStyle w:val="NormalTok"/>
+        </w:rPr>
+        <w:t xml:space="preserve"> (i </w:t>
+      </w:r>
+      <w:r>
+        <w:rPr>
+          <w:rStyle w:val="ControlFlowTok"/>
+        </w:rPr>
+        <w:t xml:space="preserve">in</w:t>
+      </w:r>
+      <w:r>
+        <w:rPr>
+          <w:rStyle w:val="NormalTok"/>
+        </w:rPr>
+        <w:t xml:space="preserve"> </w:t>
+      </w:r>
+      <w:r>
+        <w:rPr>
+          <w:rStyle w:val="DecValTok"/>
+        </w:rPr>
+        <w:t xml:space="preserve">1</w:t>
+      </w:r>
+      <w:r>
+        <w:rPr>
+          <w:rStyle w:val="SpecialCharTok"/>
+        </w:rPr>
+        <w:t xml:space="preserve">:</w:t>
+      </w:r>
+      <w:r>
+        <w:rPr>
+          <w:rStyle w:val="NormalTok"/>
+        </w:rPr>
+        <w:t xml:space="preserve">DTH[j]){</w:t>
+      </w:r>
+      <w:r>
+        <w:br/>
+      </w:r>
+      <w:r>
+        <w:rPr>
+          <w:rStyle w:val="NormalTok"/>
+        </w:rPr>
+        <w:t xml:space="preserve">    log_prod_bin[j] </w:t>
+      </w:r>
+      <w:r>
+        <w:rPr>
+          <w:rStyle w:val="OtherTok"/>
+        </w:rPr>
+        <w:t xml:space="preserve">=</w:t>
+      </w:r>
+      <w:r>
+        <w:rPr>
+          <w:rStyle w:val="NormalTok"/>
+        </w:rPr>
+        <w:t xml:space="preserve"> log_prod_bin[j]</w:t>
+      </w:r>
+      <w:r>
+        <w:rPr>
+          <w:rStyle w:val="SpecialCharTok"/>
+        </w:rPr>
+        <w:t xml:space="preserve">+</w:t>
+      </w:r>
+      <w:r>
+        <w:rPr>
+          <w:rStyle w:val="FunctionTok"/>
+        </w:rPr>
+        <w:t xml:space="preserve">log</w:t>
+      </w:r>
+      <w:r>
+        <w:rPr>
+          <w:rStyle w:val="NormalTok"/>
+        </w:rPr>
+        <w:t xml:space="preserve">((E.init[j] </w:t>
+      </w:r>
+      <w:r>
+        <w:rPr>
+          <w:rStyle w:val="SpecialCharTok"/>
+        </w:rPr>
+        <w:t xml:space="preserve">-</w:t>
+      </w:r>
+      <w:r>
+        <w:rPr>
+          <w:rStyle w:val="NormalTok"/>
+        </w:rPr>
+        <w:t xml:space="preserve"> i </w:t>
+      </w:r>
+      <w:r>
+        <w:rPr>
+          <w:rStyle w:val="SpecialCharTok"/>
+        </w:rPr>
+        <w:t xml:space="preserve">+</w:t>
+      </w:r>
+      <w:r>
+        <w:rPr>
+          <w:rStyle w:val="NormalTok"/>
+        </w:rPr>
+        <w:t xml:space="preserve"> </w:t>
+      </w:r>
+      <w:r>
+        <w:rPr>
+          <w:rStyle w:val="DecValTok"/>
+        </w:rPr>
+        <w:t xml:space="preserve">1</w:t>
+      </w:r>
+      <w:r>
+        <w:rPr>
+          <w:rStyle w:val="NormalTok"/>
+        </w:rPr>
+        <w:t xml:space="preserve">)</w:t>
+      </w:r>
+      <w:r>
+        <w:rPr>
+          <w:rStyle w:val="SpecialCharTok"/>
+        </w:rPr>
+        <w:t xml:space="preserve">/</w:t>
+      </w:r>
+      <w:r>
+        <w:rPr>
+          <w:rStyle w:val="NormalTok"/>
+        </w:rPr>
+        <w:t xml:space="preserve">i)</w:t>
+      </w:r>
+      <w:r>
+        <w:br/>
+      </w:r>
+      <w:r>
+        <w:rPr>
+          <w:rStyle w:val="NormalTok"/>
+        </w:rPr>
+        <w:t xml:space="preserve">  }</w:t>
+      </w:r>
+      <w:r>
+        <w:br/>
+      </w:r>
+      <w:r>
+        <w:rPr>
+          <w:rStyle w:val="NormalTok"/>
+        </w:rPr>
+        <w:t xml:space="preserve">}</w:t>
+      </w:r>
+      <w:r>
+        <w:br/>
+      </w:r>
+      <w:r>
+        <w:rPr>
+          <w:rStyle w:val="NormalTok"/>
+        </w:rPr>
+        <w:t xml:space="preserve">AIC_bin </w:t>
+      </w:r>
+      <w:r>
+        <w:rPr>
+          <w:rStyle w:val="OtherTok"/>
+        </w:rPr>
+        <w:t xml:space="preserve">&lt;-</w:t>
+      </w:r>
+      <w:r>
+        <w:rPr>
+          <w:rStyle w:val="NormalTok"/>
+        </w:rPr>
+        <w:t xml:space="preserve"> </w:t>
+      </w:r>
+      <w:r>
+        <w:rPr>
+          <w:rStyle w:val="DecValTok"/>
+        </w:rPr>
+        <w:t xml:space="preserve">4</w:t>
+      </w:r>
+      <w:r>
+        <w:rPr>
+          <w:rStyle w:val="NormalTok"/>
+        </w:rPr>
+        <w:t xml:space="preserve"> </w:t>
+      </w:r>
+      <w:r>
+        <w:rPr>
+          <w:rStyle w:val="SpecialCharTok"/>
+        </w:rPr>
+        <w:t xml:space="preserve">-</w:t>
+      </w:r>
+      <w:r>
+        <w:rPr>
+          <w:rStyle w:val="NormalTok"/>
+        </w:rPr>
+        <w:t xml:space="preserve"> </w:t>
+      </w:r>
+      <w:r>
+        <w:rPr>
+          <w:rStyle w:val="DecValTok"/>
+        </w:rPr>
+        <w:t xml:space="preserve">2</w:t>
+      </w:r>
+      <w:r>
+        <w:rPr>
+          <w:rStyle w:val="NormalTok"/>
+        </w:rPr>
+        <w:t xml:space="preserve"> </w:t>
+      </w:r>
+      <w:r>
+        <w:rPr>
+          <w:rStyle w:val="SpecialCharTok"/>
+        </w:rPr>
+        <w:t xml:space="preserve">*</w:t>
+      </w:r>
+      <w:r>
+        <w:rPr>
+          <w:rStyle w:val="NormalTok"/>
+        </w:rPr>
+        <w:t xml:space="preserve"> </w:t>
+      </w:r>
+      <w:r>
+        <w:rPr>
+          <w:rStyle w:val="FunctionTok"/>
+        </w:rPr>
+        <w:t xml:space="preserve">sum</w:t>
+      </w:r>
+      <w:r>
+        <w:rPr>
+          <w:rStyle w:val="NormalTok"/>
+        </w:rPr>
+        <w:t xml:space="preserve">(DTH</w:t>
+      </w:r>
+      <w:r>
+        <w:rPr>
+          <w:rStyle w:val="SpecialCharTok"/>
+        </w:rPr>
+        <w:t xml:space="preserve">*</w:t>
+      </w:r>
+      <w:r>
+        <w:rPr>
+          <w:rStyle w:val="NormalTok"/>
+        </w:rPr>
+        <w:t xml:space="preserve">Gomp.bin</w:t>
+      </w:r>
+      <w:r>
+        <w:rPr>
+          <w:rStyle w:val="SpecialCharTok"/>
+        </w:rPr>
+        <w:t xml:space="preserve">$</w:t>
+      </w:r>
+      <w:r>
+        <w:rPr>
+          <w:rStyle w:val="NormalTok"/>
+        </w:rPr>
+        <w:t xml:space="preserve">lin </w:t>
+      </w:r>
+      <w:r>
+        <w:rPr>
+          <w:rStyle w:val="SpecialCharTok"/>
+        </w:rPr>
+        <w:t xml:space="preserve">+</w:t>
+      </w:r>
+      <w:r>
+        <w:rPr>
+          <w:rStyle w:val="NormalTok"/>
+        </w:rPr>
+        <w:t xml:space="preserve"> E.init</w:t>
+      </w:r>
+      <w:r>
+        <w:rPr>
+          <w:rStyle w:val="SpecialCharTok"/>
+        </w:rPr>
+        <w:t xml:space="preserve">*</w:t>
+      </w:r>
+      <w:r>
+        <w:rPr>
+          <w:rStyle w:val="FunctionTok"/>
+        </w:rPr>
+        <w:t xml:space="preserve">log</w:t>
+      </w:r>
+      <w:r>
+        <w:rPr>
+          <w:rStyle w:val="NormalTok"/>
+        </w:rPr>
+        <w:t xml:space="preserve">(</w:t>
+      </w:r>
+      <w:r>
+        <w:rPr>
+          <w:rStyle w:val="DecValTok"/>
+        </w:rPr>
+        <w:t xml:space="preserve">1</w:t>
+      </w:r>
+      <w:r>
+        <w:rPr>
+          <w:rStyle w:val="SpecialCharTok"/>
+        </w:rPr>
+        <w:t xml:space="preserve">-</w:t>
+      </w:r>
+      <w:r>
+        <w:rPr>
+          <w:rStyle w:val="NormalTok"/>
+        </w:rPr>
+        <w:t xml:space="preserve">Gomp.bin</w:t>
+      </w:r>
+      <w:r>
+        <w:rPr>
+          <w:rStyle w:val="SpecialCharTok"/>
+        </w:rPr>
+        <w:t xml:space="preserve">$</w:t>
+      </w:r>
+      <w:r>
+        <w:rPr>
+          <w:rStyle w:val="NormalTok"/>
+        </w:rPr>
+        <w:t xml:space="preserve">fit)</w:t>
+      </w:r>
+      <w:r>
+        <w:rPr>
+          <w:rStyle w:val="SpecialCharTok"/>
+        </w:rPr>
+        <w:t xml:space="preserve">+</w:t>
+      </w:r>
+      <w:r>
+        <w:rPr>
+          <w:rStyle w:val="NormalTok"/>
+        </w:rPr>
+        <w:t xml:space="preserve">log_prod_bin)</w:t>
+      </w:r>
+      <w:r>
+        <w:br/>
+      </w:r>
+      <w:r>
+        <w:rPr>
+          <w:rStyle w:val="NormalTok"/>
+        </w:rPr>
+        <w:t xml:space="preserve">AIC_bin</w:t>
+      </w:r>
+    </w:p>
+    <w:p>
+      <w:pPr>
+        <w:pStyle w:val="SourceCode"/>
+      </w:pPr>
+      <w:r>
+        <w:rPr>
+          <w:rStyle w:val="VerbatimChar"/>
+        </w:rPr>
+        <w:t xml:space="preserve">[1] 381.5928</w:t>
+      </w:r>
+    </w:p>
+    <w:p>
+      <w:pPr>
+        <w:pStyle w:val="SourceCode"/>
+      </w:pPr>
+      <w:r>
+        <w:rPr>
+          <w:rStyle w:val="CommentTok"/>
+        </w:rPr>
+        <w:t xml:space="preserve"># Check: summary(Gomp.bin)$aic</w:t>
+      </w:r>
+    </w:p>
+    <w:bookmarkEnd w:id="69"/>
+    <w:bookmarkEnd w:id="70"/>
+    <w:bookmarkStart w:id="71" w:name="section-1"/>
+    <w:p>
+      <w:pPr>
+        <w:pStyle w:val="Heading2"/>
+      </w:pPr>
     </w:p>
     <w:p>
       <w:r>
@@ -7346,9 +10738,8 @@
         </w:pict>
       </w:r>
     </w:p>
-    <w:bookmarkEnd w:id="68"/>
-    <w:bookmarkEnd w:id="69"/>
-    <w:bookmarkStart w:id="81" w:name="gompertz-models-over-time"/>
+    <w:bookmarkEnd w:id="71"/>
+    <w:bookmarkStart w:id="83" w:name="gompertz-models-over-time"/>
     <w:p>
       <w:pPr>
         <w:pStyle w:val="Heading2"/>
@@ -7409,7 +10800,7 @@
         <w:rPr>
           <w:rStyle w:val="NormalTok"/>
         </w:rPr>
-        <w:t xml:space="preserve">, ]</w:t>
+        <w:t xml:space="preserve">, ] </w:t>
       </w:r>
       <w:r>
         <w:br/>
@@ -7454,7 +10845,7 @@
         <w:rPr>
           <w:rStyle w:val="NormalTok"/>
         </w:rPr>
-        <w:t xml:space="preserve">, ]</w:t>
+        <w:t xml:space="preserve">, ] </w:t>
       </w:r>
       <w:r>
         <w:br/>
@@ -7499,10 +10890,16 @@
         <w:rPr>
           <w:rStyle w:val="NormalTok"/>
         </w:rPr>
-        <w:t xml:space="preserve"> EXP)</w:t>
-      </w:r>
-      <w:r>
-        <w:br/>
+        <w:t xml:space="preserve"> EXP) </w:t>
+      </w:r>
+      <w:r>
+        <w:br/>
+      </w:r>
+      <w:r>
+        <w:rPr>
+          <w:rStyle w:val="NormalTok"/>
+        </w:rPr>
+        <w:t xml:space="preserve"> </w:t>
       </w:r>
       <w:r>
         <w:br/>
@@ -7565,7 +10962,7 @@
         <w:rPr>
           <w:rStyle w:val="NormalTok"/>
         </w:rPr>
-        <w:t xml:space="preserve">,</w:t>
+        <w:t xml:space="preserve">, </w:t>
       </w:r>
       <w:r>
         <w:br/>
@@ -7598,10 +10995,16 @@
         <w:rPr>
           <w:rStyle w:val="NormalTok"/>
         </w:rPr>
-        <w:t xml:space="preserve">)</w:t>
-      </w:r>
-      <w:r>
-        <w:br/>
+        <w:t xml:space="preserve">) </w:t>
+      </w:r>
+      <w:r>
+        <w:br/>
+      </w:r>
+      <w:r>
+        <w:rPr>
+          <w:rStyle w:val="NormalTok"/>
+        </w:rPr>
+        <w:t xml:space="preserve"> </w:t>
       </w:r>
       <w:r>
         <w:br/>
@@ -7694,7 +11097,7 @@
         <w:rPr>
           <w:rStyle w:val="NormalTok"/>
         </w:rPr>
-        <w:t xml:space="preserve"> poisson)</w:t>
+        <w:t xml:space="preserve"> poisson) </w:t>
       </w:r>
       <w:r>
         <w:br/>
@@ -7793,7 +11196,7 @@
         <w:rPr>
           <w:rStyle w:val="NormalTok"/>
         </w:rPr>
-        <w:t xml:space="preserve">)</w:t>
+        <w:t xml:space="preserve">) </w:t>
       </w:r>
     </w:p>
     <w:p>
@@ -7805,18 +11208,18 @@
           <wp:inline>
             <wp:extent cx="4620126" cy="3696101"/>
             <wp:effectExtent b="0" l="0" r="0" t="0"/>
-            <wp:docPr descr="" title="" id="71" name="Picture"/>
+            <wp:docPr descr="" title="" id="73" name="Picture"/>
             <a:graphic>
               <a:graphicData uri="http://schemas.openxmlformats.org/drawingml/2006/picture">
                 <pic:pic>
                   <pic:nvPicPr>
-                    <pic:cNvPr descr="Class-5-GLM-and-Gompertz--Solution-_files/figure-docx/unnamed-chunk-14-1.png" id="72" name="Picture"/>
+                    <pic:cNvPr descr="Class-5-GLM-and-Gompertz_files/figure-docx/unnamed-chunk-29-1.png" id="74" name="Picture"/>
                     <pic:cNvPicPr>
                       <a:picLocks noChangeArrowheads="1" noChangeAspect="1"/>
                     </pic:cNvPicPr>
                   </pic:nvPicPr>
                   <pic:blipFill>
-                    <a:blip r:embed="rId70"/>
+                    <a:blip r:embed="rId72"/>
                     <a:stretch>
                       <a:fillRect/>
                     </a:stretch>
@@ -7843,7 +11246,7 @@
         </w:drawing>
       </w:r>
     </w:p>
-    <w:bookmarkStart w:id="76" w:name="quadratic-model-for-time-trends"/>
+    <w:bookmarkStart w:id="78" w:name="quadratic-model-for-time-trends"/>
     <w:p>
       <w:pPr>
         <w:pStyle w:val="Heading3"/>
@@ -7911,6 +11314,12 @@
         <w:t xml:space="preserve">2</w:t>
       </w:r>
       <w:r>
+        <w:rPr>
+          <w:rStyle w:val="NormalTok"/>
+        </w:rPr>
+        <w:t xml:space="preserve"> </w:t>
+      </w:r>
+      <w:r>
         <w:br/>
       </w:r>
       <w:r>
@@ -8025,7 +11434,7 @@
         <w:rPr>
           <w:rStyle w:val="NormalTok"/>
         </w:rPr>
-        <w:t xml:space="preserve"> poisson)</w:t>
+        <w:t xml:space="preserve"> poisson) </w:t>
       </w:r>
       <w:r>
         <w:br/>
@@ -8088,7 +11497,7 @@
         <w:rPr>
           <w:rStyle w:val="NormalTok"/>
         </w:rPr>
-        <w:t xml:space="preserve">,</w:t>
+        <w:t xml:space="preserve">, </w:t>
       </w:r>
       <w:r>
         <w:br/>
@@ -8121,7 +11530,7 @@
         <w:rPr>
           <w:rStyle w:val="NormalTok"/>
         </w:rPr>
-        <w:t xml:space="preserve">)</w:t>
+        <w:t xml:space="preserve">) </w:t>
       </w:r>
       <w:r>
         <w:br/>
@@ -8220,10 +11629,16 @@
         <w:rPr>
           <w:rStyle w:val="NormalTok"/>
         </w:rPr>
-        <w:t xml:space="preserve">)</w:t>
-      </w:r>
-      <w:r>
-        <w:br/>
+        <w:t xml:space="preserve">) </w:t>
+      </w:r>
+      <w:r>
+        <w:br/>
+      </w:r>
+      <w:r>
+        <w:rPr>
+          <w:rStyle w:val="NormalTok"/>
+        </w:rPr>
+        <w:t xml:space="preserve"> </w:t>
       </w:r>
       <w:r>
         <w:br/>
@@ -8352,7 +11767,7 @@
         <w:rPr>
           <w:rStyle w:val="NormalTok"/>
         </w:rPr>
-        <w:t xml:space="preserve">)</w:t>
+        <w:t xml:space="preserve">) </w:t>
       </w:r>
       <w:r>
         <w:br/>
@@ -8427,7 +11842,7 @@
         <w:rPr>
           <w:rStyle w:val="NormalTok"/>
         </w:rPr>
-        <w:t xml:space="preserve">),</w:t>
+        <w:t xml:space="preserve">), </w:t>
       </w:r>
       <w:r>
         <w:br/>
@@ -8556,7 +11971,7 @@
         <w:rPr>
           <w:rStyle w:val="NormalTok"/>
         </w:rPr>
-        <w:t xml:space="preserve">)</w:t>
+        <w:t xml:space="preserve">) </w:t>
       </w:r>
     </w:p>
     <w:p>
@@ -8568,18 +11983,18 @@
           <wp:inline>
             <wp:extent cx="4620126" cy="3696101"/>
             <wp:effectExtent b="0" l="0" r="0" t="0"/>
-            <wp:docPr descr="" title="" id="74" name="Picture"/>
+            <wp:docPr descr="" title="" id="76" name="Picture"/>
             <a:graphic>
               <a:graphicData uri="http://schemas.openxmlformats.org/drawingml/2006/picture">
                 <pic:pic>
                   <pic:nvPicPr>
-                    <pic:cNvPr descr="Class-5-GLM-and-Gompertz--Solution-_files/figure-docx/unnamed-chunk-15-1.png" id="75" name="Picture"/>
+                    <pic:cNvPr descr="Class-5-GLM-and-Gompertz_files/figure-docx/unnamed-chunk-30-1.png" id="77" name="Picture"/>
                     <pic:cNvPicPr>
                       <a:picLocks noChangeArrowheads="1" noChangeAspect="1"/>
                     </pic:cNvPicPr>
                   </pic:nvPicPr>
                   <pic:blipFill>
-                    <a:blip r:embed="rId73"/>
+                    <a:blip r:embed="rId75"/>
                     <a:stretch>
                       <a:fillRect/>
                     </a:stretch>
@@ -8613,8 +12028,8 @@
         </w:pict>
       </w:r>
     </w:p>
-    <w:bookmarkEnd w:id="76"/>
-    <w:bookmarkStart w:id="80" w:name="residual-analysis-for-time-trends"/>
+    <w:bookmarkEnd w:id="78"/>
+    <w:bookmarkStart w:id="82" w:name="residual-analysis-for-time-trends"/>
     <w:p>
       <w:pPr>
         <w:pStyle w:val="Heading3"/>
@@ -8697,7 +12112,7 @@
         <w:rPr>
           <w:rStyle w:val="NormalTok"/>
         </w:rPr>
-        <w:t xml:space="preserve">,</w:t>
+        <w:t xml:space="preserve">, </w:t>
       </w:r>
       <w:r>
         <w:br/>
@@ -8754,7 +12169,7 @@
         <w:rPr>
           <w:rStyle w:val="NormalTok"/>
         </w:rPr>
-        <w:t xml:space="preserve">)</w:t>
+        <w:t xml:space="preserve">) </w:t>
       </w:r>
       <w:r>
         <w:br/>
@@ -8865,7 +12280,7 @@
         <w:rPr>
           <w:rStyle w:val="NormalTok"/>
         </w:rPr>
-        <w:t xml:space="preserve">)</w:t>
+        <w:t xml:space="preserve">) </w:t>
       </w:r>
       <w:r>
         <w:br/>
@@ -8940,7 +12355,7 @@
         <w:rPr>
           <w:rStyle w:val="NormalTok"/>
         </w:rPr>
-        <w:t xml:space="preserve">),</w:t>
+        <w:t xml:space="preserve">), </w:t>
       </w:r>
       <w:r>
         <w:br/>
@@ -9045,7 +12460,7 @@
         <w:rPr>
           <w:rStyle w:val="NormalTok"/>
         </w:rPr>
-        <w:t xml:space="preserve">))</w:t>
+        <w:t xml:space="preserve">)) </w:t>
       </w:r>
     </w:p>
     <w:p>
@@ -9057,18 +12472,18 @@
           <wp:inline>
             <wp:extent cx="4620126" cy="3696101"/>
             <wp:effectExtent b="0" l="0" r="0" t="0"/>
-            <wp:docPr descr="" title="" id="78" name="Picture"/>
+            <wp:docPr descr="" title="" id="80" name="Picture"/>
             <a:graphic>
               <a:graphicData uri="http://schemas.openxmlformats.org/drawingml/2006/picture">
                 <pic:pic>
                   <pic:nvPicPr>
-                    <pic:cNvPr descr="Class-5-GLM-and-Gompertz--Solution-_files/figure-docx/unnamed-chunk-16-1.png" id="79" name="Picture"/>
+                    <pic:cNvPr descr="Class-5-GLM-and-Gompertz_files/figure-docx/unnamed-chunk-31-1.png" id="81" name="Picture"/>
                     <pic:cNvPicPr>
                       <a:picLocks noChangeArrowheads="1" noChangeAspect="1"/>
                     </pic:cNvPicPr>
                   </pic:nvPicPr>
                   <pic:blipFill>
-                    <a:blip r:embed="rId77"/>
+                    <a:blip r:embed="rId79"/>
                     <a:stretch>
                       <a:fillRect/>
                     </a:stretch>
@@ -9102,9 +12517,9 @@
         </w:pict>
       </w:r>
     </w:p>
-    <w:bookmarkEnd w:id="80"/>
-    <w:bookmarkEnd w:id="81"/>
-    <w:bookmarkStart w:id="82" w:name="conclusion"/>
+    <w:bookmarkEnd w:id="82"/>
+    <w:bookmarkEnd w:id="83"/>
+    <w:bookmarkStart w:id="84" w:name="conclusion"/>
     <w:p>
       <w:pPr>
         <w:pStyle w:val="Heading2"/>
@@ -9198,7 +12613,7 @@
         <w:t xml:space="preserve">.</w:t>
       </w:r>
     </w:p>
-    <w:bookmarkEnd w:id="82"/>
+    <w:bookmarkEnd w:id="84"/>
     <w:sectPr/>
   </w:body>
 </w:document>
@@ -9629,7 +13044,7 @@
   </w:style>
   <w:style w:styleId="Subtitle" w:type="paragraph">
     <w:name w:val="Subtitle"/>
-    <w:basedOn w:val="Normal"/>
+    <w:basedOn w:val="Title"/>
     <w:next w:val="BodyText"/>
     <w:link w:val="SubtitleChar"/>
     <w:uiPriority w:val="11"/>
@@ -9642,7 +13057,6 @@
     </w:pPr>
     <w:rPr>
       <w:rFonts w:cstheme="majorBidi" w:eastAsiaTheme="majorEastAsia"/>
-      <w:color w:themeColor="text1" w:themeTint="A6" w:val="595959"/>
       <w:spacing w:val="15"/>
       <w:sz w:val="28"/>
       <w:szCs w:val="28"/>
@@ -9695,7 +13109,6 @@
     </w:pPr>
     <w:rPr>
       <w:b/>
-      <w:color w:val="345A8A"/>
       <w:sz w:val="20"/>
       <w:szCs w:val="20"/>
     </w:rPr>
